--- a/docs/assets/attachments/modules/10.-correlation-analysis/10.1-sample-correlation.docx
+++ b/docs/assets/attachments/modules/10.-correlation-analysis/10.1-sample-correlation.docx
@@ -1,6 +1,6 @@
 
 <file path=word/document.xml><?xml version="1.0" encoding="utf-8"?>
-<w:document xmlns:wpc="http://schemas.microsoft.com/office/word/2010/wordprocessingCanvas" xmlns:cx="http://schemas.microsoft.com/office/drawing/2014/chartex" xmlns:cx1="http://schemas.microsoft.com/office/drawing/2015/9/8/chartex" xmlns:cx2="http://schemas.microsoft.com/office/drawing/2015/10/21/chartex" xmlns:cx3="http://schemas.microsoft.com/office/drawing/2016/5/9/chartex" xmlns:cx4="http://schemas.microsoft.com/office/drawing/2016/5/10/chartex" xmlns:cx5="http://schemas.microsoft.com/office/drawing/2016/5/11/chartex" xmlns:cx6="http://schemas.microsoft.com/office/drawing/2016/5/12/chartex" xmlns:cx7="http://schemas.microsoft.com/office/drawing/2016/5/13/chartex" xmlns:cx8="http://schemas.microsoft.com/office/drawing/2016/5/14/chartex" xmlns:mc="http://schemas.openxmlformats.org/markup-compatibility/2006" xmlns:aink="http://schemas.microsoft.com/office/drawing/2016/ink" xmlns:am3d="http://schemas.microsoft.com/office/drawing/2017/model3d" xmlns:o="urn:schemas-microsoft-com:office:office" xmlns:oel="http://schemas.microsoft.com/office/2019/extlst" xmlns:r="http://schemas.openxmlformats.org/officeDocument/2006/relationships" xmlns:m="http://schemas.openxmlformats.org/officeDocument/2006/math" xmlns:v="urn:schemas-microsoft-com:vml" xmlns:wp14="http://schemas.microsoft.com/office/word/2010/wordprocessingDrawing" xmlns:wp="http://schemas.openxmlformats.org/drawingml/2006/wordprocessingDrawing" xmlns:w10="urn:schemas-microsoft-com:office:word" xmlns:w="http://schemas.openxmlformats.org/wordprocessingml/2006/main" xmlns:w14="http://schemas.microsoft.com/office/word/2010/wordml" xmlns:w15="http://schemas.microsoft.com/office/word/2012/wordml" xmlns:w16cex="http://schemas.microsoft.com/office/word/2018/wordml/cex" xmlns:w16cid="http://schemas.microsoft.com/office/word/2016/wordml/cid" xmlns:w16="http://schemas.microsoft.com/office/word/2018/wordml" xmlns:w16du="http://schemas.microsoft.com/office/word/2023/wordml/word16du" xmlns:w16sdtdh="http://schemas.microsoft.com/office/word/2020/wordml/sdtdatahash" xmlns:w16sdtfl="http://schemas.microsoft.com/office/word/2024/wordml/sdtformatlock" xmlns:w16se="http://schemas.microsoft.com/office/word/2015/wordml/symex" xmlns:wpg="http://schemas.microsoft.com/office/word/2010/wordprocessingGroup" xmlns:wpi="http://schemas.microsoft.com/office/word/2010/wordprocessingInk" xmlns:wne="http://schemas.microsoft.com/office/word/2006/wordml" xmlns:wps="http://schemas.microsoft.com/office/word/2010/wordprocessingShape" mc:Ignorable="w14 w15 w16se w16cid w16 w16cex w16sdtdh w16sdtfl w16du wp14">
+<w:document xmlns:wpc="http://schemas.microsoft.com/office/word/2010/wordprocessingCanvas" xmlns:cx="http://schemas.microsoft.com/office/drawing/2014/chartex" xmlns:cx1="http://schemas.microsoft.com/office/drawing/2015/9/8/chartex" xmlns:cx2="http://schemas.microsoft.com/office/drawing/2015/10/21/chartex" xmlns:cx3="http://schemas.microsoft.com/office/drawing/2016/5/9/chartex" xmlns:cx4="http://schemas.microsoft.com/office/drawing/2016/5/10/chartex" xmlns:cx5="http://schemas.microsoft.com/office/drawing/2016/5/11/chartex" xmlns:cx6="http://schemas.microsoft.com/office/drawing/2016/5/12/chartex" xmlns:cx7="http://schemas.microsoft.com/office/drawing/2016/5/13/chartex" xmlns:cx8="http://schemas.microsoft.com/office/drawing/2016/5/14/chartex" xmlns:mc="http://schemas.openxmlformats.org/markup-compatibility/2006" xmlns:m="http://schemas.openxmlformats.org/officeDocument/2006/math" xmlns:aink="http://schemas.microsoft.com/office/drawing/2016/ink" xmlns:am3d="http://schemas.microsoft.com/office/drawing/2017/model3d" xmlns:oel="http://schemas.microsoft.com/office/2019/extlst" xmlns:r="http://schemas.openxmlformats.org/officeDocument/2006/relationships" xmlns:wp14="http://schemas.microsoft.com/office/word/2010/wordprocessingDrawing" xmlns:wp="http://schemas.openxmlformats.org/drawingml/2006/wordprocessingDrawing" xmlns:wpg="http://schemas.microsoft.com/office/word/2010/wordprocessingGroup" xmlns:wpi="http://schemas.microsoft.com/office/word/2010/wordprocessingInk" xmlns:wps="http://schemas.microsoft.com/office/word/2010/wordprocessingShape" xmlns:o="urn:schemas-microsoft-com:office:office" xmlns:v="urn:schemas-microsoft-com:vml" xmlns:w10="urn:schemas-microsoft-com:office:word" xmlns:w="http://schemas.openxmlformats.org/wordprocessingml/2006/main" xmlns:w14="http://schemas.microsoft.com/office/word/2010/wordml" xmlns:w15="http://schemas.microsoft.com/office/word/2012/wordml" xmlns:w16cex="http://schemas.microsoft.com/office/word/2018/wordml/cex" xmlns:w16cid="http://schemas.microsoft.com/office/word/2016/wordml/cid" xmlns:w16="http://schemas.microsoft.com/office/word/2018/wordml" xmlns:w16sdtdh="http://schemas.microsoft.com/office/word/2020/wordml/sdtdatahash" xmlns:w16sdtfl="http://schemas.microsoft.com/office/word/2024/wordml/sdtformatlock" xmlns:w16se="http://schemas.microsoft.com/office/word/2015/wordml/symex" xmlns:w16du="http://schemas.microsoft.com/office/word/2023/wordml/word16du" xmlns:wne="http://schemas.microsoft.com/office/word/2006/wordml" mc:Ignorable="w14 w15 w16se w16cid w16 w16cex w16sdtdh w16sdtfl w16du wp14">
   <w:body>
     <w:p>
       <w:pPr>
@@ -218,7 +218,7 @@
       </w:tr>
       <w:tr>
         <w:trPr>
-          <w:trHeight w:val="1960"/>
+          <w:trHeight w:val="1807"/>
         </w:trPr>
         <w:tc>
           <w:tcPr>
@@ -277,10 +277,10 @@
                 <w:noProof/>
               </w:rPr>
               <w:drawing>
-                <wp:inline distT="0" distB="0" distL="0" distR="0" wp14:anchorId="5DE5B03C" wp14:editId="4FA6C6F6">
-                  <wp:extent cx="4551045" cy="1439545"/>
+                <wp:inline distT="0" distB="0" distL="0" distR="0" wp14:anchorId="08AF4213" wp14:editId="755DF5BF">
+                  <wp:extent cx="4674870" cy="1132205"/>
                   <wp:effectExtent l="0" t="0" r="0" b="0"/>
-                  <wp:docPr id="317093633" name="Picture 1"/>
+                  <wp:docPr id="1944878793" name="Picture 1"/>
                   <wp:cNvGraphicFramePr>
                     <a:graphicFrameLocks xmlns:a="http://schemas.openxmlformats.org/drawingml/2006/main" noChangeAspect="1"/>
                   </wp:cNvGraphicFramePr>
@@ -288,11 +288,17 @@
                     <a:graphicData uri="http://schemas.openxmlformats.org/drawingml/2006/picture">
                       <pic:pic xmlns:pic="http://schemas.openxmlformats.org/drawingml/2006/picture">
                         <pic:nvPicPr>
-                          <pic:cNvPr id="317093633" name=""/>
+                          <pic:cNvPr id="1944878793" name="Picture 1944878793"/>
                           <pic:cNvPicPr/>
                         </pic:nvPicPr>
                         <pic:blipFill>
-                          <a:blip r:embed="rId9"/>
+                          <a:blip r:embed="rId9" cstate="print">
+                            <a:extLst>
+                              <a:ext uri="{28A0092B-C50C-407E-A947-70E740481C1C}">
+                                <a14:useLocalDpi xmlns:a14="http://schemas.microsoft.com/office/drawing/2010/main" val="0"/>
+                              </a:ext>
+                            </a:extLst>
+                          </a:blip>
                           <a:stretch>
                             <a:fillRect/>
                           </a:stretch>
@@ -300,7 +306,7 @@
                         <pic:spPr>
                           <a:xfrm>
                             <a:off x="0" y="0"/>
-                            <a:ext cx="4551045" cy="1439545"/>
+                            <a:ext cx="4674870" cy="1132205"/>
                           </a:xfrm>
                           <a:prstGeom prst="rect">
                             <a:avLst/>
@@ -368,165 +374,60 @@
           </w:tcPr>
           <w:p>
             <w:pPr>
-              <w:rPr>
-                <w:lang w:val="en-US"/>
-              </w:rPr>
-            </w:pPr>
-            <w:bookmarkStart w:id="1" w:name="_Hlk229409366"/>
-            <w:r>
-              <w:rPr>
-                <w:lang w:val="en-US"/>
-              </w:rPr>
-              <w:t>There is a significant correlation between</w:t>
-            </w:r>
-            <w:bookmarkStart w:id="2" w:name="_Hlk229409210"/>
-            <w:r>
-              <w:rPr>
-                <w:lang w:val="en-US"/>
-              </w:rPr>
-              <w:t> </w:t>
-            </w:r>
-            <w:r>
-              <w:t>r</w:t>
-            </w:r>
-            <w:r>
-              <w:t xml:space="preserve">espondents' </w:t>
-            </w:r>
-            <w:r>
-              <w:t>personal income</w:t>
-            </w:r>
-            <w:r>
-              <w:t xml:space="preserve"> </w:t>
-            </w:r>
-            <w:bookmarkEnd w:id="2"/>
-            <w:r>
-              <w:rPr>
-                <w:lang w:val="en-US"/>
-              </w:rPr>
-              <w:t>and </w:t>
-            </w:r>
-            <w:bookmarkStart w:id="3" w:name="_Hlk229410053"/>
-            <w:r>
-              <w:t xml:space="preserve">the </w:t>
-            </w:r>
-            <w:r>
-              <w:t>television screen time in hours</w:t>
-            </w:r>
-            <w:r>
-              <w:t xml:space="preserve"> </w:t>
-            </w:r>
-            <w:bookmarkEnd w:id="3"/>
-            <w:r>
-              <w:rPr>
-                <w:lang w:val="en-US"/>
-              </w:rPr>
-              <w:t>since the p-value is less than .05.</w:t>
-            </w:r>
-          </w:p>
-          <w:p>
-            <w:pPr>
-              <w:rPr>
-                <w:lang w:val="en-US"/>
-              </w:rPr>
+              <w:pStyle w:val="NormalWeb"/>
+              <w:spacing w:before="0" w:beforeAutospacing="0" w:after="0" w:afterAutospacing="0"/>
             </w:pPr>
             <w:r>
               <w:rPr>
-                <w:lang w:val="en-US"/>
+                <w:rFonts w:ascii="Arial" w:hAnsi="Arial" w:cs="Arial"/>
+                <w:color w:val="000000"/>
               </w:rPr>
-              <w:t xml:space="preserve">This correlation is </w:t>
+              <w:t>There is a statistically significant correlation between respondents' personal income and television screen time in hours since the p-value is less than 0.05.</w:t>
             </w:r>
+          </w:p>
+          <w:p/>
+          <w:p>
+            <w:pPr>
+              <w:pStyle w:val="NormalWeb"/>
+              <w:spacing w:before="0" w:beforeAutospacing="0" w:after="0" w:afterAutospacing="0"/>
+            </w:pPr>
             <w:r>
               <w:rPr>
-                <w:lang w:val="en-US"/>
+                <w:rFonts w:ascii="Arial" w:hAnsi="Arial" w:cs="Arial"/>
+                <w:color w:val="000000"/>
               </w:rPr>
-              <w:t>negative</w:t>
-            </w:r>
-            <w:r>
-              <w:rPr>
-                <w:lang w:val="en-US"/>
-              </w:rPr>
-              <w:t xml:space="preserve"> and </w:t>
-            </w:r>
-            <w:r>
-              <w:rPr>
-                <w:lang w:val="en-US"/>
-              </w:rPr>
-              <w:t>weak</w:t>
-            </w:r>
-            <w:r>
-              <w:rPr>
-                <w:lang w:val="en-US"/>
-              </w:rPr>
-              <w:t xml:space="preserve"> since the </w:t>
+              <w:t xml:space="preserve">This correlation is negative and weak since the </w:t>
             </w:r>
             <w:proofErr w:type="spellStart"/>
             <w:r>
               <w:rPr>
-                <w:lang w:val="en-US"/>
+                <w:rFonts w:ascii="Arial" w:hAnsi="Arial" w:cs="Arial"/>
+                <w:color w:val="000000"/>
               </w:rPr>
               <w:t>r-value</w:t>
             </w:r>
             <w:proofErr w:type="spellEnd"/>
             <w:r>
               <w:rPr>
-                <w:lang w:val="en-US"/>
+                <w:rFonts w:ascii="Arial" w:hAnsi="Arial" w:cs="Arial"/>
+                <w:color w:val="000000"/>
               </w:rPr>
-              <w:t xml:space="preserve"> is </w:t>
-            </w:r>
-            <w:r>
-              <w:rPr>
-                <w:lang w:val="en-US"/>
-              </w:rPr>
-              <w:t>-0.124</w:t>
-            </w:r>
-            <w:r>
-              <w:rPr>
-                <w:lang w:val="en-US"/>
-              </w:rPr>
-              <w:t> </w:t>
-            </w:r>
-            <w:r>
-              <w:t>(less than |0.3|).</w:t>
+              <w:t xml:space="preserve"> is -0.124 (|r| &lt; 0.3).</w:t>
             </w:r>
           </w:p>
+          <w:p/>
           <w:p>
             <w:pPr>
-              <w:spacing w:after="0"/>
-              <w:rPr>
-                <w:lang w:val="en-US"/>
-              </w:rPr>
+              <w:pStyle w:val="NormalWeb"/>
+              <w:spacing w:before="0" w:beforeAutospacing="0" w:after="0" w:afterAutospacing="0"/>
             </w:pPr>
             <w:r>
               <w:rPr>
-                <w:lang w:val="en-US"/>
+                <w:rFonts w:ascii="Arial" w:hAnsi="Arial" w:cs="Arial"/>
+                <w:color w:val="000000"/>
               </w:rPr>
-              <w:t>This means that</w:t>
+              <w:t>This means that as respondents' personal income increases, television screen time in hours tends to decrease.</w:t>
             </w:r>
-            <w:r>
-              <w:rPr>
-                <w:lang w:val="en-US"/>
-              </w:rPr>
-              <w:t xml:space="preserve"> as </w:t>
-            </w:r>
-            <w:r>
-              <w:t>r</w:t>
-            </w:r>
-            <w:r>
-              <w:t xml:space="preserve">espondents' </w:t>
-            </w:r>
-            <w:r>
-              <w:t>personal income increases</w:t>
-            </w:r>
-            <w:r>
-              <w:rPr>
-                <w:lang w:val="en-US"/>
-              </w:rPr>
-              <w:t> </w:t>
-            </w:r>
-            <w:r>
-              <w:t>the television screen time in hours decreases, and vice versa.</w:t>
-            </w:r>
-            <w:bookmarkEnd w:id="1"/>
           </w:p>
         </w:tc>
       </w:tr>
@@ -534,9 +435,35 @@
     <w:p>
       <w:pPr>
         <w:pStyle w:val="numberingqs"/>
+        <w:numPr>
+          <w:ilvl w:val="0"/>
+          <w:numId w:val="0"/>
+        </w:numPr>
         <w:spacing w:before="240" w:line="240" w:lineRule="auto"/>
+        <w:ind w:left="288"/>
+      </w:pPr>
+    </w:p>
+    <w:p>
+      <w:pPr>
+        <w:spacing w:after="160" w:line="259" w:lineRule="auto"/>
+        <w:rPr>
+          <w:rFonts w:cstheme="minorBidi"/>
+          <w:color w:val="auto"/>
+          <w:szCs w:val="22"/>
+          <w:lang w:val="en-US"/>
+        </w:rPr>
       </w:pPr>
       <w:r>
+        <w:br w:type="page"/>
+      </w:r>
+    </w:p>
+    <w:p>
+      <w:pPr>
+        <w:pStyle w:val="numberingqs"/>
+        <w:spacing w:before="240" w:line="240" w:lineRule="auto"/>
+      </w:pPr>
+      <w:r>
+        <w:lastRenderedPageBreak/>
         <w:t xml:space="preserve">Create a correlation scatterplot graph using </w:t>
       </w:r>
       <w:proofErr w:type="spellStart"/>
@@ -563,7 +490,7 @@
       <w:r>
         <w:t xml:space="preserve"> variables </w:t>
       </w:r>
-      <w:bookmarkStart w:id="4" w:name="_Hlk229409612"/>
+      <w:bookmarkStart w:id="1" w:name="_Hlk229409612"/>
       <w:r>
         <w:rPr>
           <w:b/>
@@ -571,7 +498,7 @@
         </w:rPr>
         <w:t>(5 points).</w:t>
       </w:r>
-      <w:bookmarkEnd w:id="4"/>
+      <w:bookmarkEnd w:id="1"/>
     </w:p>
     <w:tbl>
       <w:tblPr>
@@ -709,7 +636,6 @@
                 <w:b/>
                 <w:bCs/>
               </w:rPr>
-              <w:lastRenderedPageBreak/>
               <w:t>Graph:</w:t>
             </w:r>
           </w:p>
@@ -740,10 +666,10 @@
                 <w:noProof/>
               </w:rPr>
               <w:drawing>
-                <wp:inline distT="0" distB="0" distL="0" distR="0" wp14:anchorId="1EA3BBF4" wp14:editId="0A6E355E">
-                  <wp:extent cx="4608195" cy="4112260"/>
-                  <wp:effectExtent l="0" t="0" r="1905" b="2540"/>
-                  <wp:docPr id="767241442" name="Picture 1"/>
+                <wp:inline distT="0" distB="0" distL="0" distR="0" wp14:anchorId="6EBFEFB0" wp14:editId="53B5828B">
+                  <wp:extent cx="4608195" cy="3857625"/>
+                  <wp:effectExtent l="0" t="0" r="1905" b="3175"/>
+                  <wp:docPr id="1657051995" name="Picture 2"/>
                   <wp:cNvGraphicFramePr>
                     <a:graphicFrameLocks xmlns:a="http://schemas.openxmlformats.org/drawingml/2006/main" noChangeAspect="1"/>
                   </wp:cNvGraphicFramePr>
@@ -751,11 +677,17 @@
                     <a:graphicData uri="http://schemas.openxmlformats.org/drawingml/2006/picture">
                       <pic:pic xmlns:pic="http://schemas.openxmlformats.org/drawingml/2006/picture">
                         <pic:nvPicPr>
-                          <pic:cNvPr id="767241442" name=""/>
+                          <pic:cNvPr id="1657051995" name="Picture 1657051995"/>
                           <pic:cNvPicPr/>
                         </pic:nvPicPr>
                         <pic:blipFill>
-                          <a:blip r:embed="rId10"/>
+                          <a:blip r:embed="rId10" cstate="print">
+                            <a:extLst>
+                              <a:ext uri="{28A0092B-C50C-407E-A947-70E740481C1C}">
+                                <a14:useLocalDpi xmlns:a14="http://schemas.microsoft.com/office/drawing/2010/main" val="0"/>
+                              </a:ext>
+                            </a:extLst>
+                          </a:blip>
                           <a:stretch>
                             <a:fillRect/>
                           </a:stretch>
@@ -763,7 +695,7 @@
                         <pic:spPr>
                           <a:xfrm>
                             <a:off x="0" y="0"/>
-                            <a:ext cx="4608195" cy="4112260"/>
+                            <a:ext cx="4608195" cy="3857625"/>
                           </a:xfrm>
                           <a:prstGeom prst="rect">
                             <a:avLst/>
@@ -787,7 +719,7 @@
       <w:r>
         <w:t xml:space="preserve">Create a correlation analysis table using </w:t>
       </w:r>
-      <w:bookmarkStart w:id="5" w:name="_Hlk229409572"/>
+      <w:bookmarkStart w:id="2" w:name="_Hlk229409572"/>
       <w:proofErr w:type="spellStart"/>
       <w:r>
         <w:rPr>
@@ -804,11 +736,11 @@
         </w:rPr>
         <w:t xml:space="preserve"> </w:t>
       </w:r>
-      <w:bookmarkEnd w:id="5"/>
+      <w:bookmarkEnd w:id="2"/>
       <w:r>
         <w:t xml:space="preserve">and </w:t>
       </w:r>
-      <w:bookmarkStart w:id="6" w:name="_Hlk229409579"/>
+      <w:bookmarkStart w:id="3" w:name="_Hlk229409579"/>
       <w:proofErr w:type="spellStart"/>
       <w:r>
         <w:rPr>
@@ -825,7 +757,7 @@
         </w:rPr>
         <w:t xml:space="preserve"> </w:t>
       </w:r>
-      <w:bookmarkEnd w:id="6"/>
+      <w:bookmarkEnd w:id="3"/>
       <w:r>
         <w:t xml:space="preserve">variables </w:t>
       </w:r>
@@ -847,7 +779,7 @@
       <w:r>
         <w:t xml:space="preserve"> and p-value </w:t>
       </w:r>
-      <w:bookmarkStart w:id="7" w:name="_Hlk229409546"/>
+      <w:bookmarkStart w:id="4" w:name="_Hlk229409546"/>
       <w:r>
         <w:rPr>
           <w:b/>
@@ -855,7 +787,7 @@
         </w:rPr>
         <w:t>(10 points).</w:t>
       </w:r>
-      <w:bookmarkEnd w:id="7"/>
+      <w:bookmarkEnd w:id="4"/>
     </w:p>
     <w:tbl>
       <w:tblPr>
@@ -1042,10 +974,10 @@
                 <w:noProof/>
               </w:rPr>
               <w:drawing>
-                <wp:inline distT="0" distB="0" distL="0" distR="0" wp14:anchorId="56C79374" wp14:editId="4170B291">
-                  <wp:extent cx="4551045" cy="1469390"/>
-                  <wp:effectExtent l="0" t="0" r="0" b="3810"/>
-                  <wp:docPr id="1202267537" name="Picture 1"/>
+                <wp:inline distT="0" distB="0" distL="0" distR="0" wp14:anchorId="5C961DF8" wp14:editId="046FE51F">
+                  <wp:extent cx="4551045" cy="1155700"/>
+                  <wp:effectExtent l="0" t="0" r="0" b="0"/>
+                  <wp:docPr id="1702759186" name="Picture 3"/>
                   <wp:cNvGraphicFramePr>
                     <a:graphicFrameLocks xmlns:a="http://schemas.openxmlformats.org/drawingml/2006/main" noChangeAspect="1"/>
                   </wp:cNvGraphicFramePr>
@@ -1053,11 +985,17 @@
                     <a:graphicData uri="http://schemas.openxmlformats.org/drawingml/2006/picture">
                       <pic:pic xmlns:pic="http://schemas.openxmlformats.org/drawingml/2006/picture">
                         <pic:nvPicPr>
-                          <pic:cNvPr id="1202267537" name=""/>
+                          <pic:cNvPr id="1702759186" name="Picture 1702759186"/>
                           <pic:cNvPicPr/>
                         </pic:nvPicPr>
                         <pic:blipFill>
-                          <a:blip r:embed="rId11"/>
+                          <a:blip r:embed="rId11" cstate="print">
+                            <a:extLst>
+                              <a:ext uri="{28A0092B-C50C-407E-A947-70E740481C1C}">
+                                <a14:useLocalDpi xmlns:a14="http://schemas.microsoft.com/office/drawing/2010/main" val="0"/>
+                              </a:ext>
+                            </a:extLst>
+                          </a:blip>
                           <a:stretch>
                             <a:fillRect/>
                           </a:stretch>
@@ -1065,7 +1003,7 @@
                         <pic:spPr>
                           <a:xfrm>
                             <a:off x="0" y="0"/>
-                            <a:ext cx="4551045" cy="1469390"/>
+                            <a:ext cx="4551045" cy="1155700"/>
                           </a:xfrm>
                           <a:prstGeom prst="rect">
                             <a:avLst/>
@@ -1111,6 +1049,7 @@
                 <w:b/>
                 <w:bCs/>
               </w:rPr>
+              <w:lastRenderedPageBreak/>
               <w:t>Interpretation:</w:t>
             </w:r>
           </w:p>
@@ -1132,147 +1071,69 @@
             </w:tcMar>
           </w:tcPr>
           <w:p>
-            <w:bookmarkStart w:id="8" w:name="_Hlk229410097"/>
+            <w:pPr>
+              <w:pStyle w:val="NormalWeb"/>
+              <w:spacing w:before="0" w:beforeAutospacing="0" w:after="0" w:afterAutospacing="0"/>
+            </w:pPr>
             <w:r>
               <w:rPr>
-                <w:lang w:val="en-US"/>
+                <w:rFonts w:ascii="Arial" w:hAnsi="Arial" w:cs="Arial"/>
+                <w:color w:val="000000"/>
               </w:rPr>
-              <w:t>There is a significant correlation between </w:t>
-            </w:r>
-            <w:bookmarkStart w:id="9" w:name="_Hlk229409380"/>
-            <w:r>
-              <w:t>r</w:t>
-            </w:r>
-            <w:r>
-              <w:t xml:space="preserve">espondents' </w:t>
-            </w:r>
-            <w:r>
-              <w:t xml:space="preserve">mothers’ education in years </w:t>
-            </w:r>
-            <w:bookmarkEnd w:id="9"/>
-            <w:r>
-              <w:t>and r</w:t>
-            </w:r>
-            <w:r>
-              <w:t xml:space="preserve">espondents' </w:t>
-            </w:r>
-            <w:r>
-              <w:t xml:space="preserve">fathers’ education in years  </w:t>
-            </w:r>
-            <w:r>
-              <w:rPr>
-                <w:lang w:val="en-US"/>
-              </w:rPr>
-              <w:t>since the p-value is less than .05.</w:t>
+              <w:t>There is a statistically significant correlation between respondents' mothers' education in years and respondents' fathers' education in years since the p-value is less than 0.05.</w:t>
             </w:r>
           </w:p>
-          <w:bookmarkEnd w:id="8"/>
+          <w:p/>
           <w:p>
             <w:pPr>
+              <w:pStyle w:val="NormalWeb"/>
+              <w:spacing w:before="0" w:beforeAutospacing="0" w:after="0" w:afterAutospacing="0"/>
               <w:rPr>
-                <w:lang w:val="en-US"/>
+                <w:rFonts w:ascii="Arial" w:hAnsi="Arial" w:cs="Arial"/>
+                <w:color w:val="000000"/>
               </w:rPr>
             </w:pPr>
             <w:r>
               <w:rPr>
-                <w:lang w:val="en-US"/>
+                <w:rFonts w:ascii="Arial" w:hAnsi="Arial" w:cs="Arial"/>
+                <w:color w:val="000000"/>
               </w:rPr>
-              <w:lastRenderedPageBreak/>
-              <w:t xml:space="preserve">This correlation is </w:t>
-            </w:r>
-            <w:r>
-              <w:rPr>
-                <w:lang w:val="en-US"/>
-              </w:rPr>
-              <w:t>positive</w:t>
-            </w:r>
-            <w:r>
-              <w:rPr>
-                <w:lang w:val="en-US"/>
-              </w:rPr>
-              <w:t xml:space="preserve"> and </w:t>
-            </w:r>
-            <w:r>
-              <w:rPr>
-                <w:lang w:val="en-US"/>
-              </w:rPr>
-              <w:t>strong</w:t>
-            </w:r>
-            <w:r>
-              <w:rPr>
-                <w:lang w:val="en-US"/>
-              </w:rPr>
-              <w:t xml:space="preserve"> since the </w:t>
+              <w:t xml:space="preserve">This correlation is positive and strong since the </w:t>
             </w:r>
             <w:proofErr w:type="spellStart"/>
             <w:r>
               <w:rPr>
-                <w:lang w:val="en-US"/>
+                <w:rFonts w:ascii="Arial" w:hAnsi="Arial" w:cs="Arial"/>
+                <w:color w:val="000000"/>
               </w:rPr>
               <w:t>r-value</w:t>
             </w:r>
             <w:proofErr w:type="spellEnd"/>
             <w:r>
               <w:rPr>
-                <w:lang w:val="en-US"/>
+                <w:rFonts w:ascii="Arial" w:hAnsi="Arial" w:cs="Arial"/>
+                <w:color w:val="000000"/>
               </w:rPr>
-              <w:t xml:space="preserve"> is </w:t>
-            </w:r>
-            <w:r>
-              <w:rPr>
-                <w:lang w:val="en-US"/>
-              </w:rPr>
-              <w:t>0.606</w:t>
-            </w:r>
-            <w:r>
-              <w:rPr>
-                <w:lang w:val="en-US"/>
-              </w:rPr>
-              <w:t> </w:t>
-            </w:r>
-            <w:r>
-              <w:t>(</w:t>
-            </w:r>
-            <w:r>
-              <w:t>higher than |0.5|).</w:t>
+              <w:t xml:space="preserve"> is 0.606 (|r| ≥ 0.5).</w:t>
             </w:r>
           </w:p>
           <w:p>
             <w:pPr>
-              <w:widowControl w:val="0"/>
-              <w:spacing w:after="0"/>
+              <w:pStyle w:val="NormalWeb"/>
+              <w:spacing w:before="0" w:beforeAutospacing="0" w:after="0" w:afterAutospacing="0"/>
+            </w:pPr>
+          </w:p>
+          <w:p>
+            <w:pPr>
+              <w:pStyle w:val="NormalWeb"/>
+              <w:spacing w:before="0" w:beforeAutospacing="0" w:after="0" w:afterAutospacing="0"/>
             </w:pPr>
             <w:r>
               <w:rPr>
-                <w:lang w:val="en-US"/>
+                <w:rFonts w:ascii="Arial" w:hAnsi="Arial" w:cs="Arial"/>
+                <w:color w:val="000000"/>
               </w:rPr>
-              <w:t>This means that</w:t>
-            </w:r>
-            <w:r>
-              <w:rPr>
-                <w:lang w:val="en-US"/>
-              </w:rPr>
-              <w:t xml:space="preserve"> </w:t>
-            </w:r>
-            <w:bookmarkStart w:id="10" w:name="_Hlk229410036"/>
-            <w:r>
-              <w:t>r</w:t>
-            </w:r>
-            <w:r>
-              <w:t xml:space="preserve">espondents' </w:t>
-            </w:r>
-            <w:r>
-              <w:t xml:space="preserve">mothers’ education in years </w:t>
-            </w:r>
-            <w:bookmarkEnd w:id="10"/>
-            <w:r>
-              <w:t>and r</w:t>
-            </w:r>
-            <w:r>
-              <w:t xml:space="preserve">espondents' </w:t>
-            </w:r>
-            <w:r>
-              <w:t>fathers’ education in years increase and decrease together.</w:t>
+              <w:t>This means that as respondents' mothers' education in years increases, respondents' fathers' education in years tends to increase.</w:t>
             </w:r>
           </w:p>
         </w:tc>
@@ -1284,7 +1145,6 @@
         <w:spacing w:before="240" w:line="240" w:lineRule="auto"/>
       </w:pPr>
       <w:r>
-        <w:lastRenderedPageBreak/>
         <w:t xml:space="preserve">Create a correlation scatterplot graph using </w:t>
       </w:r>
       <w:proofErr w:type="spellStart"/>
@@ -1502,10 +1362,10 @@
                 <w:noProof/>
               </w:rPr>
               <w:drawing>
-                <wp:inline distT="0" distB="0" distL="0" distR="0" wp14:anchorId="5630D21A" wp14:editId="29F92635">
-                  <wp:extent cx="4674870" cy="4123690"/>
-                  <wp:effectExtent l="0" t="0" r="0" b="3810"/>
-                  <wp:docPr id="418402112" name="Picture 1"/>
+                <wp:inline distT="0" distB="0" distL="0" distR="0" wp14:anchorId="351BCA06" wp14:editId="70E46126">
+                  <wp:extent cx="4674870" cy="3937000"/>
+                  <wp:effectExtent l="0" t="0" r="0" b="0"/>
+                  <wp:docPr id="369135290" name="Picture 4"/>
                   <wp:cNvGraphicFramePr>
                     <a:graphicFrameLocks xmlns:a="http://schemas.openxmlformats.org/drawingml/2006/main" noChangeAspect="1"/>
                   </wp:cNvGraphicFramePr>
@@ -1513,11 +1373,17 @@
                     <a:graphicData uri="http://schemas.openxmlformats.org/drawingml/2006/picture">
                       <pic:pic xmlns:pic="http://schemas.openxmlformats.org/drawingml/2006/picture">
                         <pic:nvPicPr>
-                          <pic:cNvPr id="418402112" name=""/>
+                          <pic:cNvPr id="369135290" name="Picture 369135290"/>
                           <pic:cNvPicPr/>
                         </pic:nvPicPr>
                         <pic:blipFill>
-                          <a:blip r:embed="rId12"/>
+                          <a:blip r:embed="rId12" cstate="print">
+                            <a:extLst>
+                              <a:ext uri="{28A0092B-C50C-407E-A947-70E740481C1C}">
+                                <a14:useLocalDpi xmlns:a14="http://schemas.microsoft.com/office/drawing/2010/main" val="0"/>
+                              </a:ext>
+                            </a:extLst>
+                          </a:blip>
                           <a:stretch>
                             <a:fillRect/>
                           </a:stretch>
@@ -1525,7 +1391,7 @@
                         <pic:spPr>
                           <a:xfrm>
                             <a:off x="0" y="0"/>
-                            <a:ext cx="4674870" cy="4123690"/>
+                            <a:ext cx="4674870" cy="3937000"/>
                           </a:xfrm>
                           <a:prstGeom prst="rect">
                             <a:avLst/>
@@ -1551,6 +1417,14 @@
           <w:between w:val="nil"/>
         </w:pBdr>
         <w:spacing w:before="120"/>
+        <w:sectPr>
+          <w:footerReference w:type="even" r:id="rId13"/>
+          <w:footerReference w:type="default" r:id="rId14"/>
+          <w:headerReference w:type="first" r:id="rId15"/>
+          <w:pgSz w:w="12240" w:h="15840"/>
+          <w:pgMar w:top="1440" w:right="1440" w:bottom="1440" w:left="1440" w:header="720" w:footer="720" w:gutter="0"/>
+          <w:cols w:space="720"/>
+        </w:sectPr>
       </w:pPr>
     </w:p>
     <w:p>
@@ -1558,6 +1432,7 @@
         <w:pStyle w:val="numberingqs"/>
       </w:pPr>
       <w:r>
+        <w:lastRenderedPageBreak/>
         <w:t>Create a correlation table</w:t>
       </w:r>
       <w:r>
@@ -1566,7 +1441,7 @@
       <w:r>
         <w:t xml:space="preserve"> </w:t>
       </w:r>
-      <w:bookmarkStart w:id="11" w:name="_Hlk229409933"/>
+      <w:bookmarkStart w:id="5" w:name="_Hlk229409933"/>
       <w:r>
         <w:t xml:space="preserve">using </w:t>
       </w:r>
@@ -1582,7 +1457,7 @@
       <w:r>
         <w:t xml:space="preserve">, </w:t>
       </w:r>
-      <w:bookmarkStart w:id="12" w:name="_Hlk229409879"/>
+      <w:bookmarkStart w:id="6" w:name="_Hlk229409879"/>
       <w:proofErr w:type="spellStart"/>
       <w:r>
         <w:rPr>
@@ -1591,7 +1466,7 @@
         </w:rPr>
         <w:t>tvhours</w:t>
       </w:r>
-      <w:bookmarkEnd w:id="12"/>
+      <w:bookmarkEnd w:id="6"/>
       <w:proofErr w:type="spellEnd"/>
       <w:r>
         <w:t xml:space="preserve">, </w:t>
@@ -1673,7 +1548,7 @@
         </w:rPr>
         <w:t>(10 points)</w:t>
       </w:r>
-      <w:bookmarkEnd w:id="11"/>
+      <w:bookmarkEnd w:id="5"/>
     </w:p>
     <w:p>
       <w:pPr>
@@ -1689,7 +1564,7 @@
         </w:rPr>
         <w:t xml:space="preserve">interpret the correlation between </w:t>
       </w:r>
-      <w:bookmarkStart w:id="13" w:name="_Hlk229409911"/>
+      <w:bookmarkStart w:id="7" w:name="_Hlk229409911"/>
       <w:proofErr w:type="spellStart"/>
       <w:r>
         <w:rPr>
@@ -1706,14 +1581,14 @@
         </w:rPr>
         <w:t xml:space="preserve"> </w:t>
       </w:r>
-      <w:bookmarkEnd w:id="13"/>
+      <w:bookmarkEnd w:id="7"/>
       <w:r>
         <w:rPr>
           <w:color w:val="000000"/>
         </w:rPr>
         <w:t xml:space="preserve">and </w:t>
       </w:r>
-      <w:bookmarkStart w:id="14" w:name="_Hlk229409915"/>
+      <w:bookmarkStart w:id="8" w:name="_Hlk229409915"/>
       <w:proofErr w:type="spellStart"/>
       <w:r>
         <w:rPr>
@@ -1730,7 +1605,7 @@
         </w:rPr>
         <w:t xml:space="preserve"> </w:t>
       </w:r>
-      <w:bookmarkEnd w:id="14"/>
+      <w:bookmarkEnd w:id="8"/>
       <w:r>
         <w:rPr>
           <w:color w:val="000000"/>
@@ -1760,7 +1635,7 @@
         </w:rPr>
         <w:t xml:space="preserve">interpret the correlation between </w:t>
       </w:r>
-      <w:bookmarkStart w:id="15" w:name="_Hlk229409910"/>
+      <w:bookmarkStart w:id="9" w:name="_Hlk229409910"/>
       <w:r>
         <w:rPr>
           <w:b/>
@@ -1777,7 +1652,7 @@
         </w:rPr>
         <w:t xml:space="preserve"> </w:t>
       </w:r>
-      <w:bookmarkEnd w:id="15"/>
+      <w:bookmarkEnd w:id="9"/>
       <w:r>
         <w:rPr>
           <w:color w:val="000000"/>
@@ -1864,7 +1739,6 @@
                 <w:b/>
                 <w:bCs/>
               </w:rPr>
-              <w:lastRenderedPageBreak/>
               <w:t>Code (-5):</w:t>
             </w:r>
           </w:p>
@@ -2024,10 +1898,10 @@
                 <w:noProof/>
               </w:rPr>
               <w:drawing>
-                <wp:inline distT="0" distB="0" distL="0" distR="0" wp14:anchorId="00EE43B5" wp14:editId="4FA82775">
-                  <wp:extent cx="4551045" cy="2437765"/>
-                  <wp:effectExtent l="0" t="0" r="0" b="635"/>
-                  <wp:docPr id="1608654959" name="Picture 1"/>
+                <wp:inline distT="0" distB="0" distL="0" distR="0" wp14:anchorId="3C2CD700" wp14:editId="6B9FEA17">
+                  <wp:extent cx="4551045" cy="2517140"/>
+                  <wp:effectExtent l="0" t="0" r="0" b="0"/>
+                  <wp:docPr id="936262440" name="Picture 5"/>
                   <wp:cNvGraphicFramePr>
                     <a:graphicFrameLocks xmlns:a="http://schemas.openxmlformats.org/drawingml/2006/main" noChangeAspect="1"/>
                   </wp:cNvGraphicFramePr>
@@ -2035,11 +1909,17 @@
                     <a:graphicData uri="http://schemas.openxmlformats.org/drawingml/2006/picture">
                       <pic:pic xmlns:pic="http://schemas.openxmlformats.org/drawingml/2006/picture">
                         <pic:nvPicPr>
-                          <pic:cNvPr id="1608654959" name=""/>
+                          <pic:cNvPr id="936262440" name="Picture 936262440"/>
                           <pic:cNvPicPr/>
                         </pic:nvPicPr>
                         <pic:blipFill>
-                          <a:blip r:embed="rId13"/>
+                          <a:blip r:embed="rId16" cstate="print">
+                            <a:extLst>
+                              <a:ext uri="{28A0092B-C50C-407E-A947-70E740481C1C}">
+                                <a14:useLocalDpi xmlns:a14="http://schemas.microsoft.com/office/drawing/2010/main" val="0"/>
+                              </a:ext>
+                            </a:extLst>
+                          </a:blip>
                           <a:stretch>
                             <a:fillRect/>
                           </a:stretch>
@@ -2047,7 +1927,7 @@
                         <pic:spPr>
                           <a:xfrm>
                             <a:off x="0" y="0"/>
-                            <a:ext cx="4551045" cy="2437765"/>
+                            <a:ext cx="4551045" cy="2517140"/>
                           </a:xfrm>
                           <a:prstGeom prst="rect">
                             <a:avLst/>
@@ -2155,37 +2035,27 @@
           <w:p>
             <w:pPr>
               <w:rPr>
-                <w:rFonts w:eastAsia="Times New Roman" w:cs="Times New Roman"/>
-                <w:color w:val="auto"/>
+                <w:lang w:val="en-US"/>
               </w:rPr>
             </w:pPr>
             <w:r>
-              <w:t xml:space="preserve">There is a no significant correlation between </w:t>
-            </w:r>
-            <w:bookmarkStart w:id="16" w:name="_Hlk229410068"/>
-            <w:r>
-              <w:t>the r</w:t>
-            </w:r>
-            <w:r>
-              <w:t xml:space="preserve">espondents' </w:t>
-            </w:r>
-            <w:r>
-              <w:t>mothers’ education in years and the television screen time in hours  </w:t>
-            </w:r>
-            <w:bookmarkEnd w:id="16"/>
-            <w:r>
-              <w:t>since the p-value is greater than .05.</w:t>
+              <w:rPr>
+                <w:lang w:val="en-US"/>
+              </w:rPr>
+              <w:t>There is no statistically significant correlation between respondents' mothers' education in years and television screen time in hours since the p-value is greater than 0.05.</w:t>
             </w:r>
           </w:p>
           <w:p>
+            <w:pPr>
+              <w:rPr>
+                <w:lang w:val="en-US"/>
+              </w:rPr>
+            </w:pPr>
             <w:r>
-              <w:t>This means that the the r</w:t>
-            </w:r>
-            <w:r>
-              <w:t xml:space="preserve">espondents' </w:t>
-            </w:r>
-            <w:r>
-              <w:t>mothers’ education in years and the television screen time in hours are not related.</w:t>
+              <w:rPr>
+                <w:lang w:val="en-US"/>
+              </w:rPr>
+              <w:t>We conclude that respondents' mothers' education in years and television screen time in hours are not related in a statistically significant way.</w:t>
             </w:r>
           </w:p>
         </w:tc>
@@ -2285,88 +2155,56 @@
             </w:tcMar>
           </w:tcPr>
           <w:p>
+            <w:pPr>
+              <w:rPr>
+                <w:lang w:val="en-US"/>
+              </w:rPr>
+            </w:pPr>
             <w:r>
               <w:rPr>
                 <w:lang w:val="en-US"/>
               </w:rPr>
-              <w:t>There is a significant correlation between </w:t>
-            </w:r>
-            <w:bookmarkStart w:id="17" w:name="_Hlk229410170"/>
-            <w:r>
-              <w:t>respondents' age</w:t>
-            </w:r>
-            <w:bookmarkEnd w:id="17"/>
-            <w:r>
-              <w:t xml:space="preserve"> and </w:t>
-            </w:r>
-            <w:bookmarkStart w:id="18" w:name="_Hlk229410174"/>
-            <w:r>
-              <w:t xml:space="preserve">respondents' fathers’ education in </w:t>
-            </w:r>
-            <w:bookmarkEnd w:id="18"/>
-            <w:r>
-              <w:t xml:space="preserve">years  </w:t>
-            </w:r>
-            <w:r>
-              <w:rPr>
-                <w:lang w:val="en-US"/>
-              </w:rPr>
-              <w:t>since the p-value is less than .05.</w:t>
+              <w:t>There is a statistically significant correlation between respondents' age and respondents' fathers' education in years since the p-value is less than 0.05.</w:t>
             </w:r>
           </w:p>
           <w:p>
             <w:pPr>
               <w:rPr>
-                <w:rFonts w:eastAsia="Times New Roman"/>
-                <w:color w:val="auto"/>
+                <w:lang w:val="en-US"/>
               </w:rPr>
             </w:pPr>
             <w:r>
+              <w:rPr>
+                <w:lang w:val="en-US"/>
+              </w:rPr>
               <w:t xml:space="preserve">This correlation is negative and weak since the </w:t>
             </w:r>
             <w:proofErr w:type="spellStart"/>
             <w:r>
+              <w:rPr>
+                <w:lang w:val="en-US"/>
+              </w:rPr>
               <w:t>r-value</w:t>
             </w:r>
             <w:proofErr w:type="spellEnd"/>
             <w:r>
-              <w:t xml:space="preserve"> is </w:t>
-            </w:r>
-            <w:r>
               <w:rPr>
-                <w:rStyle w:val="Strong"/>
+                <w:lang w:val="en-US"/>
               </w:rPr>
-              <w:t>-</w:t>
-            </w:r>
-            <w:r>
-              <w:rPr>
-                <w:rStyle w:val="Strong"/>
-                <w:b w:val="0"/>
-                <w:bCs w:val="0"/>
-              </w:rPr>
-              <w:t>0.168</w:t>
-            </w:r>
-            <w:r>
-              <w:rPr>
-                <w:b/>
-                <w:bCs/>
-              </w:rPr>
-              <w:t> </w:t>
-            </w:r>
-            <w:r>
-              <w:t>(less than |0.3|).</w:t>
+              <w:t xml:space="preserve"> is -0.168 (|r| &lt; 0.3).</w:t>
             </w:r>
           </w:p>
           <w:p>
             <w:pPr>
               <w:rPr>
-                <w:rFonts w:ascii="Roboto" w:hAnsi="Roboto"/>
-                <w:sz w:val="22"/>
-                <w:szCs w:val="22"/>
+                <w:lang w:val="en-US"/>
               </w:rPr>
             </w:pPr>
             <w:r>
-              <w:t>This means that as respondents' age increases respondents' fathers’ education in , and vice versa.</w:t>
+              <w:rPr>
+                <w:lang w:val="en-US"/>
+              </w:rPr>
+              <w:t>This means that as respondents' age increases, respondents' fathers' education in years tends to decrease.</w:t>
             </w:r>
           </w:p>
         </w:tc>
@@ -2381,6 +2219,11 @@
           <w:sz w:val="28"/>
           <w:szCs w:val="28"/>
         </w:rPr>
+        <w:sectPr>
+          <w:pgSz w:w="12240" w:h="15840"/>
+          <w:pgMar w:top="1440" w:right="1440" w:bottom="1440" w:left="1440" w:header="720" w:footer="720" w:gutter="0"/>
+          <w:cols w:space="720"/>
+        </w:sectPr>
       </w:pPr>
     </w:p>
     <w:p>
@@ -2388,6 +2231,7 @@
         <w:pStyle w:val="numberingqs"/>
       </w:pPr>
       <w:r>
+        <w:lastRenderedPageBreak/>
         <w:t xml:space="preserve">Create a scatterplot </w:t>
       </w:r>
       <w:r>
@@ -2570,6 +2414,7 @@
               <w:widowControl w:val="0"/>
               <w:spacing w:after="0"/>
             </w:pPr>
+            <w:bookmarkStart w:id="10" w:name="_Hlk243452080"/>
             <w:proofErr w:type="spellStart"/>
             <w:r>
               <w:t>scatterplot_matrix</w:t>
@@ -2640,6 +2485,7 @@
             <w:r>
               <w:t>, color = "#15616d")</w:t>
             </w:r>
+            <w:bookmarkEnd w:id="10"/>
           </w:p>
         </w:tc>
       </w:tr>
@@ -2674,7 +2520,6 @@
                 <w:b/>
                 <w:bCs/>
               </w:rPr>
-              <w:lastRenderedPageBreak/>
               <w:t>Graph:</w:t>
             </w:r>
           </w:p>
@@ -2705,10 +2550,10 @@
                 <w:noProof/>
               </w:rPr>
               <w:drawing>
-                <wp:inline distT="0" distB="0" distL="0" distR="0" wp14:anchorId="26A26751" wp14:editId="76FBD211">
-                  <wp:extent cx="4765963" cy="3842161"/>
-                  <wp:effectExtent l="0" t="0" r="0" b="6350"/>
-                  <wp:docPr id="953738757" name="Picture 1"/>
+                <wp:inline distT="0" distB="0" distL="0" distR="0" wp14:anchorId="0856BA17" wp14:editId="53547F2E">
+                  <wp:extent cx="4674870" cy="3148965"/>
+                  <wp:effectExtent l="0" t="0" r="0" b="635"/>
+                  <wp:docPr id="173390605" name="Picture 6"/>
                   <wp:cNvGraphicFramePr>
                     <a:graphicFrameLocks xmlns:a="http://schemas.openxmlformats.org/drawingml/2006/main" noChangeAspect="1"/>
                   </wp:cNvGraphicFramePr>
@@ -2716,11 +2561,17 @@
                     <a:graphicData uri="http://schemas.openxmlformats.org/drawingml/2006/picture">
                       <pic:pic xmlns:pic="http://schemas.openxmlformats.org/drawingml/2006/picture">
                         <pic:nvPicPr>
-                          <pic:cNvPr id="953738757" name=""/>
+                          <pic:cNvPr id="173390605" name="Picture 173390605"/>
                           <pic:cNvPicPr/>
                         </pic:nvPicPr>
                         <pic:blipFill>
-                          <a:blip r:embed="rId14"/>
+                          <a:blip r:embed="rId17" cstate="print">
+                            <a:extLst>
+                              <a:ext uri="{28A0092B-C50C-407E-A947-70E740481C1C}">
+                                <a14:useLocalDpi xmlns:a14="http://schemas.microsoft.com/office/drawing/2010/main" val="0"/>
+                              </a:ext>
+                            </a:extLst>
+                          </a:blip>
                           <a:stretch>
                             <a:fillRect/>
                           </a:stretch>
@@ -2728,7 +2579,7 @@
                         <pic:spPr>
                           <a:xfrm>
                             <a:off x="0" y="0"/>
-                            <a:ext cx="4808579" cy="3876517"/>
+                            <a:ext cx="4674870" cy="3148965"/>
                           </a:xfrm>
                           <a:prstGeom prst="rect">
                             <a:avLst/>
@@ -2755,9 +2606,6 @@
       </w:pPr>
     </w:p>
     <w:sectPr>
-      <w:footerReference w:type="even" r:id="rId15"/>
-      <w:footerReference w:type="default" r:id="rId16"/>
-      <w:headerReference w:type="first" r:id="rId17"/>
       <w:pgSz w:w="12240" w:h="15840"/>
       <w:pgMar w:top="1440" w:right="1440" w:bottom="1440" w:left="1440" w:header="720" w:footer="720" w:gutter="0"/>
       <w:cols w:space="720"/>
@@ -2767,7 +2615,7 @@
 </file>
 
 <file path=word/endnotes.xml><?xml version="1.0" encoding="utf-8"?>
-<w:endnotes xmlns:wpc="http://schemas.microsoft.com/office/word/2010/wordprocessingCanvas" xmlns:cx="http://schemas.microsoft.com/office/drawing/2014/chartex" xmlns:cx1="http://schemas.microsoft.com/office/drawing/2015/9/8/chartex" xmlns:cx2="http://schemas.microsoft.com/office/drawing/2015/10/21/chartex" xmlns:cx3="http://schemas.microsoft.com/office/drawing/2016/5/9/chartex" xmlns:cx4="http://schemas.microsoft.com/office/drawing/2016/5/10/chartex" xmlns:cx5="http://schemas.microsoft.com/office/drawing/2016/5/11/chartex" xmlns:cx6="http://schemas.microsoft.com/office/drawing/2016/5/12/chartex" xmlns:cx7="http://schemas.microsoft.com/office/drawing/2016/5/13/chartex" xmlns:cx8="http://schemas.microsoft.com/office/drawing/2016/5/14/chartex" xmlns:mc="http://schemas.openxmlformats.org/markup-compatibility/2006" xmlns:aink="http://schemas.microsoft.com/office/drawing/2016/ink" xmlns:am3d="http://schemas.microsoft.com/office/drawing/2017/model3d" xmlns:o="urn:schemas-microsoft-com:office:office" xmlns:oel="http://schemas.microsoft.com/office/2019/extlst" xmlns:r="http://schemas.openxmlformats.org/officeDocument/2006/relationships" xmlns:m="http://schemas.openxmlformats.org/officeDocument/2006/math" xmlns:v="urn:schemas-microsoft-com:vml" xmlns:wp14="http://schemas.microsoft.com/office/word/2010/wordprocessingDrawing" xmlns:wp="http://schemas.openxmlformats.org/drawingml/2006/wordprocessingDrawing" xmlns:w10="urn:schemas-microsoft-com:office:word" xmlns:w="http://schemas.openxmlformats.org/wordprocessingml/2006/main" xmlns:w14="http://schemas.microsoft.com/office/word/2010/wordml" xmlns:w15="http://schemas.microsoft.com/office/word/2012/wordml" xmlns:w16cex="http://schemas.microsoft.com/office/word/2018/wordml/cex" xmlns:w16cid="http://schemas.microsoft.com/office/word/2016/wordml/cid" xmlns:w16="http://schemas.microsoft.com/office/word/2018/wordml" xmlns:w16du="http://schemas.microsoft.com/office/word/2023/wordml/word16du" xmlns:w16sdtdh="http://schemas.microsoft.com/office/word/2020/wordml/sdtdatahash" xmlns:w16sdtfl="http://schemas.microsoft.com/office/word/2024/wordml/sdtformatlock" xmlns:w16se="http://schemas.microsoft.com/office/word/2015/wordml/symex" xmlns:wpg="http://schemas.microsoft.com/office/word/2010/wordprocessingGroup" xmlns:wpi="http://schemas.microsoft.com/office/word/2010/wordprocessingInk" xmlns:wne="http://schemas.microsoft.com/office/word/2006/wordml" xmlns:wps="http://schemas.microsoft.com/office/word/2010/wordprocessingShape" mc:Ignorable="w14 w15 w16se w16cid w16 w16cex w16sdtdh w16sdtfl w16du wp14">
+<w:endnotes xmlns:wpc="http://schemas.microsoft.com/office/word/2010/wordprocessingCanvas" xmlns:cx="http://schemas.microsoft.com/office/drawing/2014/chartex" xmlns:cx1="http://schemas.microsoft.com/office/drawing/2015/9/8/chartex" xmlns:cx2="http://schemas.microsoft.com/office/drawing/2015/10/21/chartex" xmlns:cx3="http://schemas.microsoft.com/office/drawing/2016/5/9/chartex" xmlns:cx4="http://schemas.microsoft.com/office/drawing/2016/5/10/chartex" xmlns:cx5="http://schemas.microsoft.com/office/drawing/2016/5/11/chartex" xmlns:cx6="http://schemas.microsoft.com/office/drawing/2016/5/12/chartex" xmlns:cx7="http://schemas.microsoft.com/office/drawing/2016/5/13/chartex" xmlns:cx8="http://schemas.microsoft.com/office/drawing/2016/5/14/chartex" xmlns:mc="http://schemas.openxmlformats.org/markup-compatibility/2006" xmlns:m="http://schemas.openxmlformats.org/officeDocument/2006/math" xmlns:aink="http://schemas.microsoft.com/office/drawing/2016/ink" xmlns:am3d="http://schemas.microsoft.com/office/drawing/2017/model3d" xmlns:oel="http://schemas.microsoft.com/office/2019/extlst" xmlns:r="http://schemas.openxmlformats.org/officeDocument/2006/relationships" xmlns:wp14="http://schemas.microsoft.com/office/word/2010/wordprocessingDrawing" xmlns:wp="http://schemas.openxmlformats.org/drawingml/2006/wordprocessingDrawing" xmlns:wpg="http://schemas.microsoft.com/office/word/2010/wordprocessingGroup" xmlns:wpi="http://schemas.microsoft.com/office/word/2010/wordprocessingInk" xmlns:wps="http://schemas.microsoft.com/office/word/2010/wordprocessingShape" xmlns:o="urn:schemas-microsoft-com:office:office" xmlns:v="urn:schemas-microsoft-com:vml" xmlns:w10="urn:schemas-microsoft-com:office:word" xmlns:w="http://schemas.openxmlformats.org/wordprocessingml/2006/main" xmlns:w14="http://schemas.microsoft.com/office/word/2010/wordml" xmlns:w15="http://schemas.microsoft.com/office/word/2012/wordml" xmlns:w16cex="http://schemas.microsoft.com/office/word/2018/wordml/cex" xmlns:w16cid="http://schemas.microsoft.com/office/word/2016/wordml/cid" xmlns:w16="http://schemas.microsoft.com/office/word/2018/wordml" xmlns:w16sdtdh="http://schemas.microsoft.com/office/word/2020/wordml/sdtdatahash" xmlns:w16sdtfl="http://schemas.microsoft.com/office/word/2024/wordml/sdtformatlock" xmlns:w16se="http://schemas.microsoft.com/office/word/2015/wordml/symex" xmlns:w16du="http://schemas.microsoft.com/office/word/2023/wordml/word16du" xmlns:wne="http://schemas.microsoft.com/office/word/2006/wordml" mc:Ignorable="w14 w15 w16se w16cid w16 w16cex w16sdtdh w16sdtfl w16du wp14">
   <w:endnote w:type="separator" w:id="-1">
     <w:p>
       <w:r>
@@ -2786,7 +2634,7 @@
 </file>
 
 <file path=word/footer1.xml><?xml version="1.0" encoding="utf-8"?>
-<w:ftr xmlns:wpc="http://schemas.microsoft.com/office/word/2010/wordprocessingCanvas" xmlns:cx="http://schemas.microsoft.com/office/drawing/2014/chartex" xmlns:cx1="http://schemas.microsoft.com/office/drawing/2015/9/8/chartex" xmlns:cx2="http://schemas.microsoft.com/office/drawing/2015/10/21/chartex" xmlns:cx3="http://schemas.microsoft.com/office/drawing/2016/5/9/chartex" xmlns:cx4="http://schemas.microsoft.com/office/drawing/2016/5/10/chartex" xmlns:cx5="http://schemas.microsoft.com/office/drawing/2016/5/11/chartex" xmlns:cx6="http://schemas.microsoft.com/office/drawing/2016/5/12/chartex" xmlns:cx7="http://schemas.microsoft.com/office/drawing/2016/5/13/chartex" xmlns:cx8="http://schemas.microsoft.com/office/drawing/2016/5/14/chartex" xmlns:mc="http://schemas.openxmlformats.org/markup-compatibility/2006" xmlns:aink="http://schemas.microsoft.com/office/drawing/2016/ink" xmlns:am3d="http://schemas.microsoft.com/office/drawing/2017/model3d" xmlns:o="urn:schemas-microsoft-com:office:office" xmlns:oel="http://schemas.microsoft.com/office/2019/extlst" xmlns:r="http://schemas.openxmlformats.org/officeDocument/2006/relationships" xmlns:m="http://schemas.openxmlformats.org/officeDocument/2006/math" xmlns:v="urn:schemas-microsoft-com:vml" xmlns:wp14="http://schemas.microsoft.com/office/word/2010/wordprocessingDrawing" xmlns:wp="http://schemas.openxmlformats.org/drawingml/2006/wordprocessingDrawing" xmlns:w10="urn:schemas-microsoft-com:office:word" xmlns:w="http://schemas.openxmlformats.org/wordprocessingml/2006/main" xmlns:w14="http://schemas.microsoft.com/office/word/2010/wordml" xmlns:w15="http://schemas.microsoft.com/office/word/2012/wordml" xmlns:w16cex="http://schemas.microsoft.com/office/word/2018/wordml/cex" xmlns:w16cid="http://schemas.microsoft.com/office/word/2016/wordml/cid" xmlns:w16="http://schemas.microsoft.com/office/word/2018/wordml" xmlns:w16du="http://schemas.microsoft.com/office/word/2023/wordml/word16du" xmlns:w16sdtdh="http://schemas.microsoft.com/office/word/2020/wordml/sdtdatahash" xmlns:w16sdtfl="http://schemas.microsoft.com/office/word/2024/wordml/sdtformatlock" xmlns:w16se="http://schemas.microsoft.com/office/word/2015/wordml/symex" xmlns:wpg="http://schemas.microsoft.com/office/word/2010/wordprocessingGroup" xmlns:wpi="http://schemas.microsoft.com/office/word/2010/wordprocessingInk" xmlns:wne="http://schemas.microsoft.com/office/word/2006/wordml" xmlns:wps="http://schemas.microsoft.com/office/word/2010/wordprocessingShape" mc:Ignorable="w14 w15 w16se w16cid w16 w16cex w16sdtdh w16sdtfl w16du wp14">
+<w:ftr xmlns:wpc="http://schemas.microsoft.com/office/word/2010/wordprocessingCanvas" xmlns:cx="http://schemas.microsoft.com/office/drawing/2014/chartex" xmlns:cx1="http://schemas.microsoft.com/office/drawing/2015/9/8/chartex" xmlns:cx2="http://schemas.microsoft.com/office/drawing/2015/10/21/chartex" xmlns:cx3="http://schemas.microsoft.com/office/drawing/2016/5/9/chartex" xmlns:cx4="http://schemas.microsoft.com/office/drawing/2016/5/10/chartex" xmlns:cx5="http://schemas.microsoft.com/office/drawing/2016/5/11/chartex" xmlns:cx6="http://schemas.microsoft.com/office/drawing/2016/5/12/chartex" xmlns:cx7="http://schemas.microsoft.com/office/drawing/2016/5/13/chartex" xmlns:cx8="http://schemas.microsoft.com/office/drawing/2016/5/14/chartex" xmlns:mc="http://schemas.openxmlformats.org/markup-compatibility/2006" xmlns:m="http://schemas.openxmlformats.org/officeDocument/2006/math" xmlns:aink="http://schemas.microsoft.com/office/drawing/2016/ink" xmlns:am3d="http://schemas.microsoft.com/office/drawing/2017/model3d" xmlns:oel="http://schemas.microsoft.com/office/2019/extlst" xmlns:r="http://schemas.openxmlformats.org/officeDocument/2006/relationships" xmlns:wp14="http://schemas.microsoft.com/office/word/2010/wordprocessingDrawing" xmlns:wp="http://schemas.openxmlformats.org/drawingml/2006/wordprocessingDrawing" xmlns:wpg="http://schemas.microsoft.com/office/word/2010/wordprocessingGroup" xmlns:wpi="http://schemas.microsoft.com/office/word/2010/wordprocessingInk" xmlns:wps="http://schemas.microsoft.com/office/word/2010/wordprocessingShape" xmlns:o="urn:schemas-microsoft-com:office:office" xmlns:v="urn:schemas-microsoft-com:vml" xmlns:w10="urn:schemas-microsoft-com:office:word" xmlns:w="http://schemas.openxmlformats.org/wordprocessingml/2006/main" xmlns:w14="http://schemas.microsoft.com/office/word/2010/wordml" xmlns:w15="http://schemas.microsoft.com/office/word/2012/wordml" xmlns:w16cex="http://schemas.microsoft.com/office/word/2018/wordml/cex" xmlns:w16cid="http://schemas.microsoft.com/office/word/2016/wordml/cid" xmlns:w16="http://schemas.microsoft.com/office/word/2018/wordml" xmlns:w16sdtdh="http://schemas.microsoft.com/office/word/2020/wordml/sdtdatahash" xmlns:w16sdtfl="http://schemas.microsoft.com/office/word/2024/wordml/sdtformatlock" xmlns:w16se="http://schemas.microsoft.com/office/word/2015/wordml/symex" xmlns:w16du="http://schemas.microsoft.com/office/word/2023/wordml/word16du" xmlns:wne="http://schemas.microsoft.com/office/word/2006/wordml" mc:Ignorable="w14 w15 w16se w16cid w16 w16cex w16sdtdh w16sdtfl w16du wp14">
   <w:sdt>
     <w:sdtPr>
       <w:rPr>
@@ -2844,7 +2692,7 @@
 </file>
 
 <file path=word/footer2.xml><?xml version="1.0" encoding="utf-8"?>
-<w:ftr xmlns:wpc="http://schemas.microsoft.com/office/word/2010/wordprocessingCanvas" xmlns:cx="http://schemas.microsoft.com/office/drawing/2014/chartex" xmlns:cx1="http://schemas.microsoft.com/office/drawing/2015/9/8/chartex" xmlns:cx2="http://schemas.microsoft.com/office/drawing/2015/10/21/chartex" xmlns:cx3="http://schemas.microsoft.com/office/drawing/2016/5/9/chartex" xmlns:cx4="http://schemas.microsoft.com/office/drawing/2016/5/10/chartex" xmlns:cx5="http://schemas.microsoft.com/office/drawing/2016/5/11/chartex" xmlns:cx6="http://schemas.microsoft.com/office/drawing/2016/5/12/chartex" xmlns:cx7="http://schemas.microsoft.com/office/drawing/2016/5/13/chartex" xmlns:cx8="http://schemas.microsoft.com/office/drawing/2016/5/14/chartex" xmlns:mc="http://schemas.openxmlformats.org/markup-compatibility/2006" xmlns:aink="http://schemas.microsoft.com/office/drawing/2016/ink" xmlns:am3d="http://schemas.microsoft.com/office/drawing/2017/model3d" xmlns:o="urn:schemas-microsoft-com:office:office" xmlns:oel="http://schemas.microsoft.com/office/2019/extlst" xmlns:r="http://schemas.openxmlformats.org/officeDocument/2006/relationships" xmlns:m="http://schemas.openxmlformats.org/officeDocument/2006/math" xmlns:v="urn:schemas-microsoft-com:vml" xmlns:wp14="http://schemas.microsoft.com/office/word/2010/wordprocessingDrawing" xmlns:wp="http://schemas.openxmlformats.org/drawingml/2006/wordprocessingDrawing" xmlns:w10="urn:schemas-microsoft-com:office:word" xmlns:w="http://schemas.openxmlformats.org/wordprocessingml/2006/main" xmlns:w14="http://schemas.microsoft.com/office/word/2010/wordml" xmlns:w15="http://schemas.microsoft.com/office/word/2012/wordml" xmlns:w16cex="http://schemas.microsoft.com/office/word/2018/wordml/cex" xmlns:w16cid="http://schemas.microsoft.com/office/word/2016/wordml/cid" xmlns:w16="http://schemas.microsoft.com/office/word/2018/wordml" xmlns:w16du="http://schemas.microsoft.com/office/word/2023/wordml/word16du" xmlns:w16sdtdh="http://schemas.microsoft.com/office/word/2020/wordml/sdtdatahash" xmlns:w16sdtfl="http://schemas.microsoft.com/office/word/2024/wordml/sdtformatlock" xmlns:w16se="http://schemas.microsoft.com/office/word/2015/wordml/symex" xmlns:wpg="http://schemas.microsoft.com/office/word/2010/wordprocessingGroup" xmlns:wpi="http://schemas.microsoft.com/office/word/2010/wordprocessingInk" xmlns:wne="http://schemas.microsoft.com/office/word/2006/wordml" xmlns:wps="http://schemas.microsoft.com/office/word/2010/wordprocessingShape" mc:Ignorable="w14 w15 w16se w16cid w16 w16cex w16sdtdh w16sdtfl w16du wp14">
+<w:ftr xmlns:wpc="http://schemas.microsoft.com/office/word/2010/wordprocessingCanvas" xmlns:cx="http://schemas.microsoft.com/office/drawing/2014/chartex" xmlns:cx1="http://schemas.microsoft.com/office/drawing/2015/9/8/chartex" xmlns:cx2="http://schemas.microsoft.com/office/drawing/2015/10/21/chartex" xmlns:cx3="http://schemas.microsoft.com/office/drawing/2016/5/9/chartex" xmlns:cx4="http://schemas.microsoft.com/office/drawing/2016/5/10/chartex" xmlns:cx5="http://schemas.microsoft.com/office/drawing/2016/5/11/chartex" xmlns:cx6="http://schemas.microsoft.com/office/drawing/2016/5/12/chartex" xmlns:cx7="http://schemas.microsoft.com/office/drawing/2016/5/13/chartex" xmlns:cx8="http://schemas.microsoft.com/office/drawing/2016/5/14/chartex" xmlns:mc="http://schemas.openxmlformats.org/markup-compatibility/2006" xmlns:m="http://schemas.openxmlformats.org/officeDocument/2006/math" xmlns:aink="http://schemas.microsoft.com/office/drawing/2016/ink" xmlns:am3d="http://schemas.microsoft.com/office/drawing/2017/model3d" xmlns:oel="http://schemas.microsoft.com/office/2019/extlst" xmlns:r="http://schemas.openxmlformats.org/officeDocument/2006/relationships" xmlns:wp14="http://schemas.microsoft.com/office/word/2010/wordprocessingDrawing" xmlns:wp="http://schemas.openxmlformats.org/drawingml/2006/wordprocessingDrawing" xmlns:wpg="http://schemas.microsoft.com/office/word/2010/wordprocessingGroup" xmlns:wpi="http://schemas.microsoft.com/office/word/2010/wordprocessingInk" xmlns:wps="http://schemas.microsoft.com/office/word/2010/wordprocessingShape" xmlns:o="urn:schemas-microsoft-com:office:office" xmlns:v="urn:schemas-microsoft-com:vml" xmlns:w10="urn:schemas-microsoft-com:office:word" xmlns:w="http://schemas.openxmlformats.org/wordprocessingml/2006/main" xmlns:w14="http://schemas.microsoft.com/office/word/2010/wordml" xmlns:w15="http://schemas.microsoft.com/office/word/2012/wordml" xmlns:w16cex="http://schemas.microsoft.com/office/word/2018/wordml/cex" xmlns:w16cid="http://schemas.microsoft.com/office/word/2016/wordml/cid" xmlns:w16="http://schemas.microsoft.com/office/word/2018/wordml" xmlns:w16sdtdh="http://schemas.microsoft.com/office/word/2020/wordml/sdtdatahash" xmlns:w16sdtfl="http://schemas.microsoft.com/office/word/2024/wordml/sdtformatlock" xmlns:w16se="http://schemas.microsoft.com/office/word/2015/wordml/symex" xmlns:w16du="http://schemas.microsoft.com/office/word/2023/wordml/word16du" xmlns:wne="http://schemas.microsoft.com/office/word/2006/wordml" mc:Ignorable="w14 w15 w16se w16cid w16 w16cex w16sdtdh w16sdtfl w16du wp14">
   <w:sdt>
     <w:sdtPr>
       <w:rPr>
@@ -2909,7 +2757,7 @@
 </file>
 
 <file path=word/footnotes.xml><?xml version="1.0" encoding="utf-8"?>
-<w:footnotes xmlns:wpc="http://schemas.microsoft.com/office/word/2010/wordprocessingCanvas" xmlns:cx="http://schemas.microsoft.com/office/drawing/2014/chartex" xmlns:cx1="http://schemas.microsoft.com/office/drawing/2015/9/8/chartex" xmlns:cx2="http://schemas.microsoft.com/office/drawing/2015/10/21/chartex" xmlns:cx3="http://schemas.microsoft.com/office/drawing/2016/5/9/chartex" xmlns:cx4="http://schemas.microsoft.com/office/drawing/2016/5/10/chartex" xmlns:cx5="http://schemas.microsoft.com/office/drawing/2016/5/11/chartex" xmlns:cx6="http://schemas.microsoft.com/office/drawing/2016/5/12/chartex" xmlns:cx7="http://schemas.microsoft.com/office/drawing/2016/5/13/chartex" xmlns:cx8="http://schemas.microsoft.com/office/drawing/2016/5/14/chartex" xmlns:mc="http://schemas.openxmlformats.org/markup-compatibility/2006" xmlns:aink="http://schemas.microsoft.com/office/drawing/2016/ink" xmlns:am3d="http://schemas.microsoft.com/office/drawing/2017/model3d" xmlns:o="urn:schemas-microsoft-com:office:office" xmlns:oel="http://schemas.microsoft.com/office/2019/extlst" xmlns:r="http://schemas.openxmlformats.org/officeDocument/2006/relationships" xmlns:m="http://schemas.openxmlformats.org/officeDocument/2006/math" xmlns:v="urn:schemas-microsoft-com:vml" xmlns:wp14="http://schemas.microsoft.com/office/word/2010/wordprocessingDrawing" xmlns:wp="http://schemas.openxmlformats.org/drawingml/2006/wordprocessingDrawing" xmlns:w10="urn:schemas-microsoft-com:office:word" xmlns:w="http://schemas.openxmlformats.org/wordprocessingml/2006/main" xmlns:w14="http://schemas.microsoft.com/office/word/2010/wordml" xmlns:w15="http://schemas.microsoft.com/office/word/2012/wordml" xmlns:w16cex="http://schemas.microsoft.com/office/word/2018/wordml/cex" xmlns:w16cid="http://schemas.microsoft.com/office/word/2016/wordml/cid" xmlns:w16="http://schemas.microsoft.com/office/word/2018/wordml" xmlns:w16du="http://schemas.microsoft.com/office/word/2023/wordml/word16du" xmlns:w16sdtdh="http://schemas.microsoft.com/office/word/2020/wordml/sdtdatahash" xmlns:w16sdtfl="http://schemas.microsoft.com/office/word/2024/wordml/sdtformatlock" xmlns:w16se="http://schemas.microsoft.com/office/word/2015/wordml/symex" xmlns:wpg="http://schemas.microsoft.com/office/word/2010/wordprocessingGroup" xmlns:wpi="http://schemas.microsoft.com/office/word/2010/wordprocessingInk" xmlns:wne="http://schemas.microsoft.com/office/word/2006/wordml" xmlns:wps="http://schemas.microsoft.com/office/word/2010/wordprocessingShape" mc:Ignorable="w14 w15 w16se w16cid w16 w16cex w16sdtdh w16sdtfl w16du wp14">
+<w:footnotes xmlns:wpc="http://schemas.microsoft.com/office/word/2010/wordprocessingCanvas" xmlns:cx="http://schemas.microsoft.com/office/drawing/2014/chartex" xmlns:cx1="http://schemas.microsoft.com/office/drawing/2015/9/8/chartex" xmlns:cx2="http://schemas.microsoft.com/office/drawing/2015/10/21/chartex" xmlns:cx3="http://schemas.microsoft.com/office/drawing/2016/5/9/chartex" xmlns:cx4="http://schemas.microsoft.com/office/drawing/2016/5/10/chartex" xmlns:cx5="http://schemas.microsoft.com/office/drawing/2016/5/11/chartex" xmlns:cx6="http://schemas.microsoft.com/office/drawing/2016/5/12/chartex" xmlns:cx7="http://schemas.microsoft.com/office/drawing/2016/5/13/chartex" xmlns:cx8="http://schemas.microsoft.com/office/drawing/2016/5/14/chartex" xmlns:mc="http://schemas.openxmlformats.org/markup-compatibility/2006" xmlns:m="http://schemas.openxmlformats.org/officeDocument/2006/math" xmlns:aink="http://schemas.microsoft.com/office/drawing/2016/ink" xmlns:am3d="http://schemas.microsoft.com/office/drawing/2017/model3d" xmlns:oel="http://schemas.microsoft.com/office/2019/extlst" xmlns:r="http://schemas.openxmlformats.org/officeDocument/2006/relationships" xmlns:wp14="http://schemas.microsoft.com/office/word/2010/wordprocessingDrawing" xmlns:wp="http://schemas.openxmlformats.org/drawingml/2006/wordprocessingDrawing" xmlns:wpg="http://schemas.microsoft.com/office/word/2010/wordprocessingGroup" xmlns:wpi="http://schemas.microsoft.com/office/word/2010/wordprocessingInk" xmlns:wps="http://schemas.microsoft.com/office/word/2010/wordprocessingShape" xmlns:o="urn:schemas-microsoft-com:office:office" xmlns:v="urn:schemas-microsoft-com:vml" xmlns:w10="urn:schemas-microsoft-com:office:word" xmlns:w="http://schemas.openxmlformats.org/wordprocessingml/2006/main" xmlns:w14="http://schemas.microsoft.com/office/word/2010/wordml" xmlns:w15="http://schemas.microsoft.com/office/word/2012/wordml" xmlns:w16cex="http://schemas.microsoft.com/office/word/2018/wordml/cex" xmlns:w16cid="http://schemas.microsoft.com/office/word/2016/wordml/cid" xmlns:w16="http://schemas.microsoft.com/office/word/2018/wordml" xmlns:w16sdtdh="http://schemas.microsoft.com/office/word/2020/wordml/sdtdatahash" xmlns:w16sdtfl="http://schemas.microsoft.com/office/word/2024/wordml/sdtformatlock" xmlns:w16se="http://schemas.microsoft.com/office/word/2015/wordml/symex" xmlns:w16du="http://schemas.microsoft.com/office/word/2023/wordml/word16du" xmlns:wne="http://schemas.microsoft.com/office/word/2006/wordml" mc:Ignorable="w14 w15 w16se w16cid w16 w16cex w16sdtdh w16sdtfl w16du wp14">
   <w:footnote w:type="separator" w:id="-1">
     <w:p>
       <w:r>
@@ -2928,7 +2776,7 @@
 </file>
 
 <file path=word/header1.xml><?xml version="1.0" encoding="utf-8"?>
-<w:hdr xmlns:wpc="http://schemas.microsoft.com/office/word/2010/wordprocessingCanvas" xmlns:cx="http://schemas.microsoft.com/office/drawing/2014/chartex" xmlns:cx1="http://schemas.microsoft.com/office/drawing/2015/9/8/chartex" xmlns:cx2="http://schemas.microsoft.com/office/drawing/2015/10/21/chartex" xmlns:cx3="http://schemas.microsoft.com/office/drawing/2016/5/9/chartex" xmlns:cx4="http://schemas.microsoft.com/office/drawing/2016/5/10/chartex" xmlns:cx5="http://schemas.microsoft.com/office/drawing/2016/5/11/chartex" xmlns:cx6="http://schemas.microsoft.com/office/drawing/2016/5/12/chartex" xmlns:cx7="http://schemas.microsoft.com/office/drawing/2016/5/13/chartex" xmlns:cx8="http://schemas.microsoft.com/office/drawing/2016/5/14/chartex" xmlns:mc="http://schemas.openxmlformats.org/markup-compatibility/2006" xmlns:aink="http://schemas.microsoft.com/office/drawing/2016/ink" xmlns:am3d="http://schemas.microsoft.com/office/drawing/2017/model3d" xmlns:o="urn:schemas-microsoft-com:office:office" xmlns:oel="http://schemas.microsoft.com/office/2019/extlst" xmlns:r="http://schemas.openxmlformats.org/officeDocument/2006/relationships" xmlns:m="http://schemas.openxmlformats.org/officeDocument/2006/math" xmlns:v="urn:schemas-microsoft-com:vml" xmlns:wp14="http://schemas.microsoft.com/office/word/2010/wordprocessingDrawing" xmlns:wp="http://schemas.openxmlformats.org/drawingml/2006/wordprocessingDrawing" xmlns:w10="urn:schemas-microsoft-com:office:word" xmlns:w="http://schemas.openxmlformats.org/wordprocessingml/2006/main" xmlns:w14="http://schemas.microsoft.com/office/word/2010/wordml" xmlns:w15="http://schemas.microsoft.com/office/word/2012/wordml" xmlns:w16cex="http://schemas.microsoft.com/office/word/2018/wordml/cex" xmlns:w16cid="http://schemas.microsoft.com/office/word/2016/wordml/cid" xmlns:w16="http://schemas.microsoft.com/office/word/2018/wordml" xmlns:w16du="http://schemas.microsoft.com/office/word/2023/wordml/word16du" xmlns:w16sdtdh="http://schemas.microsoft.com/office/word/2020/wordml/sdtdatahash" xmlns:w16sdtfl="http://schemas.microsoft.com/office/word/2024/wordml/sdtformatlock" xmlns:w16se="http://schemas.microsoft.com/office/word/2015/wordml/symex" xmlns:wpg="http://schemas.microsoft.com/office/word/2010/wordprocessingGroup" xmlns:wpi="http://schemas.microsoft.com/office/word/2010/wordprocessingInk" xmlns:wne="http://schemas.microsoft.com/office/word/2006/wordml" xmlns:wps="http://schemas.microsoft.com/office/word/2010/wordprocessingShape" mc:Ignorable="w14 w15 w16se w16cid w16 w16cex w16sdtdh w16sdtfl w16du wp14">
+<w:hdr xmlns:wpc="http://schemas.microsoft.com/office/word/2010/wordprocessingCanvas" xmlns:cx="http://schemas.microsoft.com/office/drawing/2014/chartex" xmlns:cx1="http://schemas.microsoft.com/office/drawing/2015/9/8/chartex" xmlns:cx2="http://schemas.microsoft.com/office/drawing/2015/10/21/chartex" xmlns:cx3="http://schemas.microsoft.com/office/drawing/2016/5/9/chartex" xmlns:cx4="http://schemas.microsoft.com/office/drawing/2016/5/10/chartex" xmlns:cx5="http://schemas.microsoft.com/office/drawing/2016/5/11/chartex" xmlns:cx6="http://schemas.microsoft.com/office/drawing/2016/5/12/chartex" xmlns:cx7="http://schemas.microsoft.com/office/drawing/2016/5/13/chartex" xmlns:cx8="http://schemas.microsoft.com/office/drawing/2016/5/14/chartex" xmlns:mc="http://schemas.openxmlformats.org/markup-compatibility/2006" xmlns:m="http://schemas.openxmlformats.org/officeDocument/2006/math" xmlns:aink="http://schemas.microsoft.com/office/drawing/2016/ink" xmlns:am3d="http://schemas.microsoft.com/office/drawing/2017/model3d" xmlns:oel="http://schemas.microsoft.com/office/2019/extlst" xmlns:r="http://schemas.openxmlformats.org/officeDocument/2006/relationships" xmlns:wp14="http://schemas.microsoft.com/office/word/2010/wordprocessingDrawing" xmlns:wp="http://schemas.openxmlformats.org/drawingml/2006/wordprocessingDrawing" xmlns:wpg="http://schemas.microsoft.com/office/word/2010/wordprocessingGroup" xmlns:wpi="http://schemas.microsoft.com/office/word/2010/wordprocessingInk" xmlns:wps="http://schemas.microsoft.com/office/word/2010/wordprocessingShape" xmlns:o="urn:schemas-microsoft-com:office:office" xmlns:v="urn:schemas-microsoft-com:vml" xmlns:w10="urn:schemas-microsoft-com:office:word" xmlns:w="http://schemas.openxmlformats.org/wordprocessingml/2006/main" xmlns:w14="http://schemas.microsoft.com/office/word/2010/wordml" xmlns:w15="http://schemas.microsoft.com/office/word/2012/wordml" xmlns:w16cex="http://schemas.microsoft.com/office/word/2018/wordml/cex" xmlns:w16cid="http://schemas.microsoft.com/office/word/2016/wordml/cid" xmlns:w16="http://schemas.microsoft.com/office/word/2018/wordml" xmlns:w16sdtdh="http://schemas.microsoft.com/office/word/2020/wordml/sdtdatahash" xmlns:w16sdtfl="http://schemas.microsoft.com/office/word/2024/wordml/sdtformatlock" xmlns:w16se="http://schemas.microsoft.com/office/word/2015/wordml/symex" xmlns:w16du="http://schemas.microsoft.com/office/word/2023/wordml/word16du" xmlns:wne="http://schemas.microsoft.com/office/word/2006/wordml" mc:Ignorable="w14 w15 w16se w16cid w16 w16cex w16sdtdh w16sdtfl w16du wp14">
   <w:p>
     <w:pPr>
       <w:pStyle w:val="Logo"/>
@@ -2978,7 +2826,7 @@
 </file>
 
 <file path=word/numbering.xml><?xml version="1.0" encoding="utf-8"?>
-<w:numbering xmlns:wpc="http://schemas.microsoft.com/office/word/2010/wordprocessingCanvas" xmlns:cx="http://schemas.microsoft.com/office/drawing/2014/chartex" xmlns:cx1="http://schemas.microsoft.com/office/drawing/2015/9/8/chartex" xmlns:cx2="http://schemas.microsoft.com/office/drawing/2015/10/21/chartex" xmlns:cx3="http://schemas.microsoft.com/office/drawing/2016/5/9/chartex" xmlns:cx4="http://schemas.microsoft.com/office/drawing/2016/5/10/chartex" xmlns:cx5="http://schemas.microsoft.com/office/drawing/2016/5/11/chartex" xmlns:cx6="http://schemas.microsoft.com/office/drawing/2016/5/12/chartex" xmlns:cx7="http://schemas.microsoft.com/office/drawing/2016/5/13/chartex" xmlns:cx8="http://schemas.microsoft.com/office/drawing/2016/5/14/chartex" xmlns:mc="http://schemas.openxmlformats.org/markup-compatibility/2006" xmlns:aink="http://schemas.microsoft.com/office/drawing/2016/ink" xmlns:am3d="http://schemas.microsoft.com/office/drawing/2017/model3d" xmlns:o="urn:schemas-microsoft-com:office:office" xmlns:oel="http://schemas.microsoft.com/office/2019/extlst" xmlns:r="http://schemas.openxmlformats.org/officeDocument/2006/relationships" xmlns:m="http://schemas.openxmlformats.org/officeDocument/2006/math" xmlns:v="urn:schemas-microsoft-com:vml" xmlns:wp14="http://schemas.microsoft.com/office/word/2010/wordprocessingDrawing" xmlns:wp="http://schemas.openxmlformats.org/drawingml/2006/wordprocessingDrawing" xmlns:w10="urn:schemas-microsoft-com:office:word" xmlns:w="http://schemas.openxmlformats.org/wordprocessingml/2006/main" xmlns:w14="http://schemas.microsoft.com/office/word/2010/wordml" xmlns:w15="http://schemas.microsoft.com/office/word/2012/wordml" xmlns:w16cex="http://schemas.microsoft.com/office/word/2018/wordml/cex" xmlns:w16cid="http://schemas.microsoft.com/office/word/2016/wordml/cid" xmlns:w16="http://schemas.microsoft.com/office/word/2018/wordml" xmlns:w16du="http://schemas.microsoft.com/office/word/2023/wordml/word16du" xmlns:w16sdtdh="http://schemas.microsoft.com/office/word/2020/wordml/sdtdatahash" xmlns:w16sdtfl="http://schemas.microsoft.com/office/word/2024/wordml/sdtformatlock" xmlns:w16se="http://schemas.microsoft.com/office/word/2015/wordml/symex" xmlns:wpg="http://schemas.microsoft.com/office/word/2010/wordprocessingGroup" xmlns:wpi="http://schemas.microsoft.com/office/word/2010/wordprocessingInk" xmlns:wne="http://schemas.microsoft.com/office/word/2006/wordml" xmlns:wps="http://schemas.microsoft.com/office/word/2010/wordprocessingShape" mc:Ignorable="w14 w15 w16se w16cid w16 w16cex w16sdtdh w16sdtfl w16du wp14">
+<w:numbering xmlns:wpc="http://schemas.microsoft.com/office/word/2010/wordprocessingCanvas" xmlns:cx="http://schemas.microsoft.com/office/drawing/2014/chartex" xmlns:cx1="http://schemas.microsoft.com/office/drawing/2015/9/8/chartex" xmlns:cx2="http://schemas.microsoft.com/office/drawing/2015/10/21/chartex" xmlns:cx3="http://schemas.microsoft.com/office/drawing/2016/5/9/chartex" xmlns:cx4="http://schemas.microsoft.com/office/drawing/2016/5/10/chartex" xmlns:cx5="http://schemas.microsoft.com/office/drawing/2016/5/11/chartex" xmlns:cx6="http://schemas.microsoft.com/office/drawing/2016/5/12/chartex" xmlns:cx7="http://schemas.microsoft.com/office/drawing/2016/5/13/chartex" xmlns:cx8="http://schemas.microsoft.com/office/drawing/2016/5/14/chartex" xmlns:mc="http://schemas.openxmlformats.org/markup-compatibility/2006" xmlns:m="http://schemas.openxmlformats.org/officeDocument/2006/math" xmlns:aink="http://schemas.microsoft.com/office/drawing/2016/ink" xmlns:am3d="http://schemas.microsoft.com/office/drawing/2017/model3d" xmlns:oel="http://schemas.microsoft.com/office/2019/extlst" xmlns:r="http://schemas.openxmlformats.org/officeDocument/2006/relationships" xmlns:wp14="http://schemas.microsoft.com/office/word/2010/wordprocessingDrawing" xmlns:wp="http://schemas.openxmlformats.org/drawingml/2006/wordprocessingDrawing" xmlns:wpg="http://schemas.microsoft.com/office/word/2010/wordprocessingGroup" xmlns:wpi="http://schemas.microsoft.com/office/word/2010/wordprocessingInk" xmlns:wps="http://schemas.microsoft.com/office/word/2010/wordprocessingShape" xmlns:o="urn:schemas-microsoft-com:office:office" xmlns:v="urn:schemas-microsoft-com:vml" xmlns:w10="urn:schemas-microsoft-com:office:word" xmlns:w="http://schemas.openxmlformats.org/wordprocessingml/2006/main" xmlns:w14="http://schemas.microsoft.com/office/word/2010/wordml" xmlns:w15="http://schemas.microsoft.com/office/word/2012/wordml" xmlns:w16cex="http://schemas.microsoft.com/office/word/2018/wordml/cex" xmlns:w16cid="http://schemas.microsoft.com/office/word/2016/wordml/cid" xmlns:w16="http://schemas.microsoft.com/office/word/2018/wordml" xmlns:w16sdtdh="http://schemas.microsoft.com/office/word/2020/wordml/sdtdatahash" xmlns:w16sdtfl="http://schemas.microsoft.com/office/word/2024/wordml/sdtformatlock" xmlns:w16se="http://schemas.microsoft.com/office/word/2015/wordml/symex" xmlns:w16du="http://schemas.microsoft.com/office/word/2023/wordml/word16du" xmlns:wne="http://schemas.microsoft.com/office/word/2006/wordml" mc:Ignorable="w14 w15 w16se w16cid w16 w16cex w16sdtdh w16sdtfl w16du wp14">
   <w:abstractNum w:abstractNumId="0" w15:restartNumberingAfterBreak="0">
     <w:nsid w:val="01F7215A"/>
     <w:multiLevelType w:val="multilevel"/>
@@ -10863,7 +10711,7 @@
 </file>
 
 <file path=word/styles.xml><?xml version="1.0" encoding="utf-8"?>
-<w:styles xmlns:mc="http://schemas.openxmlformats.org/markup-compatibility/2006" xmlns:r="http://schemas.openxmlformats.org/officeDocument/2006/relationships" xmlns:w="http://schemas.openxmlformats.org/wordprocessingml/2006/main" xmlns:w14="http://schemas.microsoft.com/office/word/2010/wordml" xmlns:w15="http://schemas.microsoft.com/office/word/2012/wordml" xmlns:w16cex="http://schemas.microsoft.com/office/word/2018/wordml/cex" xmlns:w16cid="http://schemas.microsoft.com/office/word/2016/wordml/cid" xmlns:w16="http://schemas.microsoft.com/office/word/2018/wordml" xmlns:w16du="http://schemas.microsoft.com/office/word/2023/wordml/word16du" xmlns:w16sdtdh="http://schemas.microsoft.com/office/word/2020/wordml/sdtdatahash" xmlns:w16sdtfl="http://schemas.microsoft.com/office/word/2024/wordml/sdtformatlock" xmlns:w16se="http://schemas.microsoft.com/office/word/2015/wordml/symex" mc:Ignorable="w14 w15 w16se w16cid w16 w16cex w16sdtdh w16sdtfl w16du">
+<w:styles xmlns:mc="http://schemas.openxmlformats.org/markup-compatibility/2006" xmlns:r="http://schemas.openxmlformats.org/officeDocument/2006/relationships" xmlns:w="http://schemas.openxmlformats.org/wordprocessingml/2006/main" xmlns:w14="http://schemas.microsoft.com/office/word/2010/wordml" xmlns:w15="http://schemas.microsoft.com/office/word/2012/wordml" xmlns:w16cex="http://schemas.microsoft.com/office/word/2018/wordml/cex" xmlns:w16cid="http://schemas.microsoft.com/office/word/2016/wordml/cid" xmlns:w16="http://schemas.microsoft.com/office/word/2018/wordml" xmlns:w16sdtdh="http://schemas.microsoft.com/office/word/2020/wordml/sdtdatahash" xmlns:w16sdtfl="http://schemas.microsoft.com/office/word/2024/wordml/sdtformatlock" xmlns:w16se="http://schemas.microsoft.com/office/word/2015/wordml/symex" xmlns:w16du="http://schemas.microsoft.com/office/word/2023/wordml/word16du" mc:Ignorable="w14 w15 w16se w16cid w16 w16cex w16sdtdh w16sdtfl w16du">
   <w:docDefaults>
     <w:rPrDefault>
       <w:rPr>
@@ -11392,7 +11240,6 @@
   <w:style w:type="character" w:default="1" w:styleId="DefaultParagraphFont">
     <w:name w:val="Default Paragraph Font"/>
     <w:uiPriority w:val="1"/>
-    <w:semiHidden/>
     <w:unhideWhenUsed/>
   </w:style>
   <w:style w:type="table" w:default="1" w:styleId="TableNormal">
@@ -13714,28 +13561,28 @@
 </file>
 
 <file path=customXml/item1.xml><?xml version="1.0" encoding="utf-8"?>
+<b:Sources xmlns:b="http://schemas.openxmlformats.org/officeDocument/2006/bibliography" xmlns="http://schemas.openxmlformats.org/officeDocument/2006/bibliography" SelectedStyle="/APASixthEditionOfficeOnline.xsl" StyleName="APA" Version="6"/>
+</file>
+
+<file path=customXml/item2.xml><?xml version="1.0" encoding="utf-8"?>
 <go:gDocsCustomXmlDataStorage xmlns:go="http://customooxmlschemas.google.com/" xmlns:r="http://schemas.openxmlformats.org/officeDocument/2006/relationships" uri="GoogleDocsCustomDataVersion2">
   <go:docsCustomData xmlns:go="http://customooxmlschemas.google.com/" roundtripDataSignature="AMtx7mjNM190Tgsv8Hr7tOEtkBC9xrTWYw==">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</go:docsCustomData>
 </go:gDocsCustomXmlDataStorage>
 </file>
 
-<file path=customXml/item2.xml><?xml version="1.0" encoding="utf-8"?>
-<b:Sources xmlns:b="http://schemas.openxmlformats.org/officeDocument/2006/bibliography" xmlns="http://schemas.openxmlformats.org/officeDocument/2006/bibliography" SelectedStyle="/APASixthEditionOfficeOnline.xsl" StyleName="APA" Version="6"/>
+<file path=customXml/itemProps1.xml><?xml version="1.0" encoding="utf-8"?>
+<ds:datastoreItem xmlns:ds="http://schemas.openxmlformats.org/officeDocument/2006/customXml" ds:itemID="{1BF72D80-5CC7-EB46-A118-175E8DAC0E96}">
+  <ds:schemaRefs>
+    <ds:schemaRef ds:uri="http://schemas.openxmlformats.org/officeDocument/2006/bibliography"/>
+  </ds:schemaRefs>
+</ds:datastoreItem>
 </file>
 
-<file path=customXml/itemProps1.xml><?xml version="1.0" encoding="utf-8"?>
+<file path=customXml/itemProps2.xml><?xml version="1.0" encoding="utf-8"?>
 <ds:datastoreItem xmlns:ds="http://schemas.openxmlformats.org/officeDocument/2006/customXml" ds:itemID="{11111111-1234-1234-1234-123412341234}">
   <ds:schemaRefs>
     <ds:schemaRef ds:uri="http://customooxmlschemas.google.com/"/>
     <ds:schemaRef ds:uri="http://schemas.openxmlformats.org/officeDocument/2006/relationships"/>
   </ds:schemaRefs>
 </ds:datastoreItem>
-</file>
-
-<file path=customXml/itemProps2.xml><?xml version="1.0" encoding="utf-8"?>
-<ds:datastoreItem xmlns:ds="http://schemas.openxmlformats.org/officeDocument/2006/customXml" ds:itemID="{1BF72D80-5CC7-EB46-A118-175E8DAC0E96}">
-  <ds:schemaRefs>
-    <ds:schemaRef ds:uri="http://schemas.openxmlformats.org/officeDocument/2006/bibliography"/>
-  </ds:schemaRefs>
-</ds:datastoreItem>
 </file>
--- a/docs/assets/attachments/modules/10.-correlation-analysis/10.1-sample-correlation.docx
+++ b/docs/assets/attachments/modules/10.-correlation-analysis/10.1-sample-correlation.docx
@@ -4,7 +4,7 @@
   <w:body>
     <w:p>
       <w:pPr>
-        <w:pStyle w:val="Title"/>
+        <w:pStyle w:val="Heading1Left"/>
       </w:pPr>
       <w:r>
         <w:rPr>
@@ -28,65 +28,1429 @@
       </w:r>
     </w:p>
     <w:p>
+      <w:r>
+        <w:t>In this assignment, you will conduct a small quantitative study of your own using the GSS. You choose the question, make the hypothesis, and produce the results.</w:t>
+      </w:r>
+    </w:p>
+    <w:p>
+      <w:pPr>
+        <w:pStyle w:val="ListParagraph"/>
+      </w:pPr>
+      <w:bookmarkStart w:id="0" w:name="_Hlk244172277"/>
+      <w:r>
+        <w:t xml:space="preserve">Choose one of the six options below. </w:t>
+      </w:r>
+    </w:p>
+    <w:p>
+      <w:pPr>
+        <w:pStyle w:val="ListParagraph"/>
+      </w:pPr>
+      <w:r>
+        <w:t>Explain how its concept connects the two variables and write your hypothesis.</w:t>
+      </w:r>
+    </w:p>
+    <w:bookmarkEnd w:id="0"/>
+    <w:p>
+      <w:pPr>
+        <w:pStyle w:val="ListParagraph"/>
+      </w:pPr>
+      <w:r>
+        <w:t>Test your hypothesis with a correlation table and a scatterplot graph.</w:t>
+      </w:r>
+    </w:p>
+    <w:p>
+      <w:pPr>
+        <w:pStyle w:val="ListParagraph"/>
+      </w:pPr>
+      <w:r>
+        <w:t>Explain what your result means for the concept.</w:t>
+      </w:r>
+    </w:p>
+    <w:p>
+      <w:pPr>
+        <w:pStyle w:val="ListParagraph"/>
+        <w:spacing w:before="240"/>
+      </w:pPr>
+      <w:r>
+        <w:t>Discuss the ethical issues in your own study.</w:t>
+      </w:r>
+    </w:p>
+    <w:p>
       <w:pPr>
         <w:pStyle w:val="numberingqs"/>
+        <w:numPr>
+          <w:ilvl w:val="0"/>
+          <w:numId w:val="0"/>
+        </w:numPr>
+        <w:ind w:left="288"/>
+        <w:rPr>
+          <w:b/>
+          <w:bCs/>
+          <w:lang w:val="en"/>
+        </w:rPr>
+      </w:pPr>
+    </w:p>
+    <w:p>
+      <w:pPr>
+        <w:pStyle w:val="numberingqs"/>
+        <w:rPr>
+          <w:b/>
+          <w:bCs/>
+          <w:lang w:val="en"/>
+        </w:rPr>
       </w:pPr>
       <w:r>
-        <w:t xml:space="preserve">Create a correlation analysis table using </w:t>
+        <w:rPr>
+          <w:b/>
+          <w:bCs/>
+          <w:lang w:val="en"/>
+        </w:rPr>
+        <w:t>Choose one option</w:t>
       </w:r>
-      <w:bookmarkStart w:id="0" w:name="_Hlk229409467"/>
-      <w:proofErr w:type="spellStart"/>
+    </w:p>
+    <w:p>
+      <w:r>
+        <w:t>Each option gives you a sociological concept and two continuous variables from the Variables in GSS page. Choose one option and use it for the whole assignment.</w:t>
+      </w:r>
+    </w:p>
+    <w:tbl>
+      <w:tblPr>
+        <w:tblW w:w="9725" w:type="dxa"/>
+        <w:tblInd w:w="-105" w:type="dxa"/>
+        <w:tblBorders>
+          <w:top w:val="single" w:sz="8" w:space="0" w:color="000000"/>
+          <w:left w:val="single" w:sz="8" w:space="0" w:color="000000"/>
+          <w:bottom w:val="single" w:sz="8" w:space="0" w:color="000000"/>
+          <w:right w:val="single" w:sz="8" w:space="0" w:color="000000"/>
+          <w:insideH w:val="single" w:sz="8" w:space="0" w:color="000000"/>
+          <w:insideV w:val="single" w:sz="8" w:space="0" w:color="000000"/>
+        </w:tblBorders>
+        <w:tblLayout w:type="fixed"/>
+        <w:tblLook w:val="0600" w:firstRow="0" w:lastRow="0" w:firstColumn="0" w:lastColumn="0" w:noHBand="1" w:noVBand="1"/>
+      </w:tblPr>
+      <w:tblGrid>
+        <w:gridCol w:w="995"/>
+        <w:gridCol w:w="3050"/>
+        <w:gridCol w:w="2800"/>
+        <w:gridCol w:w="2880"/>
+      </w:tblGrid>
+      <w:tr>
+        <w:tc>
+          <w:tcPr>
+            <w:tcW w:w="995" w:type="dxa"/>
+            <w:tcBorders>
+              <w:top w:val="single" w:sz="8" w:space="0" w:color="BDC1C6"/>
+              <w:left w:val="single" w:sz="8" w:space="0" w:color="BDC1C6"/>
+              <w:bottom w:val="single" w:sz="8" w:space="0" w:color="BDC1C6"/>
+              <w:right w:val="single" w:sz="8" w:space="0" w:color="BDC1C6"/>
+            </w:tcBorders>
+            <w:shd w:val="clear" w:color="auto" w:fill="F1F3F4"/>
+            <w:tcMar>
+              <w:top w:w="144" w:type="dxa"/>
+              <w:left w:w="144" w:type="dxa"/>
+              <w:bottom w:w="144" w:type="dxa"/>
+              <w:right w:w="144" w:type="dxa"/>
+            </w:tcMar>
+          </w:tcPr>
+          <w:p>
+            <w:pPr>
+              <w:widowControl w:val="0"/>
+              <w:spacing w:after="0"/>
+              <w:rPr>
+                <w:sz w:val="20"/>
+                <w:szCs w:val="20"/>
+              </w:rPr>
+            </w:pPr>
+            <w:r>
+              <w:rPr>
+                <w:b/>
+                <w:bCs/>
+                <w:sz w:val="20"/>
+                <w:szCs w:val="20"/>
+              </w:rPr>
+              <w:t>Option</w:t>
+            </w:r>
+          </w:p>
+        </w:tc>
+        <w:tc>
+          <w:tcPr>
+            <w:tcW w:w="3050" w:type="dxa"/>
+            <w:tcBorders>
+              <w:top w:val="single" w:sz="8" w:space="0" w:color="BDC1C6"/>
+              <w:left w:val="single" w:sz="8" w:space="0" w:color="BDC1C6"/>
+              <w:bottom w:val="single" w:sz="8" w:space="0" w:color="BDC1C6"/>
+              <w:right w:val="single" w:sz="8" w:space="0" w:color="BDC1C6"/>
+            </w:tcBorders>
+            <w:shd w:val="clear" w:color="auto" w:fill="F1F3F4"/>
+            <w:tcMar>
+              <w:top w:w="144" w:type="dxa"/>
+              <w:left w:w="144" w:type="dxa"/>
+              <w:bottom w:w="144" w:type="dxa"/>
+              <w:right w:w="144" w:type="dxa"/>
+            </w:tcMar>
+          </w:tcPr>
+          <w:p>
+            <w:pPr>
+              <w:widowControl w:val="0"/>
+              <w:spacing w:after="0"/>
+              <w:rPr>
+                <w:sz w:val="20"/>
+                <w:szCs w:val="20"/>
+              </w:rPr>
+            </w:pPr>
+            <w:r>
+              <w:rPr>
+                <w:b/>
+                <w:bCs/>
+                <w:sz w:val="20"/>
+                <w:szCs w:val="20"/>
+              </w:rPr>
+              <w:t>Concept and core idea</w:t>
+            </w:r>
+          </w:p>
+        </w:tc>
+        <w:tc>
+          <w:tcPr>
+            <w:tcW w:w="2800" w:type="dxa"/>
+            <w:tcBorders>
+              <w:top w:val="single" w:sz="8" w:space="0" w:color="BDC1C6"/>
+              <w:left w:val="single" w:sz="8" w:space="0" w:color="BDC1C6"/>
+              <w:bottom w:val="single" w:sz="8" w:space="0" w:color="BDC1C6"/>
+              <w:right w:val="single" w:sz="8" w:space="0" w:color="BDC1C6"/>
+            </w:tcBorders>
+            <w:shd w:val="clear" w:color="auto" w:fill="F1F3F4"/>
+            <w:tcMar>
+              <w:top w:w="144" w:type="dxa"/>
+              <w:left w:w="144" w:type="dxa"/>
+              <w:bottom w:w="144" w:type="dxa"/>
+              <w:right w:w="144" w:type="dxa"/>
+            </w:tcMar>
+          </w:tcPr>
+          <w:p>
+            <w:pPr>
+              <w:widowControl w:val="0"/>
+              <w:spacing w:after="0"/>
+              <w:rPr>
+                <w:sz w:val="20"/>
+                <w:szCs w:val="20"/>
+              </w:rPr>
+            </w:pPr>
+            <w:bookmarkStart w:id="1" w:name="_Hlk244168921"/>
+            <w:r>
+              <w:rPr>
+                <w:b/>
+                <w:bCs/>
+                <w:sz w:val="20"/>
+                <w:szCs w:val="20"/>
+              </w:rPr>
+              <w:t>Variable 1</w:t>
+            </w:r>
+            <w:r>
+              <w:rPr>
+                <w:b/>
+                <w:bCs/>
+                <w:sz w:val="20"/>
+                <w:szCs w:val="20"/>
+              </w:rPr>
+              <w:t xml:space="preserve"> and variable label</w:t>
+            </w:r>
+            <w:bookmarkEnd w:id="1"/>
+          </w:p>
+        </w:tc>
+        <w:tc>
+          <w:tcPr>
+            <w:tcW w:w="2880" w:type="dxa"/>
+            <w:tcBorders>
+              <w:top w:val="single" w:sz="8" w:space="0" w:color="BDC1C6"/>
+              <w:left w:val="single" w:sz="8" w:space="0" w:color="BDC1C6"/>
+              <w:bottom w:val="single" w:sz="8" w:space="0" w:color="BDC1C6"/>
+              <w:right w:val="single" w:sz="8" w:space="0" w:color="BDC1C6"/>
+            </w:tcBorders>
+            <w:shd w:val="clear" w:color="auto" w:fill="F1F3F4"/>
+            <w:tcMar>
+              <w:top w:w="144" w:type="dxa"/>
+              <w:left w:w="144" w:type="dxa"/>
+              <w:bottom w:w="144" w:type="dxa"/>
+              <w:right w:w="144" w:type="dxa"/>
+            </w:tcMar>
+          </w:tcPr>
+          <w:p>
+            <w:pPr>
+              <w:widowControl w:val="0"/>
+              <w:spacing w:after="0"/>
+              <w:rPr>
+                <w:sz w:val="20"/>
+                <w:szCs w:val="20"/>
+              </w:rPr>
+            </w:pPr>
+            <w:r>
+              <w:rPr>
+                <w:b/>
+                <w:bCs/>
+                <w:sz w:val="20"/>
+                <w:szCs w:val="20"/>
+              </w:rPr>
+              <w:t xml:space="preserve">Variable </w:t>
+            </w:r>
+            <w:r>
+              <w:rPr>
+                <w:b/>
+                <w:bCs/>
+                <w:sz w:val="20"/>
+                <w:szCs w:val="20"/>
+              </w:rPr>
+              <w:t>2 and variable label</w:t>
+            </w:r>
+          </w:p>
+        </w:tc>
+      </w:tr>
+      <w:tr>
+        <w:trPr>
+          <w:trHeight w:val="500"/>
+        </w:trPr>
+        <w:tc>
+          <w:tcPr>
+            <w:tcW w:w="995" w:type="dxa"/>
+            <w:tcBorders>
+              <w:top w:val="single" w:sz="8" w:space="0" w:color="BDC1C6"/>
+              <w:left w:val="single" w:sz="8" w:space="0" w:color="BDC1C6"/>
+              <w:bottom w:val="single" w:sz="8" w:space="0" w:color="BDC1C6"/>
+              <w:right w:val="single" w:sz="8" w:space="0" w:color="BDC1C6"/>
+            </w:tcBorders>
+            <w:tcMar>
+              <w:top w:w="144" w:type="dxa"/>
+              <w:left w:w="144" w:type="dxa"/>
+              <w:bottom w:w="144" w:type="dxa"/>
+              <w:right w:w="144" w:type="dxa"/>
+            </w:tcMar>
+          </w:tcPr>
+          <w:p>
+            <w:pPr>
+              <w:widowControl w:val="0"/>
+              <w:spacing w:after="0"/>
+              <w:rPr>
+                <w:sz w:val="20"/>
+                <w:szCs w:val="20"/>
+              </w:rPr>
+            </w:pPr>
+            <w:r>
+              <w:rPr>
+                <w:sz w:val="20"/>
+                <w:szCs w:val="20"/>
+              </w:rPr>
+              <w:t>7</w:t>
+            </w:r>
+          </w:p>
+        </w:tc>
+        <w:tc>
+          <w:tcPr>
+            <w:tcW w:w="3050" w:type="dxa"/>
+            <w:tcBorders>
+              <w:top w:val="single" w:sz="8" w:space="0" w:color="BDC1C6"/>
+              <w:left w:val="single" w:sz="8" w:space="0" w:color="BDC1C6"/>
+              <w:bottom w:val="single" w:sz="8" w:space="0" w:color="BDC1C6"/>
+              <w:right w:val="single" w:sz="8" w:space="0" w:color="BDC1C6"/>
+            </w:tcBorders>
+            <w:tcMar>
+              <w:top w:w="144" w:type="dxa"/>
+              <w:left w:w="144" w:type="dxa"/>
+              <w:bottom w:w="144" w:type="dxa"/>
+              <w:right w:w="144" w:type="dxa"/>
+            </w:tcMar>
+          </w:tcPr>
+          <w:p>
+            <w:pPr>
+              <w:widowControl w:val="0"/>
+              <w:spacing w:after="0"/>
+              <w:rPr>
+                <w:sz w:val="20"/>
+                <w:szCs w:val="20"/>
+              </w:rPr>
+            </w:pPr>
+            <w:r>
+              <w:rPr>
+                <w:b/>
+                <w:bCs/>
+                <w:sz w:val="20"/>
+                <w:szCs w:val="20"/>
+              </w:rPr>
+              <w:t>Household economy</w:t>
+            </w:r>
+            <w:r>
+              <w:rPr>
+                <w:b/>
+                <w:bCs/>
+                <w:sz w:val="20"/>
+                <w:szCs w:val="20"/>
+              </w:rPr>
+              <w:t xml:space="preserve">: </w:t>
+            </w:r>
+            <w:r>
+              <w:rPr>
+                <w:sz w:val="20"/>
+                <w:szCs w:val="20"/>
+              </w:rPr>
+              <w:t>Families pool workers and income</w:t>
+            </w:r>
+          </w:p>
+        </w:tc>
+        <w:tc>
+          <w:tcPr>
+            <w:tcW w:w="2800" w:type="dxa"/>
+            <w:tcBorders>
+              <w:top w:val="single" w:sz="8" w:space="0" w:color="BDC1C6"/>
+              <w:left w:val="single" w:sz="8" w:space="0" w:color="BDC1C6"/>
+              <w:bottom w:val="single" w:sz="8" w:space="0" w:color="BDC1C6"/>
+              <w:right w:val="single" w:sz="8" w:space="0" w:color="BDC1C6"/>
+            </w:tcBorders>
+            <w:tcMar>
+              <w:top w:w="144" w:type="dxa"/>
+              <w:left w:w="144" w:type="dxa"/>
+              <w:bottom w:w="144" w:type="dxa"/>
+              <w:right w:w="144" w:type="dxa"/>
+            </w:tcMar>
+          </w:tcPr>
+          <w:p>
+            <w:pPr>
+              <w:widowControl w:val="0"/>
+              <w:spacing w:after="0"/>
+              <w:rPr>
+                <w:b/>
+                <w:bCs/>
+                <w:sz w:val="20"/>
+                <w:szCs w:val="20"/>
+              </w:rPr>
+            </w:pPr>
+            <w:proofErr w:type="spellStart"/>
+            <w:r>
+              <w:rPr>
+                <w:b/>
+                <w:bCs/>
+                <w:sz w:val="20"/>
+                <w:szCs w:val="20"/>
+              </w:rPr>
+              <w:t>hompop</w:t>
+            </w:r>
+            <w:proofErr w:type="spellEnd"/>
+            <w:r>
+              <w:rPr>
+                <w:b/>
+                <w:bCs/>
+                <w:sz w:val="20"/>
+                <w:szCs w:val="20"/>
+              </w:rPr>
+              <w:t xml:space="preserve"> </w:t>
+            </w:r>
+          </w:p>
+          <w:p>
+            <w:pPr>
+              <w:widowControl w:val="0"/>
+              <w:spacing w:after="0"/>
+              <w:rPr>
+                <w:sz w:val="20"/>
+                <w:szCs w:val="20"/>
+              </w:rPr>
+            </w:pPr>
+            <w:r>
+              <w:rPr>
+                <w:sz w:val="20"/>
+                <w:szCs w:val="20"/>
+              </w:rPr>
+              <w:t>Number of persons in household</w:t>
+            </w:r>
+          </w:p>
+        </w:tc>
+        <w:tc>
+          <w:tcPr>
+            <w:tcW w:w="2880" w:type="dxa"/>
+            <w:tcBorders>
+              <w:top w:val="single" w:sz="8" w:space="0" w:color="BDC1C6"/>
+              <w:left w:val="single" w:sz="8" w:space="0" w:color="BDC1C6"/>
+              <w:bottom w:val="single" w:sz="8" w:space="0" w:color="BDC1C6"/>
+              <w:right w:val="single" w:sz="8" w:space="0" w:color="BDC1C6"/>
+            </w:tcBorders>
+            <w:tcMar>
+              <w:top w:w="144" w:type="dxa"/>
+              <w:left w:w="144" w:type="dxa"/>
+              <w:bottom w:w="144" w:type="dxa"/>
+              <w:right w:w="144" w:type="dxa"/>
+            </w:tcMar>
+          </w:tcPr>
+          <w:p>
+            <w:pPr>
+              <w:widowControl w:val="0"/>
+              <w:spacing w:after="0"/>
+              <w:rPr>
+                <w:b/>
+                <w:bCs/>
+                <w:sz w:val="20"/>
+                <w:szCs w:val="20"/>
+              </w:rPr>
+            </w:pPr>
+            <w:proofErr w:type="spellStart"/>
+            <w:r>
+              <w:rPr>
+                <w:b/>
+                <w:bCs/>
+                <w:sz w:val="20"/>
+                <w:szCs w:val="20"/>
+              </w:rPr>
+              <w:t>earnrs</w:t>
+            </w:r>
+            <w:proofErr w:type="spellEnd"/>
+            <w:r>
+              <w:rPr>
+                <w:b/>
+                <w:bCs/>
+                <w:sz w:val="20"/>
+                <w:szCs w:val="20"/>
+              </w:rPr>
+              <w:t xml:space="preserve"> </w:t>
+            </w:r>
+          </w:p>
+          <w:p>
+            <w:pPr>
+              <w:widowControl w:val="0"/>
+              <w:spacing w:after="0"/>
+              <w:rPr>
+                <w:sz w:val="20"/>
+                <w:szCs w:val="20"/>
+              </w:rPr>
+            </w:pPr>
+            <w:r>
+              <w:rPr>
+                <w:sz w:val="20"/>
+                <w:szCs w:val="20"/>
+              </w:rPr>
+              <w:t>Number of family members who earned money last year</w:t>
+            </w:r>
+          </w:p>
+        </w:tc>
+      </w:tr>
+    </w:tbl>
+    <w:p>
+      <w:pPr>
+        <w:pStyle w:val="numberingqs"/>
+        <w:spacing w:before="240"/>
+      </w:pPr>
       <w:r>
         <w:rPr>
           <w:b/>
           <w:bCs/>
         </w:rPr>
-        <w:t>conrinc</w:t>
-      </w:r>
-      <w:proofErr w:type="spellEnd"/>
-      <w:r>
-        <w:t xml:space="preserve"> </w:t>
-      </w:r>
-      <w:bookmarkEnd w:id="0"/>
-      <w:r>
-        <w:t xml:space="preserve">and </w:t>
-      </w:r>
-      <w:proofErr w:type="spellStart"/>
-      <w:r>
-        <w:rPr>
-          <w:b/>
-          <w:bCs/>
-        </w:rPr>
-        <w:t>tvhours</w:t>
-      </w:r>
-      <w:proofErr w:type="spellEnd"/>
-      <w:r>
-        <w:t xml:space="preserve"> variables </w:t>
+        <w:t>Research design:</w:t>
       </w:r>
       <w:r>
         <w:rPr>
           <w:b/>
           <w:bCs/>
         </w:rPr>
-        <w:t>(5 points)</w:t>
+        <w:t xml:space="preserve"> </w:t>
       </w:r>
       <w:r>
-        <w:t xml:space="preserve"> and interpret it using </w:t>
+        <w:t>Complete this section before you run any code.</w:t>
       </w:r>
-      <w:proofErr w:type="spellStart"/>
+    </w:p>
+    <w:p>
+      <w:pPr>
+        <w:pStyle w:val="numberingqs"/>
+        <w:numPr>
+          <w:ilvl w:val="1"/>
+          <w:numId w:val="35"/>
+        </w:numPr>
+      </w:pPr>
       <w:r>
-        <w:t>r-value</w:t>
+        <w:t>Write the option number you chose.</w:t>
       </w:r>
-      <w:proofErr w:type="spellEnd"/>
+    </w:p>
+    <w:tbl>
+      <w:tblPr>
+        <w:tblW w:w="9645" w:type="dxa"/>
+        <w:tblInd w:w="-105" w:type="dxa"/>
+        <w:tblBorders>
+          <w:top w:val="single" w:sz="8" w:space="0" w:color="000000"/>
+          <w:left w:val="single" w:sz="8" w:space="0" w:color="000000"/>
+          <w:bottom w:val="single" w:sz="8" w:space="0" w:color="000000"/>
+          <w:right w:val="single" w:sz="8" w:space="0" w:color="000000"/>
+          <w:insideH w:val="single" w:sz="8" w:space="0" w:color="000000"/>
+          <w:insideV w:val="single" w:sz="8" w:space="0" w:color="000000"/>
+        </w:tblBorders>
+        <w:tblLayout w:type="fixed"/>
+        <w:tblLook w:val="0600" w:firstRow="0" w:lastRow="0" w:firstColumn="0" w:lastColumn="0" w:noHBand="1" w:noVBand="1"/>
+      </w:tblPr>
+      <w:tblGrid>
+        <w:gridCol w:w="2265"/>
+        <w:gridCol w:w="7380"/>
+      </w:tblGrid>
+      <w:tr>
+        <w:trPr>
+          <w:trHeight w:val="500"/>
+        </w:trPr>
+        <w:tc>
+          <w:tcPr>
+            <w:tcW w:w="2265" w:type="dxa"/>
+            <w:tcBorders>
+              <w:top w:val="single" w:sz="8" w:space="0" w:color="BDC1C6"/>
+              <w:left w:val="nil"/>
+              <w:bottom w:val="single" w:sz="8" w:space="0" w:color="BDC1C6"/>
+              <w:right w:val="single" w:sz="8" w:space="0" w:color="BDC1C6"/>
+            </w:tcBorders>
+            <w:shd w:val="clear" w:color="auto" w:fill="EAD1DC"/>
+            <w:tcMar>
+              <w:top w:w="144" w:type="dxa"/>
+              <w:left w:w="144" w:type="dxa"/>
+              <w:bottom w:w="144" w:type="dxa"/>
+              <w:right w:w="144" w:type="dxa"/>
+            </w:tcMar>
+          </w:tcPr>
+          <w:p>
+            <w:pPr>
+              <w:widowControl w:val="0"/>
+              <w:spacing w:after="0"/>
+            </w:pPr>
+            <w:r>
+              <w:rPr>
+                <w:b/>
+                <w:bCs/>
+              </w:rPr>
+              <w:t>Option number:</w:t>
+            </w:r>
+          </w:p>
+        </w:tc>
+        <w:tc>
+          <w:tcPr>
+            <w:tcW w:w="7380" w:type="dxa"/>
+            <w:tcBorders>
+              <w:top w:val="single" w:sz="8" w:space="0" w:color="BDC1C6"/>
+              <w:left w:val="single" w:sz="8" w:space="0" w:color="BDC1C6"/>
+              <w:bottom w:val="single" w:sz="8" w:space="0" w:color="BDC1C6"/>
+              <w:right w:val="nil"/>
+            </w:tcBorders>
+            <w:tcMar>
+              <w:top w:w="144" w:type="dxa"/>
+              <w:left w:w="144" w:type="dxa"/>
+              <w:bottom w:w="144" w:type="dxa"/>
+              <w:right w:w="144" w:type="dxa"/>
+            </w:tcMar>
+          </w:tcPr>
+          <w:p>
+            <w:pPr>
+              <w:widowControl w:val="0"/>
+              <w:spacing w:after="0"/>
+            </w:pPr>
+            <w:r>
+              <w:rPr>
+                <w:b/>
+                <w:bCs/>
+              </w:rPr>
+              <w:t>7</w:t>
+            </w:r>
+            <w:r>
+              <w:t xml:space="preserve"> (not one of the six options </w:t>
+            </w:r>
+            <w:r>
+              <w:t>in the assignment).</w:t>
+            </w:r>
+          </w:p>
+        </w:tc>
+      </w:tr>
+    </w:tbl>
+    <w:p>
+      <w:pPr>
+        <w:pStyle w:val="numberingqs"/>
+        <w:numPr>
+          <w:ilvl w:val="1"/>
+          <w:numId w:val="35"/>
+        </w:numPr>
+        <w:spacing w:before="240"/>
+      </w:pPr>
       <w:r>
-        <w:t xml:space="preserve"> and p-value </w:t>
+        <w:t>Copy the information of the two variables from the Variables in GSS page.</w:t>
       </w:r>
+    </w:p>
+    <w:tbl>
+      <w:tblPr>
+        <w:tblW w:w="9645" w:type="dxa"/>
+        <w:tblInd w:w="-105" w:type="dxa"/>
+        <w:tblBorders>
+          <w:top w:val="single" w:sz="8" w:space="0" w:color="000000"/>
+          <w:left w:val="single" w:sz="8" w:space="0" w:color="000000"/>
+          <w:bottom w:val="single" w:sz="8" w:space="0" w:color="000000"/>
+          <w:right w:val="single" w:sz="8" w:space="0" w:color="000000"/>
+          <w:insideH w:val="single" w:sz="8" w:space="0" w:color="000000"/>
+          <w:insideV w:val="single" w:sz="8" w:space="0" w:color="000000"/>
+        </w:tblBorders>
+        <w:tblLayout w:type="fixed"/>
+        <w:tblLook w:val="0600" w:firstRow="0" w:lastRow="0" w:firstColumn="0" w:lastColumn="0" w:noHBand="1" w:noVBand="1"/>
+      </w:tblPr>
+      <w:tblGrid>
+        <w:gridCol w:w="1200"/>
+        <w:gridCol w:w="2200"/>
+        <w:gridCol w:w="1500"/>
+        <w:gridCol w:w="4745"/>
+      </w:tblGrid>
+      <w:tr>
+        <w:tc>
+          <w:tcPr>
+            <w:tcW w:w="1200" w:type="dxa"/>
+            <w:tcBorders>
+              <w:top w:val="single" w:sz="8" w:space="0" w:color="BDC1C6"/>
+              <w:left w:val="single" w:sz="8" w:space="0" w:color="BDC1C6"/>
+              <w:bottom w:val="single" w:sz="8" w:space="0" w:color="BDC1C6"/>
+              <w:right w:val="single" w:sz="8" w:space="0" w:color="BDC1C6"/>
+            </w:tcBorders>
+            <w:shd w:val="clear" w:color="auto" w:fill="F1F3F4"/>
+            <w:tcMar>
+              <w:top w:w="144" w:type="dxa"/>
+              <w:left w:w="144" w:type="dxa"/>
+              <w:bottom w:w="144" w:type="dxa"/>
+              <w:right w:w="144" w:type="dxa"/>
+            </w:tcMar>
+          </w:tcPr>
+          <w:p>
+            <w:pPr>
+              <w:widowControl w:val="0"/>
+              <w:spacing w:after="0"/>
+              <w:rPr>
+                <w:sz w:val="21"/>
+                <w:szCs w:val="21"/>
+              </w:rPr>
+            </w:pPr>
+            <w:r>
+              <w:rPr>
+                <w:b/>
+                <w:bCs/>
+                <w:sz w:val="21"/>
+                <w:szCs w:val="21"/>
+              </w:rPr>
+              <w:t>Variable name</w:t>
+            </w:r>
+          </w:p>
+        </w:tc>
+        <w:tc>
+          <w:tcPr>
+            <w:tcW w:w="2200" w:type="dxa"/>
+            <w:tcBorders>
+              <w:top w:val="single" w:sz="8" w:space="0" w:color="BDC1C6"/>
+              <w:left w:val="single" w:sz="8" w:space="0" w:color="BDC1C6"/>
+              <w:bottom w:val="single" w:sz="8" w:space="0" w:color="BDC1C6"/>
+              <w:right w:val="single" w:sz="8" w:space="0" w:color="BDC1C6"/>
+            </w:tcBorders>
+            <w:shd w:val="clear" w:color="auto" w:fill="F1F3F4"/>
+            <w:tcMar>
+              <w:top w:w="144" w:type="dxa"/>
+              <w:left w:w="144" w:type="dxa"/>
+              <w:bottom w:w="144" w:type="dxa"/>
+              <w:right w:w="144" w:type="dxa"/>
+            </w:tcMar>
+          </w:tcPr>
+          <w:p>
+            <w:pPr>
+              <w:widowControl w:val="0"/>
+              <w:spacing w:after="0"/>
+              <w:rPr>
+                <w:sz w:val="21"/>
+                <w:szCs w:val="21"/>
+              </w:rPr>
+            </w:pPr>
+            <w:r>
+              <w:rPr>
+                <w:b/>
+                <w:bCs/>
+                <w:sz w:val="21"/>
+                <w:szCs w:val="21"/>
+              </w:rPr>
+              <w:t>Variable label</w:t>
+            </w:r>
+          </w:p>
+        </w:tc>
+        <w:tc>
+          <w:tcPr>
+            <w:tcW w:w="1500" w:type="dxa"/>
+            <w:tcBorders>
+              <w:top w:val="single" w:sz="8" w:space="0" w:color="BDC1C6"/>
+              <w:left w:val="single" w:sz="8" w:space="0" w:color="BDC1C6"/>
+              <w:bottom w:val="single" w:sz="8" w:space="0" w:color="BDC1C6"/>
+              <w:right w:val="single" w:sz="8" w:space="0" w:color="BDC1C6"/>
+            </w:tcBorders>
+            <w:shd w:val="clear" w:color="auto" w:fill="F1F3F4"/>
+            <w:tcMar>
+              <w:top w:w="144" w:type="dxa"/>
+              <w:left w:w="144" w:type="dxa"/>
+              <w:bottom w:w="144" w:type="dxa"/>
+              <w:right w:w="144" w:type="dxa"/>
+            </w:tcMar>
+          </w:tcPr>
+          <w:p>
+            <w:pPr>
+              <w:widowControl w:val="0"/>
+              <w:spacing w:after="0"/>
+              <w:rPr>
+                <w:sz w:val="21"/>
+                <w:szCs w:val="21"/>
+              </w:rPr>
+            </w:pPr>
+            <w:r>
+              <w:rPr>
+                <w:b/>
+                <w:bCs/>
+                <w:sz w:val="21"/>
+                <w:szCs w:val="21"/>
+              </w:rPr>
+              <w:t>Variable type</w:t>
+            </w:r>
+          </w:p>
+        </w:tc>
+        <w:tc>
+          <w:tcPr>
+            <w:tcW w:w="4745" w:type="dxa"/>
+            <w:tcBorders>
+              <w:top w:val="single" w:sz="8" w:space="0" w:color="BDC1C6"/>
+              <w:left w:val="single" w:sz="8" w:space="0" w:color="BDC1C6"/>
+              <w:bottom w:val="single" w:sz="8" w:space="0" w:color="BDC1C6"/>
+              <w:right w:val="single" w:sz="8" w:space="0" w:color="BDC1C6"/>
+            </w:tcBorders>
+            <w:shd w:val="clear" w:color="auto" w:fill="F1F3F4"/>
+            <w:tcMar>
+              <w:top w:w="144" w:type="dxa"/>
+              <w:left w:w="144" w:type="dxa"/>
+              <w:bottom w:w="144" w:type="dxa"/>
+              <w:right w:w="144" w:type="dxa"/>
+            </w:tcMar>
+          </w:tcPr>
+          <w:p>
+            <w:pPr>
+              <w:widowControl w:val="0"/>
+              <w:spacing w:after="0"/>
+              <w:rPr>
+                <w:sz w:val="21"/>
+                <w:szCs w:val="21"/>
+              </w:rPr>
+            </w:pPr>
+            <w:r>
+              <w:rPr>
+                <w:b/>
+                <w:bCs/>
+                <w:sz w:val="21"/>
+                <w:szCs w:val="21"/>
+              </w:rPr>
+              <w:t>Question wording and response categories (min/max)</w:t>
+            </w:r>
+          </w:p>
+        </w:tc>
+      </w:tr>
+      <w:tr>
+        <w:trPr>
+          <w:trHeight w:val="500"/>
+        </w:trPr>
+        <w:tc>
+          <w:tcPr>
+            <w:tcW w:w="1200" w:type="dxa"/>
+            <w:tcBorders>
+              <w:top w:val="single" w:sz="8" w:space="0" w:color="BDC1C6"/>
+              <w:left w:val="single" w:sz="8" w:space="0" w:color="BDC1C6"/>
+              <w:bottom w:val="single" w:sz="8" w:space="0" w:color="BDC1C6"/>
+              <w:right w:val="single" w:sz="8" w:space="0" w:color="BDC1C6"/>
+            </w:tcBorders>
+            <w:tcMar>
+              <w:top w:w="144" w:type="dxa"/>
+              <w:left w:w="144" w:type="dxa"/>
+              <w:bottom w:w="144" w:type="dxa"/>
+              <w:right w:w="144" w:type="dxa"/>
+            </w:tcMar>
+          </w:tcPr>
+          <w:p>
+            <w:pPr>
+              <w:widowControl w:val="0"/>
+              <w:spacing w:after="0"/>
+              <w:rPr>
+                <w:sz w:val="21"/>
+                <w:szCs w:val="21"/>
+              </w:rPr>
+            </w:pPr>
+            <w:proofErr w:type="spellStart"/>
+            <w:r>
+              <w:rPr>
+                <w:sz w:val="21"/>
+                <w:szCs w:val="21"/>
+              </w:rPr>
+              <w:t>hompop</w:t>
+            </w:r>
+            <w:proofErr w:type="spellEnd"/>
+          </w:p>
+        </w:tc>
+        <w:tc>
+          <w:tcPr>
+            <w:tcW w:w="2200" w:type="dxa"/>
+            <w:tcBorders>
+              <w:top w:val="single" w:sz="8" w:space="0" w:color="BDC1C6"/>
+              <w:left w:val="single" w:sz="8" w:space="0" w:color="BDC1C6"/>
+              <w:bottom w:val="single" w:sz="8" w:space="0" w:color="BDC1C6"/>
+              <w:right w:val="single" w:sz="8" w:space="0" w:color="BDC1C6"/>
+            </w:tcBorders>
+            <w:tcMar>
+              <w:top w:w="144" w:type="dxa"/>
+              <w:left w:w="144" w:type="dxa"/>
+              <w:bottom w:w="144" w:type="dxa"/>
+              <w:right w:w="144" w:type="dxa"/>
+            </w:tcMar>
+          </w:tcPr>
+          <w:p>
+            <w:pPr>
+              <w:widowControl w:val="0"/>
+              <w:spacing w:after="0"/>
+              <w:rPr>
+                <w:sz w:val="21"/>
+                <w:szCs w:val="21"/>
+              </w:rPr>
+            </w:pPr>
+            <w:r>
+              <w:rPr>
+                <w:sz w:val="21"/>
+                <w:szCs w:val="21"/>
+              </w:rPr>
+              <w:t>Number of persons in household</w:t>
+            </w:r>
+          </w:p>
+        </w:tc>
+        <w:tc>
+          <w:tcPr>
+            <w:tcW w:w="1500" w:type="dxa"/>
+            <w:tcBorders>
+              <w:top w:val="single" w:sz="8" w:space="0" w:color="BDC1C6"/>
+              <w:left w:val="single" w:sz="8" w:space="0" w:color="BDC1C6"/>
+              <w:bottom w:val="single" w:sz="8" w:space="0" w:color="BDC1C6"/>
+              <w:right w:val="single" w:sz="8" w:space="0" w:color="BDC1C6"/>
+            </w:tcBorders>
+            <w:tcMar>
+              <w:top w:w="144" w:type="dxa"/>
+              <w:left w:w="144" w:type="dxa"/>
+              <w:bottom w:w="144" w:type="dxa"/>
+              <w:right w:w="144" w:type="dxa"/>
+            </w:tcMar>
+          </w:tcPr>
+          <w:p>
+            <w:pPr>
+              <w:widowControl w:val="0"/>
+              <w:spacing w:after="0"/>
+              <w:rPr>
+                <w:sz w:val="21"/>
+                <w:szCs w:val="21"/>
+              </w:rPr>
+            </w:pPr>
+            <w:r>
+              <w:rPr>
+                <w:sz w:val="21"/>
+                <w:szCs w:val="21"/>
+              </w:rPr>
+              <w:t>Continuous</w:t>
+            </w:r>
+          </w:p>
+        </w:tc>
+        <w:tc>
+          <w:tcPr>
+            <w:tcW w:w="4745" w:type="dxa"/>
+            <w:tcBorders>
+              <w:top w:val="single" w:sz="8" w:space="0" w:color="BDC1C6"/>
+              <w:left w:val="single" w:sz="8" w:space="0" w:color="BDC1C6"/>
+              <w:bottom w:val="single" w:sz="8" w:space="0" w:color="BDC1C6"/>
+              <w:right w:val="single" w:sz="8" w:space="0" w:color="BDC1C6"/>
+            </w:tcBorders>
+            <w:tcMar>
+              <w:top w:w="144" w:type="dxa"/>
+              <w:left w:w="144" w:type="dxa"/>
+              <w:bottom w:w="144" w:type="dxa"/>
+              <w:right w:w="144" w:type="dxa"/>
+            </w:tcMar>
+          </w:tcPr>
+          <w:p>
+            <w:pPr>
+              <w:widowControl w:val="0"/>
+              <w:spacing w:after="0"/>
+              <w:rPr>
+                <w:sz w:val="21"/>
+                <w:szCs w:val="21"/>
+              </w:rPr>
+            </w:pPr>
+            <w:r>
+              <w:rPr>
+                <w:sz w:val="21"/>
+                <w:szCs w:val="21"/>
+              </w:rPr>
+              <w:t>How many people do live in your household?</w:t>
+            </w:r>
+          </w:p>
+          <w:p>
+            <w:pPr>
+              <w:widowControl w:val="0"/>
+              <w:spacing w:after="0"/>
+              <w:rPr>
+                <w:sz w:val="21"/>
+                <w:szCs w:val="21"/>
+              </w:rPr>
+            </w:pPr>
+            <w:r>
+              <w:rPr>
+                <w:sz w:val="21"/>
+                <w:szCs w:val="21"/>
+              </w:rPr>
+              <w:t>(Min: 1, Max: 14)</w:t>
+            </w:r>
+          </w:p>
+        </w:tc>
+      </w:tr>
+      <w:tr>
+        <w:trPr>
+          <w:trHeight w:val="500"/>
+        </w:trPr>
+        <w:tc>
+          <w:tcPr>
+            <w:tcW w:w="1200" w:type="dxa"/>
+            <w:tcBorders>
+              <w:top w:val="single" w:sz="8" w:space="0" w:color="BDC1C6"/>
+              <w:left w:val="single" w:sz="8" w:space="0" w:color="BDC1C6"/>
+              <w:bottom w:val="single" w:sz="8" w:space="0" w:color="BDC1C6"/>
+              <w:right w:val="single" w:sz="8" w:space="0" w:color="BDC1C6"/>
+            </w:tcBorders>
+            <w:tcMar>
+              <w:top w:w="144" w:type="dxa"/>
+              <w:left w:w="144" w:type="dxa"/>
+              <w:bottom w:w="144" w:type="dxa"/>
+              <w:right w:w="144" w:type="dxa"/>
+            </w:tcMar>
+          </w:tcPr>
+          <w:p>
+            <w:pPr>
+              <w:widowControl w:val="0"/>
+              <w:spacing w:after="0"/>
+              <w:rPr>
+                <w:sz w:val="21"/>
+                <w:szCs w:val="21"/>
+              </w:rPr>
+            </w:pPr>
+            <w:proofErr w:type="spellStart"/>
+            <w:r>
+              <w:rPr>
+                <w:sz w:val="21"/>
+                <w:szCs w:val="21"/>
+              </w:rPr>
+              <w:t>earnrs</w:t>
+            </w:r>
+            <w:proofErr w:type="spellEnd"/>
+          </w:p>
+        </w:tc>
+        <w:tc>
+          <w:tcPr>
+            <w:tcW w:w="2200" w:type="dxa"/>
+            <w:tcBorders>
+              <w:top w:val="single" w:sz="8" w:space="0" w:color="BDC1C6"/>
+              <w:left w:val="single" w:sz="8" w:space="0" w:color="BDC1C6"/>
+              <w:bottom w:val="single" w:sz="8" w:space="0" w:color="BDC1C6"/>
+              <w:right w:val="single" w:sz="8" w:space="0" w:color="BDC1C6"/>
+            </w:tcBorders>
+            <w:tcMar>
+              <w:top w:w="144" w:type="dxa"/>
+              <w:left w:w="144" w:type="dxa"/>
+              <w:bottom w:w="144" w:type="dxa"/>
+              <w:right w:w="144" w:type="dxa"/>
+            </w:tcMar>
+          </w:tcPr>
+          <w:p>
+            <w:pPr>
+              <w:widowControl w:val="0"/>
+              <w:spacing w:after="0"/>
+              <w:rPr>
+                <w:sz w:val="21"/>
+                <w:szCs w:val="21"/>
+              </w:rPr>
+            </w:pPr>
+            <w:bookmarkStart w:id="2" w:name="_Hlk244170773"/>
+            <w:r>
+              <w:rPr>
+                <w:sz w:val="21"/>
+                <w:szCs w:val="21"/>
+              </w:rPr>
+              <w:t>Number of family members who earned money last year</w:t>
+            </w:r>
+            <w:bookmarkEnd w:id="2"/>
+          </w:p>
+        </w:tc>
+        <w:tc>
+          <w:tcPr>
+            <w:tcW w:w="1500" w:type="dxa"/>
+            <w:tcBorders>
+              <w:top w:val="single" w:sz="8" w:space="0" w:color="BDC1C6"/>
+              <w:left w:val="single" w:sz="8" w:space="0" w:color="BDC1C6"/>
+              <w:bottom w:val="single" w:sz="8" w:space="0" w:color="BDC1C6"/>
+              <w:right w:val="single" w:sz="8" w:space="0" w:color="BDC1C6"/>
+            </w:tcBorders>
+            <w:tcMar>
+              <w:top w:w="144" w:type="dxa"/>
+              <w:left w:w="144" w:type="dxa"/>
+              <w:bottom w:w="144" w:type="dxa"/>
+              <w:right w:w="144" w:type="dxa"/>
+            </w:tcMar>
+          </w:tcPr>
+          <w:p>
+            <w:pPr>
+              <w:widowControl w:val="0"/>
+              <w:spacing w:after="0"/>
+              <w:rPr>
+                <w:sz w:val="21"/>
+                <w:szCs w:val="21"/>
+              </w:rPr>
+            </w:pPr>
+            <w:r>
+              <w:rPr>
+                <w:sz w:val="21"/>
+                <w:szCs w:val="21"/>
+              </w:rPr>
+              <w:t>Continuous</w:t>
+            </w:r>
+          </w:p>
+        </w:tc>
+        <w:tc>
+          <w:tcPr>
+            <w:tcW w:w="4745" w:type="dxa"/>
+            <w:tcBorders>
+              <w:top w:val="single" w:sz="8" w:space="0" w:color="BDC1C6"/>
+              <w:left w:val="single" w:sz="8" w:space="0" w:color="BDC1C6"/>
+              <w:bottom w:val="single" w:sz="8" w:space="0" w:color="BDC1C6"/>
+              <w:right w:val="single" w:sz="8" w:space="0" w:color="BDC1C6"/>
+            </w:tcBorders>
+            <w:tcMar>
+              <w:top w:w="144" w:type="dxa"/>
+              <w:left w:w="144" w:type="dxa"/>
+              <w:bottom w:w="144" w:type="dxa"/>
+              <w:right w:w="144" w:type="dxa"/>
+            </w:tcMar>
+          </w:tcPr>
+          <w:p>
+            <w:pPr>
+              <w:widowControl w:val="0"/>
+              <w:spacing w:after="0"/>
+              <w:rPr>
+                <w:sz w:val="21"/>
+                <w:szCs w:val="21"/>
+              </w:rPr>
+            </w:pPr>
+            <w:r>
+              <w:rPr>
+                <w:sz w:val="21"/>
+                <w:szCs w:val="21"/>
+              </w:rPr>
+              <w:t>How many persons in the family, including yourself, earned any money last year from any job or employment?</w:t>
+            </w:r>
+          </w:p>
+          <w:p>
+            <w:pPr>
+              <w:widowControl w:val="0"/>
+              <w:spacing w:after="0"/>
+              <w:rPr>
+                <w:sz w:val="21"/>
+                <w:szCs w:val="21"/>
+              </w:rPr>
+            </w:pPr>
+            <w:r>
+              <w:rPr>
+                <w:sz w:val="21"/>
+                <w:szCs w:val="21"/>
+              </w:rPr>
+              <w:t>(Min: 0, Max: 3)</w:t>
+            </w:r>
+          </w:p>
+        </w:tc>
+      </w:tr>
+    </w:tbl>
+    <w:p>
+      <w:pPr>
+        <w:pStyle w:val="numberingqs"/>
+        <w:numPr>
+          <w:ilvl w:val="0"/>
+          <w:numId w:val="0"/>
+        </w:numPr>
+        <w:spacing w:before="240"/>
+        <w:ind w:left="288" w:hanging="288"/>
+      </w:pPr>
+    </w:p>
+    <w:p>
+      <w:pPr>
+        <w:pStyle w:val="numberingqs"/>
+        <w:numPr>
+          <w:ilvl w:val="1"/>
+          <w:numId w:val="35"/>
+        </w:numPr>
+        <w:spacing w:before="240"/>
+      </w:pPr>
+      <w:r>
+        <w:lastRenderedPageBreak/>
+        <w:t>Explain your option’s concept in your own words, explain why it suggests your two variables are related, and write your hypothesis.</w:t>
+      </w:r>
+    </w:p>
+    <w:tbl>
+      <w:tblPr>
+        <w:tblW w:w="9645" w:type="dxa"/>
+        <w:tblInd w:w="-105" w:type="dxa"/>
+        <w:tblBorders>
+          <w:top w:val="single" w:sz="8" w:space="0" w:color="000000"/>
+          <w:left w:val="single" w:sz="8" w:space="0" w:color="000000"/>
+          <w:bottom w:val="single" w:sz="8" w:space="0" w:color="000000"/>
+          <w:right w:val="single" w:sz="8" w:space="0" w:color="000000"/>
+          <w:insideH w:val="single" w:sz="8" w:space="0" w:color="000000"/>
+          <w:insideV w:val="single" w:sz="8" w:space="0" w:color="000000"/>
+        </w:tblBorders>
+        <w:tblLayout w:type="fixed"/>
+        <w:tblLook w:val="0600" w:firstRow="0" w:lastRow="0" w:firstColumn="0" w:lastColumn="0" w:noHBand="1" w:noVBand="1"/>
+      </w:tblPr>
+      <w:tblGrid>
+        <w:gridCol w:w="2175"/>
+        <w:gridCol w:w="7470"/>
+      </w:tblGrid>
+      <w:tr>
+        <w:trPr>
+          <w:trHeight w:val="900"/>
+        </w:trPr>
+        <w:tc>
+          <w:tcPr>
+            <w:tcW w:w="2175" w:type="dxa"/>
+            <w:tcBorders>
+              <w:top w:val="single" w:sz="8" w:space="0" w:color="BDC1C6"/>
+              <w:left w:val="nil"/>
+              <w:bottom w:val="single" w:sz="8" w:space="0" w:color="BDC1C6"/>
+              <w:right w:val="single" w:sz="8" w:space="0" w:color="BDC1C6"/>
+            </w:tcBorders>
+            <w:shd w:val="clear" w:color="auto" w:fill="EAD1DC"/>
+            <w:tcMar>
+              <w:top w:w="144" w:type="dxa"/>
+              <w:left w:w="144" w:type="dxa"/>
+              <w:bottom w:w="144" w:type="dxa"/>
+              <w:right w:w="144" w:type="dxa"/>
+            </w:tcMar>
+          </w:tcPr>
+          <w:p>
+            <w:pPr>
+              <w:widowControl w:val="0"/>
+              <w:spacing w:after="0"/>
+            </w:pPr>
+            <w:r>
+              <w:rPr>
+                <w:b/>
+                <w:bCs/>
+              </w:rPr>
+              <w:t>1. Concept:</w:t>
+            </w:r>
+          </w:p>
+        </w:tc>
+        <w:tc>
+          <w:tcPr>
+            <w:tcW w:w="7470" w:type="dxa"/>
+            <w:tcBorders>
+              <w:top w:val="single" w:sz="8" w:space="0" w:color="BDC1C6"/>
+              <w:left w:val="single" w:sz="8" w:space="0" w:color="BDC1C6"/>
+              <w:bottom w:val="single" w:sz="8" w:space="0" w:color="BDC1C6"/>
+              <w:right w:val="nil"/>
+            </w:tcBorders>
+            <w:tcMar>
+              <w:top w:w="144" w:type="dxa"/>
+              <w:left w:w="144" w:type="dxa"/>
+              <w:bottom w:w="144" w:type="dxa"/>
+              <w:right w:w="144" w:type="dxa"/>
+            </w:tcMar>
+          </w:tcPr>
+          <w:p>
+            <w:pPr>
+              <w:widowControl w:val="0"/>
+              <w:spacing w:after="0"/>
+            </w:pPr>
+            <w:bookmarkStart w:id="3" w:name="_Hlk244169364"/>
+            <w:bookmarkStart w:id="4" w:name="_Hlk244172479"/>
+            <w:r>
+              <w:rPr>
+                <w:b/>
+                <w:bCs/>
+              </w:rPr>
+              <w:t>Household economy</w:t>
+            </w:r>
+            <w:bookmarkEnd w:id="3"/>
+            <w:r>
+              <w:rPr>
+                <w:b/>
+                <w:bCs/>
+              </w:rPr>
+              <w:t>:</w:t>
+            </w:r>
+            <w:r>
+              <w:t xml:space="preserve"> </w:t>
+            </w:r>
+            <w:bookmarkEnd w:id="4"/>
+            <w:r>
+              <w:t>families pool their members’ work and income to meet shared needs, so a household works as one economic unit rather than as separate individuals.</w:t>
+            </w:r>
+          </w:p>
+        </w:tc>
+      </w:tr>
+      <w:tr>
+        <w:trPr>
+          <w:trHeight w:val="900"/>
+        </w:trPr>
+        <w:tc>
+          <w:tcPr>
+            <w:tcW w:w="2175" w:type="dxa"/>
+            <w:tcBorders>
+              <w:top w:val="single" w:sz="8" w:space="0" w:color="BDC1C6"/>
+              <w:left w:val="nil"/>
+              <w:bottom w:val="single" w:sz="8" w:space="0" w:color="BDC1C6"/>
+              <w:right w:val="single" w:sz="8" w:space="0" w:color="BDC1C6"/>
+            </w:tcBorders>
+            <w:shd w:val="clear" w:color="auto" w:fill="EAD1DC"/>
+            <w:tcMar>
+              <w:top w:w="144" w:type="dxa"/>
+              <w:left w:w="144" w:type="dxa"/>
+              <w:bottom w:w="144" w:type="dxa"/>
+              <w:right w:w="144" w:type="dxa"/>
+            </w:tcMar>
+          </w:tcPr>
+          <w:p>
+            <w:pPr>
+              <w:widowControl w:val="0"/>
+              <w:spacing w:after="0"/>
+              <w:rPr>
+                <w:b/>
+                <w:bCs/>
+              </w:rPr>
+            </w:pPr>
+            <w:r>
+              <w:rPr>
+                <w:b/>
+                <w:bCs/>
+              </w:rPr>
+              <w:t>2. Hypothesis:</w:t>
+            </w:r>
+          </w:p>
+        </w:tc>
+        <w:tc>
+          <w:tcPr>
+            <w:tcW w:w="7470" w:type="dxa"/>
+            <w:tcBorders>
+              <w:top w:val="single" w:sz="8" w:space="0" w:color="BDC1C6"/>
+              <w:left w:val="single" w:sz="8" w:space="0" w:color="BDC1C6"/>
+              <w:bottom w:val="single" w:sz="8" w:space="0" w:color="BDC1C6"/>
+              <w:right w:val="nil"/>
+            </w:tcBorders>
+            <w:tcMar>
+              <w:top w:w="144" w:type="dxa"/>
+              <w:left w:w="144" w:type="dxa"/>
+              <w:bottom w:w="144" w:type="dxa"/>
+              <w:right w:w="144" w:type="dxa"/>
+            </w:tcMar>
+          </w:tcPr>
+          <w:p>
+            <w:pPr>
+              <w:widowControl w:val="0"/>
+              <w:spacing w:after="0"/>
+              <w:rPr>
+                <w:b/>
+                <w:bCs/>
+              </w:rPr>
+            </w:pPr>
+            <w:r>
+              <w:t xml:space="preserve">I expect to find </w:t>
+            </w:r>
+            <w:r>
+              <w:t>a positive and strong correlation</w:t>
+            </w:r>
+            <w:r>
+              <w:t xml:space="preserve"> between number of persons in household and number of family members who earned money last year.</w:t>
+            </w:r>
+          </w:p>
+        </w:tc>
+      </w:tr>
+      <w:tr>
+        <w:trPr>
+          <w:trHeight w:val="1393"/>
+        </w:trPr>
+        <w:tc>
+          <w:tcPr>
+            <w:tcW w:w="2175" w:type="dxa"/>
+            <w:tcBorders>
+              <w:top w:val="single" w:sz="8" w:space="0" w:color="BDC1C6"/>
+              <w:left w:val="nil"/>
+              <w:bottom w:val="single" w:sz="8" w:space="0" w:color="BDC1C6"/>
+              <w:right w:val="single" w:sz="8" w:space="0" w:color="BDC1C6"/>
+            </w:tcBorders>
+            <w:shd w:val="clear" w:color="auto" w:fill="EAD1DC"/>
+            <w:tcMar>
+              <w:top w:w="144" w:type="dxa"/>
+              <w:left w:w="144" w:type="dxa"/>
+              <w:bottom w:w="144" w:type="dxa"/>
+              <w:right w:w="144" w:type="dxa"/>
+            </w:tcMar>
+          </w:tcPr>
+          <w:p>
+            <w:pPr>
+              <w:widowControl w:val="0"/>
+              <w:spacing w:after="0"/>
+            </w:pPr>
+            <w:r>
+              <w:rPr>
+                <w:b/>
+                <w:bCs/>
+              </w:rPr>
+              <w:t>3. Reasoning:</w:t>
+            </w:r>
+          </w:p>
+        </w:tc>
+        <w:tc>
+          <w:tcPr>
+            <w:tcW w:w="7470" w:type="dxa"/>
+            <w:tcBorders>
+              <w:top w:val="single" w:sz="8" w:space="0" w:color="BDC1C6"/>
+              <w:left w:val="single" w:sz="8" w:space="0" w:color="BDC1C6"/>
+              <w:bottom w:val="single" w:sz="8" w:space="0" w:color="BDC1C6"/>
+              <w:right w:val="nil"/>
+            </w:tcBorders>
+            <w:tcMar>
+              <w:top w:w="144" w:type="dxa"/>
+              <w:left w:w="144" w:type="dxa"/>
+              <w:bottom w:w="144" w:type="dxa"/>
+              <w:right w:w="144" w:type="dxa"/>
+            </w:tcMar>
+          </w:tcPr>
+          <w:p>
+            <w:pPr>
+              <w:widowControl w:val="0"/>
+              <w:spacing w:after="0"/>
+            </w:pPr>
+            <w:r>
+              <w:t>When more people live in a household, there are usually more adults who can work, such as adult children, grandparents, or other relatives. Families with tight budgets may also live together so that more people can bring in money. Both reasons suggest that larger households should have more earners.</w:t>
+            </w:r>
+          </w:p>
+        </w:tc>
+      </w:tr>
+    </w:tbl>
+    <w:p/>
+    <w:p>
+      <w:pPr>
+        <w:pStyle w:val="numberingqs"/>
+      </w:pPr>
       <w:r>
         <w:rPr>
           <w:b/>
           <w:bCs/>
         </w:rPr>
-        <w:t>(10 points).</w:t>
+        <w:t>Analysis</w:t>
+      </w:r>
+    </w:p>
+    <w:p>
+      <w:pPr>
+        <w:pStyle w:val="numberingqs"/>
+        <w:numPr>
+          <w:ilvl w:val="1"/>
+          <w:numId w:val="35"/>
+        </w:numPr>
+      </w:pPr>
+      <w:r>
+        <w:t>Create a correlation analysis table using your two variables and interpret it using the interpretation template from the lecture page:</w:t>
       </w:r>
     </w:p>
     <w:tbl>
@@ -110,7 +1474,7 @@
       </w:tblGrid>
       <w:tr>
         <w:trPr>
-          <w:trHeight w:val="331"/>
+          <w:trHeight w:val="781"/>
         </w:trPr>
         <w:tc>
           <w:tcPr>
@@ -132,6 +1496,7 @@
           <w:p>
             <w:pPr>
               <w:widowControl w:val="0"/>
+              <w:spacing w:after="0"/>
             </w:pPr>
             <w:r>
               <w:rPr>
@@ -181,7 +1546,7 @@
             </w:r>
             <w:proofErr w:type="spellStart"/>
             <w:r>
-              <w:t>conrinc</w:t>
+              <w:t>hompop</w:t>
             </w:r>
             <w:proofErr w:type="spellEnd"/>
             <w:r>
@@ -189,7 +1554,7 @@
             </w:r>
             <w:proofErr w:type="spellStart"/>
             <w:r>
-              <w:t>tvhours</w:t>
+              <w:t>earnrs</w:t>
             </w:r>
             <w:proofErr w:type="spellEnd"/>
             <w:r>
@@ -200,10 +1565,6 @@
             <w:pPr>
               <w:widowControl w:val="0"/>
               <w:spacing w:after="0"/>
-              <w:rPr>
-                <w:i/>
-                <w:iCs/>
-              </w:rPr>
             </w:pPr>
             <w:proofErr w:type="spellStart"/>
             <w:r>
@@ -218,7 +1579,7 @@
       </w:tr>
       <w:tr>
         <w:trPr>
-          <w:trHeight w:val="1807"/>
+          <w:trHeight w:val="1960"/>
         </w:trPr>
         <w:tc>
           <w:tcPr>
@@ -277,10 +1638,10 @@
                 <w:noProof/>
               </w:rPr>
               <w:drawing>
-                <wp:inline distT="0" distB="0" distL="0" distR="0" wp14:anchorId="08AF4213" wp14:editId="755DF5BF">
-                  <wp:extent cx="4674870" cy="1132205"/>
+                <wp:inline distT="0" distB="0" distL="0" distR="0" wp14:anchorId="32B70A5C" wp14:editId="33153FFB">
+                  <wp:extent cx="4572000" cy="1218197"/>
                   <wp:effectExtent l="0" t="0" r="0" b="0"/>
-                  <wp:docPr id="1944878793" name="Picture 1"/>
+                  <wp:docPr id="100" name="Picture 100"/>
                   <wp:cNvGraphicFramePr>
                     <a:graphicFrameLocks xmlns:a="http://schemas.openxmlformats.org/drawingml/2006/main" noChangeAspect="1"/>
                   </wp:cNvGraphicFramePr>
@@ -288,17 +1649,11 @@
                     <a:graphicData uri="http://schemas.openxmlformats.org/drawingml/2006/picture">
                       <pic:pic xmlns:pic="http://schemas.openxmlformats.org/drawingml/2006/picture">
                         <pic:nvPicPr>
-                          <pic:cNvPr id="1944878793" name="Picture 1944878793"/>
+                          <pic:cNvPr id="100" name="sample1.png"/>
                           <pic:cNvPicPr/>
                         </pic:nvPicPr>
                         <pic:blipFill>
-                          <a:blip r:embed="rId9" cstate="print">
-                            <a:extLst>
-                              <a:ext uri="{28A0092B-C50C-407E-A947-70E740481C1C}">
-                                <a14:useLocalDpi xmlns:a14="http://schemas.microsoft.com/office/drawing/2010/main" val="0"/>
-                              </a:ext>
-                            </a:extLst>
-                          </a:blip>
+                          <a:blip r:embed="rId9"/>
                           <a:stretch>
                             <a:fillRect/>
                           </a:stretch>
@@ -306,7 +1661,7 @@
                         <pic:spPr>
                           <a:xfrm>
                             <a:off x="0" y="0"/>
-                            <a:ext cx="4674870" cy="1132205"/>
+                            <a:ext cx="4572000" cy="1218197"/>
                           </a:xfrm>
                           <a:prstGeom prst="rect">
                             <a:avLst/>
@@ -323,7 +1678,7 @@
       </w:tr>
       <w:tr>
         <w:trPr>
-          <w:trHeight w:val="1393"/>
+          <w:trHeight w:val="1100"/>
         </w:trPr>
         <w:tc>
           <w:tcPr>
@@ -374,59 +1729,34 @@
           </w:tcPr>
           <w:p>
             <w:pPr>
-              <w:pStyle w:val="NormalWeb"/>
-              <w:spacing w:before="0" w:beforeAutospacing="0" w:after="0" w:afterAutospacing="0"/>
+              <w:widowControl w:val="0"/>
+              <w:spacing w:after="0"/>
             </w:pPr>
             <w:r>
-              <w:rPr>
-                <w:rFonts w:ascii="Arial" w:hAnsi="Arial" w:cs="Arial"/>
-                <w:color w:val="000000"/>
-              </w:rPr>
-              <w:t>There is a statistically significant correlation between respondents' personal income and television screen time in hours since the p-value is less than 0.05.</w:t>
+              <w:t>There is a statistically significant correlation between number of persons in household and number of family members who earned money last year since the p-value is less than 0.05.</w:t>
             </w:r>
           </w:p>
-          <w:p/>
           <w:p>
             <w:pPr>
-              <w:pStyle w:val="NormalWeb"/>
-              <w:spacing w:before="0" w:beforeAutospacing="0" w:after="0" w:afterAutospacing="0"/>
+              <w:widowControl w:val="0"/>
+              <w:spacing w:after="0"/>
+            </w:pPr>
+          </w:p>
+          <w:p>
+            <w:pPr>
+              <w:widowControl w:val="0"/>
+              <w:spacing w:after="0"/>
             </w:pPr>
             <w:r>
-              <w:rPr>
-                <w:rFonts w:ascii="Arial" w:hAnsi="Arial" w:cs="Arial"/>
-                <w:color w:val="000000"/>
-              </w:rPr>
-              <w:t xml:space="preserve">This correlation is negative and weak since the </w:t>
+              <w:t xml:space="preserve">This correlation is positive and moderate since the </w:t>
             </w:r>
             <w:proofErr w:type="spellStart"/>
             <w:r>
-              <w:rPr>
-                <w:rFonts w:ascii="Arial" w:hAnsi="Arial" w:cs="Arial"/>
-                <w:color w:val="000000"/>
-              </w:rPr>
               <w:t>r-value</w:t>
             </w:r>
             <w:proofErr w:type="spellEnd"/>
             <w:r>
-              <w:rPr>
-                <w:rFonts w:ascii="Arial" w:hAnsi="Arial" w:cs="Arial"/>
-                <w:color w:val="000000"/>
-              </w:rPr>
-              <w:t xml:space="preserve"> is -0.124 (|r| &lt; 0.3).</w:t>
-            </w:r>
-          </w:p>
-          <w:p/>
-          <w:p>
-            <w:pPr>
-              <w:pStyle w:val="NormalWeb"/>
-              <w:spacing w:before="0" w:beforeAutospacing="0" w:after="0" w:afterAutospacing="0"/>
-            </w:pPr>
-            <w:r>
-              <w:rPr>
-                <w:rFonts w:ascii="Arial" w:hAnsi="Arial" w:cs="Arial"/>
-                <w:color w:val="000000"/>
-              </w:rPr>
-              <w:t>This means that as respondents' personal income increases, television screen time in hours tends to decrease.</w:t>
+              <w:t xml:space="preserve"> is 0.447.</w:t>
             </w:r>
           </w:p>
         </w:tc>
@@ -434,364 +1764,35 @@
     </w:tbl>
     <w:p>
       <w:pPr>
+        <w:spacing w:after="160" w:line="259" w:lineRule="auto"/>
+      </w:pPr>
+    </w:p>
+    <w:p>
+      <w:pPr>
+        <w:spacing w:after="160" w:line="259" w:lineRule="auto"/>
+      </w:pPr>
+    </w:p>
+    <w:p>
+      <w:pPr>
+        <w:spacing w:after="160" w:line="259" w:lineRule="auto"/>
+      </w:pPr>
+    </w:p>
+    <w:p>
+      <w:pPr>
         <w:pStyle w:val="numberingqs"/>
         <w:numPr>
-          <w:ilvl w:val="0"/>
-          <w:numId w:val="0"/>
+          <w:ilvl w:val="1"/>
+          <w:numId w:val="35"/>
         </w:numPr>
-        <w:spacing w:before="240" w:line="240" w:lineRule="auto"/>
-        <w:ind w:left="288"/>
-      </w:pPr>
-    </w:p>
-    <w:p>
-      <w:pPr>
-        <w:spacing w:after="160" w:line="259" w:lineRule="auto"/>
-        <w:rPr>
-          <w:rFonts w:cstheme="minorBidi"/>
-          <w:color w:val="auto"/>
-          <w:szCs w:val="22"/>
-          <w:lang w:val="en-US"/>
-        </w:rPr>
-      </w:pPr>
-      <w:r>
-        <w:br w:type="page"/>
-      </w:r>
-    </w:p>
-    <w:p>
-      <w:pPr>
-        <w:pStyle w:val="numberingqs"/>
-        <w:spacing w:before="240" w:line="240" w:lineRule="auto"/>
       </w:pPr>
       <w:r>
         <w:lastRenderedPageBreak/>
-        <w:t xml:space="preserve">Create a correlation scatterplot graph using </w:t>
+        <w:t>Create a scatterplot graph using your two variables.</w:t>
       </w:r>
-      <w:proofErr w:type="spellStart"/>
-      <w:r>
-        <w:rPr>
-          <w:b/>
-          <w:bCs/>
-        </w:rPr>
-        <w:t>conrinc</w:t>
-      </w:r>
-      <w:proofErr w:type="spellEnd"/>
-      <w:r>
-        <w:t xml:space="preserve"> and </w:t>
-      </w:r>
-      <w:proofErr w:type="spellStart"/>
-      <w:r>
-        <w:rPr>
-          <w:b/>
-          <w:bCs/>
-        </w:rPr>
-        <w:t>tvhours</w:t>
-      </w:r>
-      <w:proofErr w:type="spellEnd"/>
-      <w:r>
-        <w:t xml:space="preserve"> variables </w:t>
-      </w:r>
-      <w:bookmarkStart w:id="1" w:name="_Hlk229409612"/>
-      <w:r>
-        <w:rPr>
-          <w:b/>
-          <w:bCs/>
-        </w:rPr>
-        <w:t>(5 points).</w:t>
-      </w:r>
-      <w:bookmarkEnd w:id="1"/>
     </w:p>
     <w:tbl>
       <w:tblPr>
-        <w:tblW w:w="9450" w:type="dxa"/>
-        <w:tblInd w:w="-105" w:type="dxa"/>
-        <w:tblBorders>
-          <w:top w:val="single" w:sz="8" w:space="0" w:color="000000"/>
-          <w:left w:val="single" w:sz="8" w:space="0" w:color="000000"/>
-          <w:bottom w:val="single" w:sz="8" w:space="0" w:color="000000"/>
-          <w:right w:val="single" w:sz="8" w:space="0" w:color="000000"/>
-          <w:insideH w:val="single" w:sz="8" w:space="0" w:color="000000"/>
-          <w:insideV w:val="single" w:sz="8" w:space="0" w:color="000000"/>
-        </w:tblBorders>
-        <w:tblLayout w:type="fixed"/>
-        <w:tblLook w:val="0600" w:firstRow="0" w:lastRow="0" w:firstColumn="0" w:lastColumn="0" w:noHBand="1" w:noVBand="1"/>
-      </w:tblPr>
-      <w:tblGrid>
-        <w:gridCol w:w="1905"/>
-        <w:gridCol w:w="7545"/>
-      </w:tblGrid>
-      <w:tr>
-        <w:trPr>
-          <w:trHeight w:val="358"/>
-        </w:trPr>
-        <w:tc>
-          <w:tcPr>
-            <w:tcW w:w="1905" w:type="dxa"/>
-            <w:tcBorders>
-              <w:top w:val="single" w:sz="8" w:space="0" w:color="BDC1C6"/>
-              <w:left w:val="nil"/>
-              <w:bottom w:val="single" w:sz="8" w:space="0" w:color="BDC1C6"/>
-              <w:right w:val="single" w:sz="8" w:space="0" w:color="BDC1C6"/>
-            </w:tcBorders>
-            <w:shd w:val="clear" w:color="auto" w:fill="F1F3F4"/>
-            <w:tcMar>
-              <w:top w:w="144" w:type="dxa"/>
-              <w:left w:w="144" w:type="dxa"/>
-              <w:bottom w:w="144" w:type="dxa"/>
-              <w:right w:w="144" w:type="dxa"/>
-            </w:tcMar>
-          </w:tcPr>
-          <w:p>
-            <w:pPr>
-              <w:widowControl w:val="0"/>
-              <w:spacing w:after="0"/>
-            </w:pPr>
-            <w:r>
-              <w:rPr>
-                <w:b/>
-                <w:bCs/>
-              </w:rPr>
-              <w:t>Code (-5):</w:t>
-            </w:r>
-          </w:p>
-        </w:tc>
-        <w:tc>
-          <w:tcPr>
-            <w:tcW w:w="7545" w:type="dxa"/>
-            <w:tcBorders>
-              <w:top w:val="single" w:sz="8" w:space="0" w:color="BDC1C6"/>
-              <w:left w:val="single" w:sz="8" w:space="0" w:color="BDC1C6"/>
-              <w:bottom w:val="single" w:sz="8" w:space="0" w:color="BDC1C6"/>
-              <w:right w:val="nil"/>
-            </w:tcBorders>
-            <w:tcMar>
-              <w:top w:w="144" w:type="dxa"/>
-              <w:left w:w="144" w:type="dxa"/>
-              <w:bottom w:w="144" w:type="dxa"/>
-              <w:right w:w="144" w:type="dxa"/>
-            </w:tcMar>
-          </w:tcPr>
-          <w:p>
-            <w:pPr>
-              <w:widowControl w:val="0"/>
-              <w:spacing w:after="0"/>
-            </w:pPr>
-            <w:r>
-              <w:t>scatterplot(</w:t>
-            </w:r>
-            <w:proofErr w:type="spellStart"/>
-            <w:r>
-              <w:t>gss</w:t>
-            </w:r>
-            <w:proofErr w:type="spellEnd"/>
-            <w:r>
-              <w:t>, "</w:t>
-            </w:r>
-            <w:proofErr w:type="spellStart"/>
-            <w:r>
-              <w:t>conrinc</w:t>
-            </w:r>
-            <w:proofErr w:type="spellEnd"/>
-            <w:r>
-              <w:t>", "</w:t>
-            </w:r>
-            <w:proofErr w:type="spellStart"/>
-            <w:r>
-              <w:t>tvhours</w:t>
-            </w:r>
-            <w:proofErr w:type="spellEnd"/>
-            <w:r>
-              <w:t>")</w:t>
-            </w:r>
-          </w:p>
-        </w:tc>
-      </w:tr>
-      <w:tr>
-        <w:trPr>
-          <w:trHeight w:val="3751"/>
-        </w:trPr>
-        <w:tc>
-          <w:tcPr>
-            <w:tcW w:w="1905" w:type="dxa"/>
-            <w:tcBorders>
-              <w:top w:val="single" w:sz="8" w:space="0" w:color="BDC1C6"/>
-              <w:left w:val="nil"/>
-              <w:bottom w:val="single" w:sz="8" w:space="0" w:color="BDC1C6"/>
-              <w:right w:val="single" w:sz="8" w:space="0" w:color="BDC1C6"/>
-            </w:tcBorders>
-            <w:shd w:val="clear" w:color="auto" w:fill="FCE5CD"/>
-            <w:tcMar>
-              <w:top w:w="144" w:type="dxa"/>
-              <w:left w:w="144" w:type="dxa"/>
-              <w:bottom w:w="144" w:type="dxa"/>
-              <w:right w:w="144" w:type="dxa"/>
-            </w:tcMar>
-          </w:tcPr>
-          <w:p>
-            <w:pPr>
-              <w:widowControl w:val="0"/>
-              <w:spacing w:after="0"/>
-            </w:pPr>
-            <w:r>
-              <w:rPr>
-                <w:b/>
-                <w:bCs/>
-              </w:rPr>
-              <w:t>Graph:</w:t>
-            </w:r>
-          </w:p>
-        </w:tc>
-        <w:tc>
-          <w:tcPr>
-            <w:tcW w:w="7545" w:type="dxa"/>
-            <w:tcBorders>
-              <w:top w:val="single" w:sz="8" w:space="0" w:color="BDC1C6"/>
-              <w:left w:val="single" w:sz="8" w:space="0" w:color="BDC1C6"/>
-              <w:bottom w:val="single" w:sz="8" w:space="0" w:color="BDC1C6"/>
-              <w:right w:val="nil"/>
-            </w:tcBorders>
-            <w:tcMar>
-              <w:top w:w="144" w:type="dxa"/>
-              <w:left w:w="144" w:type="dxa"/>
-              <w:bottom w:w="144" w:type="dxa"/>
-              <w:right w:w="144" w:type="dxa"/>
-            </w:tcMar>
-          </w:tcPr>
-          <w:p>
-            <w:pPr>
-              <w:widowControl w:val="0"/>
-              <w:spacing w:after="0"/>
-            </w:pPr>
-            <w:r>
-              <w:rPr>
-                <w:noProof/>
-              </w:rPr>
-              <w:drawing>
-                <wp:inline distT="0" distB="0" distL="0" distR="0" wp14:anchorId="6EBFEFB0" wp14:editId="53B5828B">
-                  <wp:extent cx="4608195" cy="3857625"/>
-                  <wp:effectExtent l="0" t="0" r="1905" b="3175"/>
-                  <wp:docPr id="1657051995" name="Picture 2"/>
-                  <wp:cNvGraphicFramePr>
-                    <a:graphicFrameLocks xmlns:a="http://schemas.openxmlformats.org/drawingml/2006/main" noChangeAspect="1"/>
-                  </wp:cNvGraphicFramePr>
-                  <a:graphic xmlns:a="http://schemas.openxmlformats.org/drawingml/2006/main">
-                    <a:graphicData uri="http://schemas.openxmlformats.org/drawingml/2006/picture">
-                      <pic:pic xmlns:pic="http://schemas.openxmlformats.org/drawingml/2006/picture">
-                        <pic:nvPicPr>
-                          <pic:cNvPr id="1657051995" name="Picture 1657051995"/>
-                          <pic:cNvPicPr/>
-                        </pic:nvPicPr>
-                        <pic:blipFill>
-                          <a:blip r:embed="rId10" cstate="print">
-                            <a:extLst>
-                              <a:ext uri="{28A0092B-C50C-407E-A947-70E740481C1C}">
-                                <a14:useLocalDpi xmlns:a14="http://schemas.microsoft.com/office/drawing/2010/main" val="0"/>
-                              </a:ext>
-                            </a:extLst>
-                          </a:blip>
-                          <a:stretch>
-                            <a:fillRect/>
-                          </a:stretch>
-                        </pic:blipFill>
-                        <pic:spPr>
-                          <a:xfrm>
-                            <a:off x="0" y="0"/>
-                            <a:ext cx="4608195" cy="3857625"/>
-                          </a:xfrm>
-                          <a:prstGeom prst="rect">
-                            <a:avLst/>
-                          </a:prstGeom>
-                        </pic:spPr>
-                      </pic:pic>
-                    </a:graphicData>
-                  </a:graphic>
-                </wp:inline>
-              </w:drawing>
-            </w:r>
-          </w:p>
-        </w:tc>
-      </w:tr>
-    </w:tbl>
-    <w:p>
-      <w:pPr>
-        <w:pStyle w:val="numberingqs"/>
-        <w:spacing w:before="240"/>
-      </w:pPr>
-      <w:r>
-        <w:t xml:space="preserve">Create a correlation analysis table using </w:t>
-      </w:r>
-      <w:bookmarkStart w:id="2" w:name="_Hlk229409572"/>
-      <w:proofErr w:type="spellStart"/>
-      <w:r>
-        <w:rPr>
-          <w:b/>
-          <w:bCs/>
-        </w:rPr>
-        <w:t>maeduc</w:t>
-      </w:r>
-      <w:proofErr w:type="spellEnd"/>
-      <w:r>
-        <w:rPr>
-          <w:b/>
-          <w:bCs/>
-        </w:rPr>
-        <w:t xml:space="preserve"> </w:t>
-      </w:r>
-      <w:bookmarkEnd w:id="2"/>
-      <w:r>
-        <w:t xml:space="preserve">and </w:t>
-      </w:r>
-      <w:bookmarkStart w:id="3" w:name="_Hlk229409579"/>
-      <w:proofErr w:type="spellStart"/>
-      <w:r>
-        <w:rPr>
-          <w:b/>
-          <w:bCs/>
-        </w:rPr>
-        <w:t>paeduc</w:t>
-      </w:r>
-      <w:proofErr w:type="spellEnd"/>
-      <w:r>
-        <w:rPr>
-          <w:b/>
-          <w:bCs/>
-        </w:rPr>
-        <w:t xml:space="preserve"> </w:t>
-      </w:r>
-      <w:bookmarkEnd w:id="3"/>
-      <w:r>
-        <w:t xml:space="preserve">variables </w:t>
-      </w:r>
-      <w:r>
-        <w:rPr>
-          <w:b/>
-          <w:bCs/>
-        </w:rPr>
-        <w:t>(5 points)</w:t>
-      </w:r>
-      <w:r>
-        <w:t xml:space="preserve"> and interpret it using </w:t>
-      </w:r>
-      <w:proofErr w:type="spellStart"/>
-      <w:r>
-        <w:t>r-value</w:t>
-      </w:r>
-      <w:proofErr w:type="spellEnd"/>
-      <w:r>
-        <w:t xml:space="preserve"> and p-value </w:t>
-      </w:r>
-      <w:bookmarkStart w:id="4" w:name="_Hlk229409546"/>
-      <w:r>
-        <w:rPr>
-          <w:b/>
-          <w:bCs/>
-        </w:rPr>
-        <w:t>(10 points).</w:t>
-      </w:r>
-      <w:bookmarkEnd w:id="4"/>
-    </w:p>
-    <w:tbl>
-      <w:tblPr>
-        <w:tblW w:w="9450" w:type="dxa"/>
+        <w:tblW w:w="9645" w:type="dxa"/>
         <w:tblInd w:w="-105" w:type="dxa"/>
         <w:tblBorders>
           <w:top w:val="single" w:sz="8" w:space="0" w:color="000000"/>
@@ -806,11 +1807,11 @@
       </w:tblPr>
       <w:tblGrid>
         <w:gridCol w:w="1995"/>
-        <w:gridCol w:w="7455"/>
+        <w:gridCol w:w="7650"/>
       </w:tblGrid>
       <w:tr>
         <w:trPr>
-          <w:trHeight w:val="232"/>
+          <w:trHeight w:val="268"/>
         </w:trPr>
         <w:tc>
           <w:tcPr>
@@ -834,413 +1835,7 @@
               <w:widowControl w:val="0"/>
               <w:spacing w:after="0"/>
             </w:pPr>
-            <w:r>
-              <w:rPr>
-                <w:b/>
-                <w:bCs/>
-              </w:rPr>
-              <w:t>Code (-5):</w:t>
-            </w:r>
-          </w:p>
-        </w:tc>
-        <w:tc>
-          <w:tcPr>
-            <w:tcW w:w="7455" w:type="dxa"/>
-            <w:tcBorders>
-              <w:top w:val="single" w:sz="8" w:space="0" w:color="BDC1C6"/>
-              <w:left w:val="single" w:sz="8" w:space="0" w:color="BDC1C6"/>
-              <w:bottom w:val="single" w:sz="8" w:space="0" w:color="BDC1C6"/>
-              <w:right w:val="nil"/>
-            </w:tcBorders>
-            <w:tcMar>
-              <w:top w:w="144" w:type="dxa"/>
-              <w:left w:w="144" w:type="dxa"/>
-              <w:bottom w:w="144" w:type="dxa"/>
-              <w:right w:w="144" w:type="dxa"/>
-            </w:tcMar>
-          </w:tcPr>
-          <w:p>
-            <w:pPr>
-              <w:widowControl w:val="0"/>
-              <w:spacing w:after="0"/>
-            </w:pPr>
-            <w:proofErr w:type="spellStart"/>
-            <w:r>
-              <w:t>tab_corr</w:t>
-            </w:r>
-            <w:proofErr w:type="spellEnd"/>
-            <w:r>
-              <w:t xml:space="preserve"> (</w:t>
-            </w:r>
-            <w:proofErr w:type="spellStart"/>
-            <w:r>
-              <w:t>gss</w:t>
-            </w:r>
-            <w:proofErr w:type="spellEnd"/>
-            <w:r>
-              <w:t>[c("</w:t>
-            </w:r>
-            <w:proofErr w:type="spellStart"/>
-            <w:r>
-              <w:t>maeduc</w:t>
-            </w:r>
-            <w:proofErr w:type="spellEnd"/>
-            <w:r>
-              <w:t>", "</w:t>
-            </w:r>
-            <w:proofErr w:type="spellStart"/>
-            <w:r>
-              <w:t>paeduc</w:t>
-            </w:r>
-            <w:proofErr w:type="spellEnd"/>
-            <w:r>
-              <w:t>")],</w:t>
-            </w:r>
-          </w:p>
-          <w:p>
-            <w:pPr>
-              <w:widowControl w:val="0"/>
-              <w:spacing w:after="0"/>
-            </w:pPr>
-            <w:proofErr w:type="spellStart"/>
-            <w:r>
-              <w:t>p.numeric</w:t>
-            </w:r>
-            <w:proofErr w:type="spellEnd"/>
-            <w:r>
-              <w:t xml:space="preserve"> = T, triangle="lower")</w:t>
-            </w:r>
-          </w:p>
-        </w:tc>
-      </w:tr>
-      <w:tr>
-        <w:trPr>
-          <w:trHeight w:val="1456"/>
-        </w:trPr>
-        <w:tc>
-          <w:tcPr>
-            <w:tcW w:w="1995" w:type="dxa"/>
-            <w:tcBorders>
-              <w:top w:val="single" w:sz="8" w:space="0" w:color="BDC1C6"/>
-              <w:left w:val="nil"/>
-              <w:bottom w:val="single" w:sz="8" w:space="0" w:color="BDC1C6"/>
-              <w:right w:val="single" w:sz="8" w:space="0" w:color="BDC1C6"/>
-            </w:tcBorders>
-            <w:shd w:val="clear" w:color="auto" w:fill="FCE5CD"/>
-            <w:tcMar>
-              <w:top w:w="144" w:type="dxa"/>
-              <w:left w:w="144" w:type="dxa"/>
-              <w:bottom w:w="144" w:type="dxa"/>
-              <w:right w:w="144" w:type="dxa"/>
-            </w:tcMar>
-          </w:tcPr>
-          <w:p>
-            <w:pPr>
-              <w:widowControl w:val="0"/>
-              <w:spacing w:after="0"/>
-            </w:pPr>
-            <w:r>
-              <w:rPr>
-                <w:b/>
-                <w:bCs/>
-              </w:rPr>
-              <w:t>Table:</w:t>
-            </w:r>
-          </w:p>
-        </w:tc>
-        <w:tc>
-          <w:tcPr>
-            <w:tcW w:w="7455" w:type="dxa"/>
-            <w:tcBorders>
-              <w:top w:val="single" w:sz="8" w:space="0" w:color="BDC1C6"/>
-              <w:left w:val="single" w:sz="8" w:space="0" w:color="BDC1C6"/>
-              <w:bottom w:val="single" w:sz="8" w:space="0" w:color="BDC1C6"/>
-              <w:right w:val="nil"/>
-            </w:tcBorders>
-            <w:tcMar>
-              <w:top w:w="144" w:type="dxa"/>
-              <w:left w:w="144" w:type="dxa"/>
-              <w:bottom w:w="144" w:type="dxa"/>
-              <w:right w:w="144" w:type="dxa"/>
-            </w:tcMar>
-          </w:tcPr>
-          <w:p>
-            <w:pPr>
-              <w:widowControl w:val="0"/>
-              <w:spacing w:after="0"/>
-            </w:pPr>
-            <w:r>
-              <w:rPr>
-                <w:noProof/>
-              </w:rPr>
-              <w:drawing>
-                <wp:inline distT="0" distB="0" distL="0" distR="0" wp14:anchorId="5C961DF8" wp14:editId="046FE51F">
-                  <wp:extent cx="4551045" cy="1155700"/>
-                  <wp:effectExtent l="0" t="0" r="0" b="0"/>
-                  <wp:docPr id="1702759186" name="Picture 3"/>
-                  <wp:cNvGraphicFramePr>
-                    <a:graphicFrameLocks xmlns:a="http://schemas.openxmlformats.org/drawingml/2006/main" noChangeAspect="1"/>
-                  </wp:cNvGraphicFramePr>
-                  <a:graphic xmlns:a="http://schemas.openxmlformats.org/drawingml/2006/main">
-                    <a:graphicData uri="http://schemas.openxmlformats.org/drawingml/2006/picture">
-                      <pic:pic xmlns:pic="http://schemas.openxmlformats.org/drawingml/2006/picture">
-                        <pic:nvPicPr>
-                          <pic:cNvPr id="1702759186" name="Picture 1702759186"/>
-                          <pic:cNvPicPr/>
-                        </pic:nvPicPr>
-                        <pic:blipFill>
-                          <a:blip r:embed="rId11" cstate="print">
-                            <a:extLst>
-                              <a:ext uri="{28A0092B-C50C-407E-A947-70E740481C1C}">
-                                <a14:useLocalDpi xmlns:a14="http://schemas.microsoft.com/office/drawing/2010/main" val="0"/>
-                              </a:ext>
-                            </a:extLst>
-                          </a:blip>
-                          <a:stretch>
-                            <a:fillRect/>
-                          </a:stretch>
-                        </pic:blipFill>
-                        <pic:spPr>
-                          <a:xfrm>
-                            <a:off x="0" y="0"/>
-                            <a:ext cx="4551045" cy="1155700"/>
-                          </a:xfrm>
-                          <a:prstGeom prst="rect">
-                            <a:avLst/>
-                          </a:prstGeom>
-                        </pic:spPr>
-                      </pic:pic>
-                    </a:graphicData>
-                  </a:graphic>
-                </wp:inline>
-              </w:drawing>
-            </w:r>
-          </w:p>
-        </w:tc>
-      </w:tr>
-      <w:tr>
-        <w:trPr>
-          <w:trHeight w:val="1006"/>
-        </w:trPr>
-        <w:tc>
-          <w:tcPr>
-            <w:tcW w:w="1995" w:type="dxa"/>
-            <w:tcBorders>
-              <w:top w:val="single" w:sz="8" w:space="0" w:color="BDC1C6"/>
-              <w:left w:val="nil"/>
-              <w:bottom w:val="single" w:sz="8" w:space="0" w:color="BDC1C6"/>
-              <w:right w:val="single" w:sz="8" w:space="0" w:color="BDC1C6"/>
-            </w:tcBorders>
-            <w:shd w:val="clear" w:color="auto" w:fill="EAD1DC"/>
-            <w:tcMar>
-              <w:top w:w="144" w:type="dxa"/>
-              <w:left w:w="144" w:type="dxa"/>
-              <w:bottom w:w="144" w:type="dxa"/>
-              <w:right w:w="144" w:type="dxa"/>
-            </w:tcMar>
-          </w:tcPr>
-          <w:p>
-            <w:pPr>
-              <w:widowControl w:val="0"/>
-              <w:spacing w:after="0"/>
-            </w:pPr>
-            <w:r>
-              <w:rPr>
-                <w:b/>
-                <w:bCs/>
-              </w:rPr>
-              <w:lastRenderedPageBreak/>
-              <w:t>Interpretation:</w:t>
-            </w:r>
-          </w:p>
-        </w:tc>
-        <w:tc>
-          <w:tcPr>
-            <w:tcW w:w="7455" w:type="dxa"/>
-            <w:tcBorders>
-              <w:top w:val="single" w:sz="8" w:space="0" w:color="BDC1C6"/>
-              <w:left w:val="single" w:sz="8" w:space="0" w:color="BDC1C6"/>
-              <w:bottom w:val="single" w:sz="8" w:space="0" w:color="BDC1C6"/>
-              <w:right w:val="nil"/>
-            </w:tcBorders>
-            <w:tcMar>
-              <w:top w:w="144" w:type="dxa"/>
-              <w:left w:w="144" w:type="dxa"/>
-              <w:bottom w:w="144" w:type="dxa"/>
-              <w:right w:w="144" w:type="dxa"/>
-            </w:tcMar>
-          </w:tcPr>
-          <w:p>
-            <w:pPr>
-              <w:pStyle w:val="NormalWeb"/>
-              <w:spacing w:before="0" w:beforeAutospacing="0" w:after="0" w:afterAutospacing="0"/>
-            </w:pPr>
-            <w:r>
-              <w:rPr>
-                <w:rFonts w:ascii="Arial" w:hAnsi="Arial" w:cs="Arial"/>
-                <w:color w:val="000000"/>
-              </w:rPr>
-              <w:t>There is a statistically significant correlation between respondents' mothers' education in years and respondents' fathers' education in years since the p-value is less than 0.05.</w:t>
-            </w:r>
-          </w:p>
-          <w:p/>
-          <w:p>
-            <w:pPr>
-              <w:pStyle w:val="NormalWeb"/>
-              <w:spacing w:before="0" w:beforeAutospacing="0" w:after="0" w:afterAutospacing="0"/>
-              <w:rPr>
-                <w:rFonts w:ascii="Arial" w:hAnsi="Arial" w:cs="Arial"/>
-                <w:color w:val="000000"/>
-              </w:rPr>
-            </w:pPr>
-            <w:r>
-              <w:rPr>
-                <w:rFonts w:ascii="Arial" w:hAnsi="Arial" w:cs="Arial"/>
-                <w:color w:val="000000"/>
-              </w:rPr>
-              <w:t xml:space="preserve">This correlation is positive and strong since the </w:t>
-            </w:r>
-            <w:proofErr w:type="spellStart"/>
-            <w:r>
-              <w:rPr>
-                <w:rFonts w:ascii="Arial" w:hAnsi="Arial" w:cs="Arial"/>
-                <w:color w:val="000000"/>
-              </w:rPr>
-              <w:t>r-value</w:t>
-            </w:r>
-            <w:proofErr w:type="spellEnd"/>
-            <w:r>
-              <w:rPr>
-                <w:rFonts w:ascii="Arial" w:hAnsi="Arial" w:cs="Arial"/>
-                <w:color w:val="000000"/>
-              </w:rPr>
-              <w:t xml:space="preserve"> is 0.606 (|r| ≥ 0.5).</w:t>
-            </w:r>
-          </w:p>
-          <w:p>
-            <w:pPr>
-              <w:pStyle w:val="NormalWeb"/>
-              <w:spacing w:before="0" w:beforeAutospacing="0" w:after="0" w:afterAutospacing="0"/>
-            </w:pPr>
-          </w:p>
-          <w:p>
-            <w:pPr>
-              <w:pStyle w:val="NormalWeb"/>
-              <w:spacing w:before="0" w:beforeAutospacing="0" w:after="0" w:afterAutospacing="0"/>
-            </w:pPr>
-            <w:r>
-              <w:rPr>
-                <w:rFonts w:ascii="Arial" w:hAnsi="Arial" w:cs="Arial"/>
-                <w:color w:val="000000"/>
-              </w:rPr>
-              <w:t>This means that as respondents' mothers' education in years increases, respondents' fathers' education in years tends to increase.</w:t>
-            </w:r>
-          </w:p>
-        </w:tc>
-      </w:tr>
-    </w:tbl>
-    <w:p>
-      <w:pPr>
-        <w:pStyle w:val="numberingqs"/>
-        <w:spacing w:before="240" w:line="240" w:lineRule="auto"/>
-      </w:pPr>
-      <w:r>
-        <w:t xml:space="preserve">Create a correlation scatterplot graph using </w:t>
-      </w:r>
-      <w:proofErr w:type="spellStart"/>
-      <w:r>
-        <w:rPr>
-          <w:b/>
-          <w:bCs/>
-        </w:rPr>
-        <w:t>maeduc</w:t>
-      </w:r>
-      <w:proofErr w:type="spellEnd"/>
-      <w:r>
-        <w:rPr>
-          <w:b/>
-          <w:bCs/>
-        </w:rPr>
-        <w:t xml:space="preserve"> </w:t>
-      </w:r>
-      <w:r>
-        <w:t xml:space="preserve">and </w:t>
-      </w:r>
-      <w:proofErr w:type="spellStart"/>
-      <w:r>
-        <w:rPr>
-          <w:b/>
-          <w:bCs/>
-        </w:rPr>
-        <w:t>paeduc</w:t>
-      </w:r>
-      <w:proofErr w:type="spellEnd"/>
-      <w:r>
-        <w:rPr>
-          <w:b/>
-          <w:bCs/>
-        </w:rPr>
-        <w:t xml:space="preserve"> </w:t>
-      </w:r>
-      <w:r>
-        <w:t>variables</w:t>
-      </w:r>
-      <w:r>
-        <w:t xml:space="preserve"> </w:t>
-      </w:r>
-      <w:r>
-        <w:rPr>
-          <w:b/>
-          <w:bCs/>
-        </w:rPr>
-        <w:t>(5 points).</w:t>
-      </w:r>
-    </w:p>
-    <w:tbl>
-      <w:tblPr>
-        <w:tblW w:w="9450" w:type="dxa"/>
-        <w:tblInd w:w="-105" w:type="dxa"/>
-        <w:tblBorders>
-          <w:top w:val="single" w:sz="8" w:space="0" w:color="000000"/>
-          <w:left w:val="single" w:sz="8" w:space="0" w:color="000000"/>
-          <w:bottom w:val="single" w:sz="8" w:space="0" w:color="000000"/>
-          <w:right w:val="single" w:sz="8" w:space="0" w:color="000000"/>
-          <w:insideH w:val="single" w:sz="8" w:space="0" w:color="000000"/>
-          <w:insideV w:val="single" w:sz="8" w:space="0" w:color="000000"/>
-        </w:tblBorders>
-        <w:tblLayout w:type="fixed"/>
-        <w:tblLook w:val="0600" w:firstRow="0" w:lastRow="0" w:firstColumn="0" w:lastColumn="0" w:noHBand="1" w:noVBand="1"/>
-      </w:tblPr>
-      <w:tblGrid>
-        <w:gridCol w:w="1800"/>
-        <w:gridCol w:w="7650"/>
-      </w:tblGrid>
-      <w:tr>
-        <w:trPr>
-          <w:trHeight w:val="97"/>
-        </w:trPr>
-        <w:tc>
-          <w:tcPr>
-            <w:tcW w:w="1800" w:type="dxa"/>
-            <w:tcBorders>
-              <w:top w:val="single" w:sz="8" w:space="0" w:color="BDC1C6"/>
-              <w:left w:val="nil"/>
-              <w:bottom w:val="single" w:sz="8" w:space="0" w:color="BDC1C6"/>
-              <w:right w:val="single" w:sz="8" w:space="0" w:color="BDC1C6"/>
-            </w:tcBorders>
-            <w:shd w:val="clear" w:color="auto" w:fill="F1F3F4"/>
-            <w:tcMar>
-              <w:top w:w="144" w:type="dxa"/>
-              <w:left w:w="144" w:type="dxa"/>
-              <w:bottom w:w="144" w:type="dxa"/>
-              <w:right w:w="144" w:type="dxa"/>
-            </w:tcMar>
-          </w:tcPr>
-          <w:p>
-            <w:pPr>
-              <w:widowControl w:val="0"/>
-              <w:spacing w:after="0"/>
-            </w:pPr>
+            <w:bookmarkStart w:id="5" w:name="_Hlk244169762"/>
             <w:r>
               <w:rPr>
                 <w:b/>
@@ -1284,7 +1879,7 @@
             </w:r>
             <w:proofErr w:type="spellStart"/>
             <w:r>
-              <w:t>maeduc</w:t>
+              <w:t>hompop</w:t>
             </w:r>
             <w:proofErr w:type="spellEnd"/>
             <w:r>
@@ -1292,7 +1887,7 @@
             </w:r>
             <w:proofErr w:type="spellStart"/>
             <w:r>
-              <w:t>paeduc</w:t>
+              <w:t>earnrs</w:t>
             </w:r>
             <w:proofErr w:type="spellEnd"/>
             <w:r>
@@ -1301,13 +1896,14 @@
           </w:p>
         </w:tc>
       </w:tr>
+      <w:bookmarkEnd w:id="5"/>
       <w:tr>
         <w:trPr>
-          <w:trHeight w:val="3886"/>
+          <w:trHeight w:val="3049"/>
         </w:trPr>
         <w:tc>
           <w:tcPr>
-            <w:tcW w:w="1800" w:type="dxa"/>
+            <w:tcW w:w="1995" w:type="dxa"/>
             <w:tcBorders>
               <w:top w:val="single" w:sz="8" w:space="0" w:color="BDC1C6"/>
               <w:left w:val="nil"/>
@@ -1362,10 +1958,10 @@
                 <w:noProof/>
               </w:rPr>
               <w:drawing>
-                <wp:inline distT="0" distB="0" distL="0" distR="0" wp14:anchorId="351BCA06" wp14:editId="70E46126">
-                  <wp:extent cx="4674870" cy="3937000"/>
+                <wp:inline distT="0" distB="0" distL="0" distR="0" wp14:anchorId="51444621" wp14:editId="43433C30">
+                  <wp:extent cx="4674870" cy="3866515"/>
                   <wp:effectExtent l="0" t="0" r="0" b="0"/>
-                  <wp:docPr id="369135290" name="Picture 4"/>
+                  <wp:docPr id="1034994677" name="Picture 1"/>
                   <wp:cNvGraphicFramePr>
                     <a:graphicFrameLocks xmlns:a="http://schemas.openxmlformats.org/drawingml/2006/main" noChangeAspect="1"/>
                   </wp:cNvGraphicFramePr>
@@ -1373,17 +1969,11 @@
                     <a:graphicData uri="http://schemas.openxmlformats.org/drawingml/2006/picture">
                       <pic:pic xmlns:pic="http://schemas.openxmlformats.org/drawingml/2006/picture">
                         <pic:nvPicPr>
-                          <pic:cNvPr id="369135290" name="Picture 369135290"/>
+                          <pic:cNvPr id="1034994677" name=""/>
                           <pic:cNvPicPr/>
                         </pic:nvPicPr>
                         <pic:blipFill>
-                          <a:blip r:embed="rId12" cstate="print">
-                            <a:extLst>
-                              <a:ext uri="{28A0092B-C50C-407E-A947-70E740481C1C}">
-                                <a14:useLocalDpi xmlns:a14="http://schemas.microsoft.com/office/drawing/2010/main" val="0"/>
-                              </a:ext>
-                            </a:extLst>
-                          </a:blip>
+                          <a:blip r:embed="rId10"/>
                           <a:stretch>
                             <a:fillRect/>
                           </a:stretch>
@@ -1391,7 +1981,7 @@
                         <pic:spPr>
                           <a:xfrm>
                             <a:off x="0" y="0"/>
-                            <a:ext cx="4674870" cy="3937000"/>
+                            <a:ext cx="4674870" cy="3866515"/>
                           </a:xfrm>
                           <a:prstGeom prst="rect">
                             <a:avLst/>
@@ -1407,292 +1997,118 @@
         </w:tc>
       </w:tr>
     </w:tbl>
+    <w:p/>
     <w:p>
       <w:pPr>
-        <w:pBdr>
-          <w:top w:val="nil"/>
-          <w:left w:val="nil"/>
-          <w:bottom w:val="nil"/>
-          <w:right w:val="nil"/>
-          <w:between w:val="nil"/>
-        </w:pBdr>
-        <w:spacing w:before="120"/>
-        <w:sectPr>
-          <w:footerReference w:type="even" r:id="rId13"/>
-          <w:footerReference w:type="default" r:id="rId14"/>
-          <w:headerReference w:type="first" r:id="rId15"/>
-          <w:pgSz w:w="12240" w:h="15840"/>
-          <w:pgMar w:top="1440" w:right="1440" w:bottom="1440" w:left="1440" w:header="720" w:footer="720" w:gutter="0"/>
-          <w:cols w:space="720"/>
-        </w:sectPr>
-      </w:pPr>
-    </w:p>
-    <w:p>
-      <w:pPr>
         <w:pStyle w:val="numberingqs"/>
       </w:pPr>
-      <w:r>
-        <w:lastRenderedPageBreak/>
-        <w:t>Create a correlation table</w:t>
-      </w:r>
-      <w:r>
-        <w:t xml:space="preserve"> matrix</w:t>
-      </w:r>
-      <w:r>
-        <w:t xml:space="preserve"> </w:t>
-      </w:r>
-      <w:bookmarkStart w:id="5" w:name="_Hlk229409933"/>
-      <w:r>
-        <w:t xml:space="preserve">using </w:t>
-      </w:r>
-      <w:proofErr w:type="spellStart"/>
       <w:r>
         <w:rPr>
           <w:b/>
           <w:bCs/>
         </w:rPr>
-        <w:t>conrinc</w:t>
+        <w:t>What your result means</w:t>
       </w:r>
-      <w:proofErr w:type="spellEnd"/>
+    </w:p>
+    <w:p>
+      <w:bookmarkStart w:id="6" w:name="_Hlk244171889"/>
       <w:r>
-        <w:t xml:space="preserve">, </w:t>
+        <w:t>Write a short paragraph (150 words minimum) that answers three questions:</w:t>
       </w:r>
-      <w:bookmarkStart w:id="6" w:name="_Hlk229409879"/>
-      <w:proofErr w:type="spellStart"/>
+    </w:p>
+    <w:p>
+      <w:pPr>
+        <w:pStyle w:val="ListParagraph"/>
+      </w:pPr>
       <w:r>
-        <w:rPr>
-          <w:b/>
-          <w:bCs/>
-        </w:rPr>
-        <w:t>tvhours</w:t>
-      </w:r>
-      <w:bookmarkEnd w:id="6"/>
-      <w:proofErr w:type="spellEnd"/>
-      <w:r>
-        <w:t xml:space="preserve">, </w:t>
-      </w:r>
-      <w:proofErr w:type="spellStart"/>
-      <w:r>
-        <w:rPr>
-          <w:b/>
-          <w:bCs/>
-        </w:rPr>
-        <w:t>maeduc</w:t>
-      </w:r>
-      <w:proofErr w:type="spellEnd"/>
-      <w:r>
-        <w:rPr>
-          <w:b/>
-          <w:bCs/>
-        </w:rPr>
-        <w:t xml:space="preserve">, </w:t>
-      </w:r>
-      <w:proofErr w:type="spellStart"/>
-      <w:r>
-        <w:rPr>
-          <w:b/>
-          <w:bCs/>
-        </w:rPr>
-        <w:t>childs</w:t>
-      </w:r>
-      <w:proofErr w:type="spellEnd"/>
-      <w:r>
-        <w:t xml:space="preserve">, </w:t>
-      </w:r>
-      <w:proofErr w:type="spellStart"/>
-      <w:r>
-        <w:rPr>
-          <w:b/>
-          <w:bCs/>
-        </w:rPr>
-        <w:t>paeduc</w:t>
-      </w:r>
-      <w:proofErr w:type="spellEnd"/>
-      <w:r>
-        <w:rPr>
-          <w:b/>
-          <w:bCs/>
-        </w:rPr>
-        <w:t xml:space="preserve">, </w:t>
+        <w:t>Was your hypothesis supported, partly supported, or not supported? Address both direction and strength (</w:t>
       </w:r>
       <w:r>
-        <w:rPr>
-          <w:b/>
-          <w:bCs/>
-        </w:rPr>
-        <w:t>age</w:t>
-      </w:r>
-      <w:r>
-        <w:t>, and</w:t>
+        <w:t>mention</w:t>
       </w:r>
       <w:r>
         <w:t xml:space="preserve"> </w:t>
       </w:r>
       <w:r>
-        <w:rPr>
-          <w:b/>
-          <w:bCs/>
-        </w:rPr>
-        <w:t>sei10</w:t>
+        <w:t xml:space="preserve">your </w:t>
       </w:r>
-      <w:r>
-        <w:t xml:space="preserve"> </w:t>
-      </w:r>
-      <w:r>
-        <w:t xml:space="preserve">variables </w:t>
-      </w:r>
-      <w:r>
-        <w:rPr>
-          <w:b/>
-          <w:bCs/>
-        </w:rPr>
-        <w:t>(10 points)</w:t>
-      </w:r>
-      <w:bookmarkEnd w:id="5"/>
-    </w:p>
-    <w:p>
-      <w:pPr>
-        <w:pStyle w:val="numberingqs"/>
-        <w:numPr>
-          <w:ilvl w:val="1"/>
-          <w:numId w:val="35"/>
-        </w:numPr>
-      </w:pPr>
-      <w:r>
-        <w:rPr>
-          <w:color w:val="000000"/>
-        </w:rPr>
-        <w:t xml:space="preserve">interpret the correlation between </w:t>
-      </w:r>
-      <w:bookmarkStart w:id="7" w:name="_Hlk229409911"/>
       <w:proofErr w:type="spellStart"/>
       <w:r>
-        <w:rPr>
-          <w:b/>
-          <w:bCs/>
-        </w:rPr>
-        <w:t>maeduc</w:t>
+        <w:t>r-value</w:t>
       </w:r>
       <w:proofErr w:type="spellEnd"/>
       <w:r>
-        <w:rPr>
-          <w:b/>
-          <w:bCs/>
-        </w:rPr>
-        <w:t xml:space="preserve"> </w:t>
+        <w:t xml:space="preserve"> and p-value</w:t>
       </w:r>
-      <w:bookmarkEnd w:id="7"/>
       <w:r>
-        <w:rPr>
-          <w:color w:val="000000"/>
-        </w:rPr>
-        <w:t xml:space="preserve">and </w:t>
+        <w:t>).</w:t>
       </w:r>
-      <w:bookmarkStart w:id="8" w:name="_Hlk229409915"/>
+    </w:p>
+    <w:p>
+      <w:pPr>
+        <w:pStyle w:val="ListParagraph"/>
+        <w:numPr>
+          <w:ilvl w:val="0"/>
+          <w:numId w:val="0"/>
+        </w:numPr>
+        <w:ind w:left="720"/>
+      </w:pPr>
+    </w:p>
+    <w:p>
+      <w:pPr>
+        <w:pStyle w:val="ListParagraph"/>
+      </w:pPr>
+      <w:r>
+        <w:t>Lo</w:t>
+      </w:r>
+      <w:r>
+        <w:t>ok at your scatterplot graph. Does the line keep going in the same direction, or does it level off or change direction? At what values?</w:t>
+      </w:r>
+    </w:p>
+    <w:p>
+      <w:pPr>
+        <w:pStyle w:val="ListParagraph"/>
+        <w:numPr>
+          <w:ilvl w:val="0"/>
+          <w:numId w:val="0"/>
+        </w:numPr>
+        <w:ind w:left="720"/>
+      </w:pPr>
+    </w:p>
+    <w:p>
+      <w:pPr>
+        <w:pStyle w:val="ListParagraph"/>
+      </w:pPr>
+      <w:r>
+        <w:t>W</w:t>
+      </w:r>
+      <w:r>
+        <w:t xml:space="preserve">hat do the </w:t>
+      </w:r>
       <w:proofErr w:type="spellStart"/>
       <w:r>
-        <w:rPr>
-          <w:b/>
-          <w:bCs/>
-        </w:rPr>
-        <w:t>tvhours</w:t>
+        <w:t>r-value</w:t>
       </w:r>
       <w:proofErr w:type="spellEnd"/>
       <w:r>
-        <w:rPr>
-          <w:b/>
-          <w:bCs/>
-        </w:rPr>
-        <w:t xml:space="preserve"> </w:t>
-      </w:r>
-      <w:bookmarkEnd w:id="8"/>
-      <w:r>
-        <w:rPr>
-          <w:color w:val="000000"/>
-        </w:rPr>
-        <w:t xml:space="preserve">variables </w:t>
+        <w:t>, p-value,</w:t>
       </w:r>
       <w:r>
-        <w:rPr>
-          <w:b/>
-          <w:bCs/>
-          <w:color w:val="000000"/>
-        </w:rPr>
-        <w:t>(5 points).</w:t>
+        <w:t xml:space="preserve"> and the shape together tell you about the concept? Where does the concept fit your data well, and where does it not?</w:t>
       </w:r>
     </w:p>
     <w:p>
-      <w:pPr>
-        <w:pStyle w:val="numberingqs"/>
-        <w:numPr>
-          <w:ilvl w:val="1"/>
-          <w:numId w:val="35"/>
-        </w:numPr>
-      </w:pPr>
       <w:r>
         <w:rPr>
-          <w:color w:val="000000"/>
+          <w:i/>
+          <w:iCs/>
         </w:rPr>
-        <w:t xml:space="preserve">interpret the correlation between </w:t>
-      </w:r>
-      <w:bookmarkStart w:id="9" w:name="_Hlk229409910"/>
-      <w:r>
-        <w:rPr>
-          <w:b/>
-          <w:bCs/>
-          <w:color w:val="000000"/>
-        </w:rPr>
-        <w:t>age</w:t>
-      </w:r>
-      <w:r>
-        <w:rPr>
-          <w:b/>
-          <w:bCs/>
-          <w:color w:val="000000"/>
-        </w:rPr>
-        <w:t xml:space="preserve"> </w:t>
-      </w:r>
-      <w:bookmarkEnd w:id="9"/>
-      <w:r>
-        <w:rPr>
-          <w:color w:val="000000"/>
-        </w:rPr>
-        <w:t xml:space="preserve">and </w:t>
-      </w:r>
-      <w:proofErr w:type="spellStart"/>
-      <w:r>
-        <w:rPr>
-          <w:b/>
-          <w:bCs/>
-        </w:rPr>
-        <w:t>paeduc</w:t>
-      </w:r>
-      <w:proofErr w:type="spellEnd"/>
-      <w:r>
-        <w:rPr>
-          <w:b/>
-          <w:bCs/>
-        </w:rPr>
-        <w:t xml:space="preserve"> </w:t>
-      </w:r>
-      <w:r>
-        <w:rPr>
-          <w:color w:val="000000"/>
-        </w:rPr>
-        <w:t xml:space="preserve">variables </w:t>
-      </w:r>
-      <w:r>
-        <w:rPr>
-          <w:b/>
-          <w:bCs/>
-          <w:color w:val="000000"/>
-        </w:rPr>
-        <w:t>(5 points).</w:t>
+        <w:t>A hypothesis that is not supported can still earn full points. You are graded on your reasoning, not on whether your hypothesis was right.</w:t>
       </w:r>
     </w:p>
     <w:tbl>
       <w:tblPr>
-        <w:tblW w:w="9450" w:type="dxa"/>
+        <w:tblW w:w="9645" w:type="dxa"/>
         <w:tblInd w:w="-105" w:type="dxa"/>
         <w:tblBorders>
           <w:top w:val="single" w:sz="8" w:space="0" w:color="000000"/>
@@ -1707,244 +2123,11 @@
       </w:tblPr>
       <w:tblGrid>
         <w:gridCol w:w="1995"/>
-        <w:gridCol w:w="7455"/>
+        <w:gridCol w:w="7650"/>
       </w:tblGrid>
       <w:tr>
         <w:trPr>
-          <w:trHeight w:val="205"/>
-        </w:trPr>
-        <w:tc>
-          <w:tcPr>
-            <w:tcW w:w="1995" w:type="dxa"/>
-            <w:tcBorders>
-              <w:top w:val="single" w:sz="8" w:space="0" w:color="BDC1C6"/>
-              <w:left w:val="nil"/>
-              <w:bottom w:val="single" w:sz="8" w:space="0" w:color="BDC1C6"/>
-              <w:right w:val="single" w:sz="8" w:space="0" w:color="BDC1C6"/>
-            </w:tcBorders>
-            <w:shd w:val="clear" w:color="auto" w:fill="F1F3F4"/>
-            <w:tcMar>
-              <w:top w:w="144" w:type="dxa"/>
-              <w:left w:w="144" w:type="dxa"/>
-              <w:bottom w:w="144" w:type="dxa"/>
-              <w:right w:w="144" w:type="dxa"/>
-            </w:tcMar>
-          </w:tcPr>
-          <w:p>
-            <w:pPr>
-              <w:widowControl w:val="0"/>
-            </w:pPr>
-            <w:r>
-              <w:rPr>
-                <w:b/>
-                <w:bCs/>
-              </w:rPr>
-              <w:t>Code (-5):</w:t>
-            </w:r>
-          </w:p>
-        </w:tc>
-        <w:tc>
-          <w:tcPr>
-            <w:tcW w:w="7455" w:type="dxa"/>
-            <w:tcBorders>
-              <w:top w:val="single" w:sz="8" w:space="0" w:color="BDC1C6"/>
-              <w:left w:val="single" w:sz="8" w:space="0" w:color="BDC1C6"/>
-              <w:bottom w:val="single" w:sz="8" w:space="0" w:color="BDC1C6"/>
-              <w:right w:val="nil"/>
-            </w:tcBorders>
-            <w:tcMar>
-              <w:top w:w="144" w:type="dxa"/>
-              <w:left w:w="144" w:type="dxa"/>
-              <w:bottom w:w="144" w:type="dxa"/>
-              <w:right w:w="144" w:type="dxa"/>
-            </w:tcMar>
-          </w:tcPr>
-          <w:p>
-            <w:pPr>
-              <w:widowControl w:val="0"/>
-              <w:spacing w:after="0"/>
-            </w:pPr>
-            <w:proofErr w:type="spellStart"/>
-            <w:r>
-              <w:t>tab_corr</w:t>
-            </w:r>
-            <w:proofErr w:type="spellEnd"/>
-            <w:r>
-              <w:t xml:space="preserve"> (</w:t>
-            </w:r>
-            <w:proofErr w:type="spellStart"/>
-            <w:r>
-              <w:t>gss</w:t>
-            </w:r>
-            <w:proofErr w:type="spellEnd"/>
-            <w:r>
-              <w:t>[, c("</w:t>
-            </w:r>
-            <w:proofErr w:type="spellStart"/>
-            <w:r>
-              <w:t>conrinc</w:t>
-            </w:r>
-            <w:proofErr w:type="spellEnd"/>
-            <w:r>
-              <w:t>", "</w:t>
-            </w:r>
-            <w:proofErr w:type="spellStart"/>
-            <w:r>
-              <w:t>tvhours</w:t>
-            </w:r>
-            <w:proofErr w:type="spellEnd"/>
-            <w:r>
-              <w:t>", "</w:t>
-            </w:r>
-            <w:proofErr w:type="spellStart"/>
-            <w:r>
-              <w:t>maeduc</w:t>
-            </w:r>
-            <w:proofErr w:type="spellEnd"/>
-            <w:r>
-              <w:t>", "</w:t>
-            </w:r>
-            <w:proofErr w:type="spellStart"/>
-            <w:r>
-              <w:t>paeduc</w:t>
-            </w:r>
-            <w:proofErr w:type="spellEnd"/>
-            <w:r>
-              <w:t xml:space="preserve">", "age", "sei10")], </w:t>
-            </w:r>
-          </w:p>
-          <w:p>
-            <w:pPr>
-              <w:widowControl w:val="0"/>
-              <w:spacing w:after="0"/>
-            </w:pPr>
-            <w:proofErr w:type="spellStart"/>
-            <w:r>
-              <w:t>p.numeric</w:t>
-            </w:r>
-            <w:proofErr w:type="spellEnd"/>
-            <w:r>
-              <w:t xml:space="preserve"> = T, triangle="lower", </w:t>
-            </w:r>
-            <w:proofErr w:type="spellStart"/>
-            <w:r>
-              <w:t>na.deletion</w:t>
-            </w:r>
-            <w:proofErr w:type="spellEnd"/>
-            <w:r>
-              <w:t xml:space="preserve"> = "pairwise")</w:t>
-            </w:r>
-          </w:p>
-        </w:tc>
-      </w:tr>
-      <w:tr>
-        <w:trPr>
-          <w:trHeight w:val="2653"/>
-        </w:trPr>
-        <w:tc>
-          <w:tcPr>
-            <w:tcW w:w="1995" w:type="dxa"/>
-            <w:tcBorders>
-              <w:top w:val="single" w:sz="8" w:space="0" w:color="BDC1C6"/>
-              <w:left w:val="nil"/>
-              <w:bottom w:val="single" w:sz="8" w:space="0" w:color="BDC1C6"/>
-              <w:right w:val="single" w:sz="8" w:space="0" w:color="BDC1C6"/>
-            </w:tcBorders>
-            <w:shd w:val="clear" w:color="auto" w:fill="FCE5CD"/>
-            <w:tcMar>
-              <w:top w:w="144" w:type="dxa"/>
-              <w:left w:w="144" w:type="dxa"/>
-              <w:bottom w:w="144" w:type="dxa"/>
-              <w:right w:w="144" w:type="dxa"/>
-            </w:tcMar>
-          </w:tcPr>
-          <w:p>
-            <w:pPr>
-              <w:widowControl w:val="0"/>
-              <w:spacing w:after="0"/>
-            </w:pPr>
-            <w:r>
-              <w:rPr>
-                <w:b/>
-                <w:bCs/>
-              </w:rPr>
-              <w:t>Table:</w:t>
-            </w:r>
-          </w:p>
-        </w:tc>
-        <w:tc>
-          <w:tcPr>
-            <w:tcW w:w="7455" w:type="dxa"/>
-            <w:tcBorders>
-              <w:top w:val="single" w:sz="8" w:space="0" w:color="BDC1C6"/>
-              <w:left w:val="single" w:sz="8" w:space="0" w:color="BDC1C6"/>
-              <w:bottom w:val="single" w:sz="8" w:space="0" w:color="BDC1C6"/>
-              <w:right w:val="nil"/>
-            </w:tcBorders>
-            <w:tcMar>
-              <w:top w:w="144" w:type="dxa"/>
-              <w:left w:w="144" w:type="dxa"/>
-              <w:bottom w:w="144" w:type="dxa"/>
-              <w:right w:w="144" w:type="dxa"/>
-            </w:tcMar>
-          </w:tcPr>
-          <w:p>
-            <w:pPr>
-              <w:widowControl w:val="0"/>
-              <w:spacing w:after="0"/>
-            </w:pPr>
-            <w:r>
-              <w:rPr>
-                <w:noProof/>
-              </w:rPr>
-              <w:drawing>
-                <wp:inline distT="0" distB="0" distL="0" distR="0" wp14:anchorId="3C2CD700" wp14:editId="6B9FEA17">
-                  <wp:extent cx="4551045" cy="2517140"/>
-                  <wp:effectExtent l="0" t="0" r="0" b="0"/>
-                  <wp:docPr id="936262440" name="Picture 5"/>
-                  <wp:cNvGraphicFramePr>
-                    <a:graphicFrameLocks xmlns:a="http://schemas.openxmlformats.org/drawingml/2006/main" noChangeAspect="1"/>
-                  </wp:cNvGraphicFramePr>
-                  <a:graphic xmlns:a="http://schemas.openxmlformats.org/drawingml/2006/main">
-                    <a:graphicData uri="http://schemas.openxmlformats.org/drawingml/2006/picture">
-                      <pic:pic xmlns:pic="http://schemas.openxmlformats.org/drawingml/2006/picture">
-                        <pic:nvPicPr>
-                          <pic:cNvPr id="936262440" name="Picture 936262440"/>
-                          <pic:cNvPicPr/>
-                        </pic:nvPicPr>
-                        <pic:blipFill>
-                          <a:blip r:embed="rId16" cstate="print">
-                            <a:extLst>
-                              <a:ext uri="{28A0092B-C50C-407E-A947-70E740481C1C}">
-                                <a14:useLocalDpi xmlns:a14="http://schemas.microsoft.com/office/drawing/2010/main" val="0"/>
-                              </a:ext>
-                            </a:extLst>
-                          </a:blip>
-                          <a:stretch>
-                            <a:fillRect/>
-                          </a:stretch>
-                        </pic:blipFill>
-                        <pic:spPr>
-                          <a:xfrm>
-                            <a:off x="0" y="0"/>
-                            <a:ext cx="4551045" cy="2517140"/>
-                          </a:xfrm>
-                          <a:prstGeom prst="rect">
-                            <a:avLst/>
-                          </a:prstGeom>
-                        </pic:spPr>
-                      </pic:pic>
-                    </a:graphicData>
-                  </a:graphic>
-                </wp:inline>
-              </w:drawing>
-            </w:r>
-          </w:p>
-        </w:tc>
-      </w:tr>
-      <w:tr>
-        <w:trPr>
-          <w:trHeight w:val="1483"/>
+          <w:trHeight w:val="3000"/>
         </w:trPr>
         <w:tc>
           <w:tcPr>
@@ -1968,429 +2151,17 @@
               <w:widowControl w:val="0"/>
               <w:spacing w:after="0"/>
             </w:pPr>
+            <w:bookmarkStart w:id="7" w:name="_Hlk244170432"/>
+            <w:bookmarkEnd w:id="6"/>
             <w:r>
               <w:rPr>
                 <w:b/>
                 <w:bCs/>
               </w:rPr>
-              <w:t>Interpretation (</w:t>
+              <w:lastRenderedPageBreak/>
+              <w:t>Answer:</w:t>
             </w:r>
-            <w:proofErr w:type="spellStart"/>
-            <w:r>
-              <w:rPr>
-                <w:b/>
-                <w:bCs/>
-              </w:rPr>
-              <w:t>maeduc</w:t>
-            </w:r>
-            <w:proofErr w:type="spellEnd"/>
-            <w:r>
-              <w:rPr>
-                <w:b/>
-                <w:bCs/>
-              </w:rPr>
-              <w:t xml:space="preserve"> </w:t>
-            </w:r>
-            <w:r>
-              <w:rPr>
-                <w:b/>
-                <w:bCs/>
-              </w:rPr>
-              <w:t xml:space="preserve">and </w:t>
-            </w:r>
-            <w:proofErr w:type="spellStart"/>
-            <w:r>
-              <w:rPr>
-                <w:b/>
-                <w:bCs/>
-              </w:rPr>
-              <w:t>tvhours</w:t>
-            </w:r>
-            <w:proofErr w:type="spellEnd"/>
-            <w:r>
-              <w:rPr>
-                <w:b/>
-                <w:bCs/>
-              </w:rPr>
-              <w:t>):</w:t>
-            </w:r>
-          </w:p>
-        </w:tc>
-        <w:tc>
-          <w:tcPr>
-            <w:tcW w:w="7455" w:type="dxa"/>
-            <w:tcBorders>
-              <w:top w:val="single" w:sz="8" w:space="0" w:color="BDC1C6"/>
-              <w:left w:val="single" w:sz="8" w:space="0" w:color="BDC1C6"/>
-              <w:bottom w:val="single" w:sz="8" w:space="0" w:color="BDC1C6"/>
-              <w:right w:val="nil"/>
-            </w:tcBorders>
-            <w:tcMar>
-              <w:top w:w="144" w:type="dxa"/>
-              <w:left w:w="144" w:type="dxa"/>
-              <w:bottom w:w="144" w:type="dxa"/>
-              <w:right w:w="144" w:type="dxa"/>
-            </w:tcMar>
-          </w:tcPr>
-          <w:p>
-            <w:pPr>
-              <w:rPr>
-                <w:lang w:val="en-US"/>
-              </w:rPr>
-            </w:pPr>
-            <w:r>
-              <w:rPr>
-                <w:lang w:val="en-US"/>
-              </w:rPr>
-              <w:t>There is no statistically significant correlation between respondents' mothers' education in years and television screen time in hours since the p-value is greater than 0.05.</w:t>
-            </w:r>
-          </w:p>
-          <w:p>
-            <w:pPr>
-              <w:rPr>
-                <w:lang w:val="en-US"/>
-              </w:rPr>
-            </w:pPr>
-            <w:r>
-              <w:rPr>
-                <w:lang w:val="en-US"/>
-              </w:rPr>
-              <w:t>We conclude that respondents' mothers' education in years and television screen time in hours are not related in a statistically significant way.</w:t>
-            </w:r>
-          </w:p>
-        </w:tc>
-      </w:tr>
-      <w:tr>
-        <w:trPr>
-          <w:trHeight w:val="1883"/>
-        </w:trPr>
-        <w:tc>
-          <w:tcPr>
-            <w:tcW w:w="1995" w:type="dxa"/>
-            <w:tcBorders>
-              <w:top w:val="single" w:sz="8" w:space="0" w:color="BDC1C6"/>
-              <w:left w:val="nil"/>
-              <w:bottom w:val="single" w:sz="8" w:space="0" w:color="BDC1C6"/>
-              <w:right w:val="single" w:sz="8" w:space="0" w:color="BDC1C6"/>
-            </w:tcBorders>
-            <w:shd w:val="clear" w:color="auto" w:fill="EAD1DC"/>
-            <w:tcMar>
-              <w:top w:w="144" w:type="dxa"/>
-              <w:left w:w="144" w:type="dxa"/>
-              <w:bottom w:w="144" w:type="dxa"/>
-              <w:right w:w="144" w:type="dxa"/>
-            </w:tcMar>
-          </w:tcPr>
-          <w:p>
-            <w:pPr>
-              <w:widowControl w:val="0"/>
-              <w:spacing w:after="0"/>
-              <w:rPr>
-                <w:b/>
-                <w:bCs/>
-              </w:rPr>
-            </w:pPr>
-            <w:r>
-              <w:rPr>
-                <w:b/>
-                <w:bCs/>
-              </w:rPr>
-              <w:t>Interpretation (</w:t>
-            </w:r>
-            <w:r>
-              <w:rPr>
-                <w:b/>
-                <w:bCs/>
-                <w:color w:val="000000"/>
-              </w:rPr>
-              <w:t>age</w:t>
-            </w:r>
-            <w:r>
-              <w:rPr>
-                <w:b/>
-                <w:bCs/>
-                <w:color w:val="000000"/>
-              </w:rPr>
-              <w:t xml:space="preserve"> </w:t>
-            </w:r>
-            <w:r>
-              <w:rPr>
-                <w:b/>
-                <w:bCs/>
-              </w:rPr>
-              <w:t xml:space="preserve">and </w:t>
-            </w:r>
-            <w:proofErr w:type="spellStart"/>
-            <w:r>
-              <w:rPr>
-                <w:b/>
-                <w:bCs/>
-              </w:rPr>
-              <w:t>paeduc</w:t>
-            </w:r>
-            <w:proofErr w:type="spellEnd"/>
-            <w:r>
-              <w:rPr>
-                <w:b/>
-                <w:bCs/>
-              </w:rPr>
-              <w:t>):</w:t>
-            </w:r>
-          </w:p>
-        </w:tc>
-        <w:tc>
-          <w:tcPr>
-            <w:tcW w:w="7455" w:type="dxa"/>
-            <w:tcBorders>
-              <w:top w:val="single" w:sz="8" w:space="0" w:color="BDC1C6"/>
-              <w:left w:val="single" w:sz="8" w:space="0" w:color="BDC1C6"/>
-              <w:bottom w:val="single" w:sz="8" w:space="0" w:color="BDC1C6"/>
-              <w:right w:val="nil"/>
-            </w:tcBorders>
-            <w:tcMar>
-              <w:top w:w="144" w:type="dxa"/>
-              <w:left w:w="144" w:type="dxa"/>
-              <w:bottom w:w="144" w:type="dxa"/>
-              <w:right w:w="144" w:type="dxa"/>
-            </w:tcMar>
-          </w:tcPr>
-          <w:p>
-            <w:pPr>
-              <w:rPr>
-                <w:lang w:val="en-US"/>
-              </w:rPr>
-            </w:pPr>
-            <w:r>
-              <w:rPr>
-                <w:lang w:val="en-US"/>
-              </w:rPr>
-              <w:t>There is a statistically significant correlation between respondents' age and respondents' fathers' education in years since the p-value is less than 0.05.</w:t>
-            </w:r>
-          </w:p>
-          <w:p>
-            <w:pPr>
-              <w:rPr>
-                <w:lang w:val="en-US"/>
-              </w:rPr>
-            </w:pPr>
-            <w:r>
-              <w:rPr>
-                <w:lang w:val="en-US"/>
-              </w:rPr>
-              <w:t xml:space="preserve">This correlation is negative and weak since the </w:t>
-            </w:r>
-            <w:proofErr w:type="spellStart"/>
-            <w:r>
-              <w:rPr>
-                <w:lang w:val="en-US"/>
-              </w:rPr>
-              <w:t>r-value</w:t>
-            </w:r>
-            <w:proofErr w:type="spellEnd"/>
-            <w:r>
-              <w:rPr>
-                <w:lang w:val="en-US"/>
-              </w:rPr>
-              <w:t xml:space="preserve"> is -0.168 (|r| &lt; 0.3).</w:t>
-            </w:r>
-          </w:p>
-          <w:p>
-            <w:pPr>
-              <w:rPr>
-                <w:lang w:val="en-US"/>
-              </w:rPr>
-            </w:pPr>
-            <w:r>
-              <w:rPr>
-                <w:lang w:val="en-US"/>
-              </w:rPr>
-              <w:t>This means that as respondents' age increases, respondents' fathers' education in years tends to decrease.</w:t>
-            </w:r>
-          </w:p>
-        </w:tc>
-      </w:tr>
-    </w:tbl>
-    <w:p>
-      <w:pPr>
-        <w:shd w:val="clear" w:color="auto" w:fill="FFFFFF"/>
-        <w:spacing w:before="180" w:after="180"/>
-        <w:rPr>
-          <w:color w:val="2D3B45"/>
-          <w:sz w:val="28"/>
-          <w:szCs w:val="28"/>
-        </w:rPr>
-        <w:sectPr>
-          <w:pgSz w:w="12240" w:h="15840"/>
-          <w:pgMar w:top="1440" w:right="1440" w:bottom="1440" w:left="1440" w:header="720" w:footer="720" w:gutter="0"/>
-          <w:cols w:space="720"/>
-        </w:sectPr>
-      </w:pPr>
-    </w:p>
-    <w:p>
-      <w:pPr>
-        <w:pStyle w:val="numberingqs"/>
-      </w:pPr>
-      <w:r>
-        <w:lastRenderedPageBreak/>
-        <w:t xml:space="preserve">Create a scatterplot </w:t>
-      </w:r>
-      <w:r>
-        <w:t xml:space="preserve">graph </w:t>
-      </w:r>
-      <w:r>
-        <w:t xml:space="preserve">matrix </w:t>
-      </w:r>
-      <w:r>
-        <w:t xml:space="preserve">using </w:t>
-      </w:r>
-      <w:proofErr w:type="spellStart"/>
-      <w:r>
-        <w:rPr>
-          <w:b/>
-          <w:bCs/>
-        </w:rPr>
-        <w:t>conrinc</w:t>
-      </w:r>
-      <w:proofErr w:type="spellEnd"/>
-      <w:r>
-        <w:t xml:space="preserve">, </w:t>
-      </w:r>
-      <w:proofErr w:type="spellStart"/>
-      <w:r>
-        <w:rPr>
-          <w:b/>
-          <w:bCs/>
-        </w:rPr>
-        <w:t>tvhours</w:t>
-      </w:r>
-      <w:proofErr w:type="spellEnd"/>
-      <w:r>
-        <w:t xml:space="preserve">, </w:t>
-      </w:r>
-      <w:proofErr w:type="spellStart"/>
-      <w:r>
-        <w:rPr>
-          <w:b/>
-          <w:bCs/>
-        </w:rPr>
-        <w:t>maeduc</w:t>
-      </w:r>
-      <w:proofErr w:type="spellEnd"/>
-      <w:r>
-        <w:rPr>
-          <w:b/>
-          <w:bCs/>
-        </w:rPr>
-        <w:t xml:space="preserve">, </w:t>
-      </w:r>
-      <w:proofErr w:type="spellStart"/>
-      <w:r>
-        <w:rPr>
-          <w:b/>
-          <w:bCs/>
-        </w:rPr>
-        <w:t>childs</w:t>
-      </w:r>
-      <w:proofErr w:type="spellEnd"/>
-      <w:r>
-        <w:t xml:space="preserve">, </w:t>
-      </w:r>
-      <w:proofErr w:type="spellStart"/>
-      <w:r>
-        <w:rPr>
-          <w:b/>
-          <w:bCs/>
-        </w:rPr>
-        <w:t>paeduc</w:t>
-      </w:r>
-      <w:proofErr w:type="spellEnd"/>
-      <w:r>
-        <w:rPr>
-          <w:b/>
-          <w:bCs/>
-        </w:rPr>
-        <w:t xml:space="preserve">, </w:t>
-      </w:r>
-      <w:r>
-        <w:rPr>
-          <w:b/>
-          <w:bCs/>
-        </w:rPr>
-        <w:t>age</w:t>
-      </w:r>
-      <w:r>
-        <w:t xml:space="preserve">, and </w:t>
-      </w:r>
-      <w:r>
-        <w:rPr>
-          <w:b/>
-          <w:bCs/>
-        </w:rPr>
-        <w:t>sei10</w:t>
-      </w:r>
-      <w:r>
-        <w:t xml:space="preserve"> variables </w:t>
-      </w:r>
-      <w:r>
-        <w:rPr>
-          <w:b/>
-          <w:bCs/>
-        </w:rPr>
-        <w:t>(15 points)</w:t>
-      </w:r>
-    </w:p>
-    <w:tbl>
-      <w:tblPr>
-        <w:tblW w:w="9450" w:type="dxa"/>
-        <w:tblInd w:w="-105" w:type="dxa"/>
-        <w:tblBorders>
-          <w:top w:val="single" w:sz="8" w:space="0" w:color="000000"/>
-          <w:left w:val="single" w:sz="8" w:space="0" w:color="000000"/>
-          <w:bottom w:val="single" w:sz="8" w:space="0" w:color="000000"/>
-          <w:right w:val="single" w:sz="8" w:space="0" w:color="000000"/>
-          <w:insideH w:val="single" w:sz="8" w:space="0" w:color="000000"/>
-          <w:insideV w:val="single" w:sz="8" w:space="0" w:color="000000"/>
-        </w:tblBorders>
-        <w:tblLayout w:type="fixed"/>
-        <w:tblLook w:val="0600" w:firstRow="0" w:lastRow="0" w:firstColumn="0" w:lastColumn="0" w:noHBand="1" w:noVBand="1"/>
-      </w:tblPr>
-      <w:tblGrid>
-        <w:gridCol w:w="1800"/>
-        <w:gridCol w:w="7650"/>
-      </w:tblGrid>
-      <w:tr>
-        <w:trPr>
-          <w:trHeight w:val="12"/>
-        </w:trPr>
-        <w:tc>
-          <w:tcPr>
-            <w:tcW w:w="1800" w:type="dxa"/>
-            <w:tcBorders>
-              <w:top w:val="single" w:sz="8" w:space="0" w:color="BDC1C6"/>
-              <w:left w:val="nil"/>
-              <w:bottom w:val="single" w:sz="8" w:space="0" w:color="BDC1C6"/>
-              <w:right w:val="single" w:sz="8" w:space="0" w:color="BDC1C6"/>
-            </w:tcBorders>
-            <w:shd w:val="clear" w:color="auto" w:fill="F1F3F4"/>
-            <w:tcMar>
-              <w:top w:w="144" w:type="dxa"/>
-              <w:left w:w="144" w:type="dxa"/>
-              <w:bottom w:w="144" w:type="dxa"/>
-              <w:right w:w="144" w:type="dxa"/>
-            </w:tcMar>
-          </w:tcPr>
-          <w:p>
-            <w:pPr>
-              <w:widowControl w:val="0"/>
-              <w:spacing w:after="0"/>
-            </w:pPr>
-            <w:r>
-              <w:rPr>
-                <w:b/>
-                <w:bCs/>
-              </w:rPr>
-              <w:t>Code (-5):</w:t>
-            </w:r>
+            <w:bookmarkEnd w:id="7"/>
           </w:p>
         </w:tc>
         <w:tc>
@@ -2414,54 +2185,9 @@
               <w:widowControl w:val="0"/>
               <w:spacing w:after="0"/>
             </w:pPr>
-            <w:bookmarkStart w:id="10" w:name="_Hlk243452080"/>
-            <w:proofErr w:type="spellStart"/>
+            <w:bookmarkStart w:id="8" w:name="_Hlk244171709"/>
             <w:r>
-              <w:t>scatterplot_matrix</w:t>
-            </w:r>
-            <w:proofErr w:type="spellEnd"/>
-            <w:r>
-              <w:t xml:space="preserve"> &lt;- </w:t>
-            </w:r>
-            <w:proofErr w:type="spellStart"/>
-            <w:r>
-              <w:t>gss</w:t>
-            </w:r>
-            <w:proofErr w:type="spellEnd"/>
-            <w:r>
-              <w:t>[, c("</w:t>
-            </w:r>
-            <w:proofErr w:type="spellStart"/>
-            <w:r>
-              <w:t>conrinc</w:t>
-            </w:r>
-            <w:proofErr w:type="spellEnd"/>
-            <w:r>
-              <w:t>", "</w:t>
-            </w:r>
-            <w:proofErr w:type="spellStart"/>
-            <w:r>
-              <w:t>tvhours</w:t>
-            </w:r>
-            <w:proofErr w:type="spellEnd"/>
-            <w:r>
-              <w:t>", "</w:t>
-            </w:r>
-            <w:proofErr w:type="spellStart"/>
-            <w:r>
-              <w:t>maeduc</w:t>
-            </w:r>
-            <w:proofErr w:type="spellEnd"/>
-            <w:r>
-              <w:t>", "</w:t>
-            </w:r>
-            <w:proofErr w:type="spellStart"/>
-            <w:r>
-              <w:t>paeduc</w:t>
-            </w:r>
-            <w:proofErr w:type="spellEnd"/>
-            <w:r>
-              <w:t>", "age", "sei10")]</w:t>
+              <w:t xml:space="preserve">My hypothesis was partly supported. As I expected, the correlation between number of persons in household and number of family members who earned money last year is positive and statistically significant (r = 0.447, p &lt; 0.001), but it is moderate rather than strong. </w:t>
             </w:r>
           </w:p>
           <w:p>
@@ -2469,40 +2195,173 @@
               <w:widowControl w:val="0"/>
               <w:spacing w:after="0"/>
             </w:pPr>
+          </w:p>
+          <w:p>
+            <w:pPr>
+              <w:widowControl w:val="0"/>
+              <w:spacing w:after="0"/>
+            </w:pPr>
+            <w:r>
+              <w:t xml:space="preserve">The scatterplot graph </w:t>
+            </w:r>
+            <w:r>
+              <w:t>shows that t</w:t>
+            </w:r>
+            <w:r>
+              <w:t xml:space="preserve">he line rises from less than one earner in one-person households to about two earners in households of six, but then it turns down, falling to about 1.5 earners in the largest households. Because the line bends, a single straight-line </w:t>
+            </w:r>
             <w:proofErr w:type="spellStart"/>
             <w:r>
-              <w:t>pairs_panels_pval</w:t>
+              <w:t>r-value</w:t>
             </w:r>
             <w:proofErr w:type="spellEnd"/>
             <w:r>
-              <w:t>(</w:t>
+              <w:t xml:space="preserve"> cannot be strong.</w:t>
             </w:r>
-            <w:proofErr w:type="spellStart"/>
+          </w:p>
+          <w:p>
+            <w:pPr>
+              <w:widowControl w:val="0"/>
+              <w:spacing w:after="0"/>
+            </w:pPr>
+          </w:p>
+          <w:bookmarkEnd w:id="8"/>
+          <w:p>
+            <w:pPr>
+              <w:widowControl w:val="0"/>
+              <w:spacing w:after="0"/>
+            </w:pPr>
             <w:r>
-              <w:t>scatterplot_matrix</w:t>
+              <w:t xml:space="preserve">This shape fits the household economy idea only up to a point. In small and mid-sized households, each additional person is often a working adult who pools their pay. In very large households, the additional members </w:t>
             </w:r>
-            <w:proofErr w:type="spellEnd"/>
             <w:r>
-              <w:t>, color = "#15616d")</w:t>
+              <w:t>could be</w:t>
             </w:r>
-            <w:bookmarkEnd w:id="10"/>
+            <w:r>
+              <w:t xml:space="preserve"> more likely to be children, retirees, or caregivers, who add to the household’s size but not to its earners. The concept explains paid work in households of up to about six people better than in larger ones.</w:t>
+            </w:r>
           </w:p>
         </w:tc>
       </w:tr>
+    </w:tbl>
+    <w:p/>
+    <w:p>
+      <w:pPr>
+        <w:pStyle w:val="numberingqs"/>
+      </w:pPr>
+      <w:r>
+        <w:rPr>
+          <w:b/>
+          <w:bCs/>
+        </w:rPr>
+        <w:t>Ethics in your study</w:t>
+      </w:r>
+    </w:p>
+    <w:p>
+      <w:pPr>
+        <w:pStyle w:val="numberingqs"/>
+        <w:numPr>
+          <w:ilvl w:val="1"/>
+          <w:numId w:val="35"/>
+        </w:numPr>
+        <w:spacing w:line="240" w:lineRule="auto"/>
+      </w:pPr>
+      <w:r>
+        <w:rPr>
+          <w:b/>
+          <w:bCs/>
+        </w:rPr>
+        <w:t>Responsible reporting:</w:t>
+      </w:r>
+      <w:r>
+        <w:t xml:space="preserve"> </w:t>
+      </w:r>
+      <w:bookmarkStart w:id="9" w:name="_Hlk244170619"/>
+      <w:r>
+        <w:rPr>
+          <w:lang w:val="en"/>
+        </w:rPr>
+        <w:t xml:space="preserve">You wrote your hypothesis before running any code. Imagine that a researcher studying your topic changed the hypothesis after seeing the </w:t>
+      </w:r>
+      <w:proofErr w:type="gramStart"/>
+      <w:r>
+        <w:rPr>
+          <w:lang w:val="en"/>
+        </w:rPr>
+        <w:t>output, or</w:t>
+      </w:r>
+      <w:proofErr w:type="gramEnd"/>
+      <w:r>
+        <w:rPr>
+          <w:lang w:val="en"/>
+        </w:rPr>
+        <w:t xml:space="preserve"> reported only the results that “worked.” Who could be misled, and how? Name a specific group of readers or a real decision connected to your topic</w:t>
+      </w:r>
+      <w:bookmarkEnd w:id="9"/>
+      <w:r>
+        <w:rPr>
+          <w:lang w:val="en"/>
+        </w:rPr>
+        <w:t xml:space="preserve">. </w:t>
+      </w:r>
+      <w:r>
+        <w:rPr>
+          <w:b/>
+          <w:bCs/>
+          <w:lang w:val="en"/>
+        </w:rPr>
+        <w:t>(</w:t>
+      </w:r>
+      <w:r>
+        <w:rPr>
+          <w:b/>
+          <w:bCs/>
+          <w:lang w:val="en"/>
+        </w:rPr>
+        <w:t>75</w:t>
+      </w:r>
+      <w:r>
+        <w:rPr>
+          <w:b/>
+          <w:bCs/>
+          <w:lang w:val="en"/>
+        </w:rPr>
+        <w:t xml:space="preserve"> words minimum)</w:t>
+      </w:r>
+    </w:p>
+    <w:tbl>
+      <w:tblPr>
+        <w:tblW w:w="9645" w:type="dxa"/>
+        <w:tblInd w:w="-105" w:type="dxa"/>
+        <w:tblBorders>
+          <w:top w:val="single" w:sz="8" w:space="0" w:color="000000"/>
+          <w:left w:val="single" w:sz="8" w:space="0" w:color="000000"/>
+          <w:bottom w:val="single" w:sz="8" w:space="0" w:color="000000"/>
+          <w:right w:val="single" w:sz="8" w:space="0" w:color="000000"/>
+          <w:insideH w:val="single" w:sz="8" w:space="0" w:color="000000"/>
+          <w:insideV w:val="single" w:sz="8" w:space="0" w:color="000000"/>
+        </w:tblBorders>
+        <w:tblLayout w:type="fixed"/>
+        <w:tblLook w:val="0600" w:firstRow="0" w:lastRow="0" w:firstColumn="0" w:lastColumn="0" w:noHBand="1" w:noVBand="1"/>
+      </w:tblPr>
+      <w:tblGrid>
+        <w:gridCol w:w="1995"/>
+        <w:gridCol w:w="7650"/>
+      </w:tblGrid>
       <w:tr>
         <w:trPr>
-          <w:trHeight w:val="3049"/>
+          <w:trHeight w:val="1100"/>
         </w:trPr>
         <w:tc>
           <w:tcPr>
-            <w:tcW w:w="1800" w:type="dxa"/>
+            <w:tcW w:w="1995" w:type="dxa"/>
             <w:tcBorders>
               <w:top w:val="single" w:sz="8" w:space="0" w:color="BDC1C6"/>
               <w:left w:val="nil"/>
               <w:bottom w:val="single" w:sz="8" w:space="0" w:color="BDC1C6"/>
               <w:right w:val="single" w:sz="8" w:space="0" w:color="BDC1C6"/>
             </w:tcBorders>
-            <w:shd w:val="clear" w:color="auto" w:fill="FCE5CD"/>
+            <w:shd w:val="clear" w:color="auto" w:fill="EAD1DC"/>
             <w:tcMar>
               <w:top w:w="144" w:type="dxa"/>
               <w:left w:w="144" w:type="dxa"/>
@@ -2515,12 +2374,14 @@
               <w:widowControl w:val="0"/>
               <w:spacing w:after="0"/>
             </w:pPr>
+            <w:bookmarkStart w:id="10" w:name="_Hlk244172016"/>
+            <w:bookmarkStart w:id="11" w:name="_Hlk244170462"/>
             <w:r>
               <w:rPr>
                 <w:b/>
                 <w:bCs/>
               </w:rPr>
-              <w:t>Graph:</w:t>
+              <w:t>Answer:</w:t>
             </w:r>
           </w:p>
         </w:tc>
@@ -2546,63 +2407,213 @@
               <w:spacing w:after="0"/>
             </w:pPr>
             <w:r>
-              <w:rPr>
-                <w:noProof/>
-              </w:rPr>
-              <w:drawing>
-                <wp:inline distT="0" distB="0" distL="0" distR="0" wp14:anchorId="0856BA17" wp14:editId="53547F2E">
-                  <wp:extent cx="4674870" cy="3148965"/>
-                  <wp:effectExtent l="0" t="0" r="0" b="635"/>
-                  <wp:docPr id="173390605" name="Picture 6"/>
-                  <wp:cNvGraphicFramePr>
-                    <a:graphicFrameLocks xmlns:a="http://schemas.openxmlformats.org/drawingml/2006/main" noChangeAspect="1"/>
-                  </wp:cNvGraphicFramePr>
-                  <a:graphic xmlns:a="http://schemas.openxmlformats.org/drawingml/2006/main">
-                    <a:graphicData uri="http://schemas.openxmlformats.org/drawingml/2006/picture">
-                      <pic:pic xmlns:pic="http://schemas.openxmlformats.org/drawingml/2006/picture">
-                        <pic:nvPicPr>
-                          <pic:cNvPr id="173390605" name="Picture 173390605"/>
-                          <pic:cNvPicPr/>
-                        </pic:nvPicPr>
-                        <pic:blipFill>
-                          <a:blip r:embed="rId17" cstate="print">
-                            <a:extLst>
-                              <a:ext uri="{28A0092B-C50C-407E-A947-70E740481C1C}">
-                                <a14:useLocalDpi xmlns:a14="http://schemas.microsoft.com/office/drawing/2010/main" val="0"/>
-                              </a:ext>
-                            </a:extLst>
-                          </a:blip>
-                          <a:stretch>
-                            <a:fillRect/>
-                          </a:stretch>
-                        </pic:blipFill>
-                        <pic:spPr>
-                          <a:xfrm>
-                            <a:off x="0" y="0"/>
-                            <a:ext cx="4674870" cy="3148965"/>
-                          </a:xfrm>
-                          <a:prstGeom prst="rect">
-                            <a:avLst/>
-                          </a:prstGeom>
-                        </pic:spPr>
-                      </pic:pic>
-                    </a:graphicData>
-                  </a:graphic>
-                </wp:inline>
-              </w:drawing>
+              <w:t>If I had changed my hypothesis from “strong” to “moderate” after seeing the output, the household economy idea would look like a better predictor than it is. Agencies that plan housing or benefits might then assume that bigger households always have more earners, and overlook very large households, which in my data tend to have fewer earners, often because they include children, retirees, or caregivers who rely on a single paycheck. Reporting my result as it came out shows readers how much the concept actually explains.</w:t>
             </w:r>
           </w:p>
         </w:tc>
       </w:tr>
+      <w:bookmarkEnd w:id="10"/>
+      <w:bookmarkEnd w:id="11"/>
     </w:tbl>
+    <w:p/>
     <w:p>
       <w:pPr>
-        <w:pStyle w:val="NumH2"/>
+        <w:pStyle w:val="numberingqs"/>
         <w:numPr>
-          <w:ilvl w:val="0"/>
-          <w:numId w:val="0"/>
+          <w:ilvl w:val="1"/>
+          <w:numId w:val="35"/>
         </w:numPr>
-        <w:ind w:left="360" w:hanging="360"/>
+        <w:spacing w:line="240" w:lineRule="auto"/>
+      </w:pPr>
+      <w:bookmarkStart w:id="12" w:name="_Hlk244170656"/>
+      <w:r>
+        <w:rPr>
+          <w:b/>
+          <w:bCs/>
+          <w:lang w:val="en"/>
+        </w:rPr>
+        <w:t xml:space="preserve">Who is missing: </w:t>
+      </w:r>
+      <w:bookmarkStart w:id="13" w:name="_Hlk244172208"/>
+      <w:r>
+        <w:rPr>
+          <w:lang w:val="en"/>
+        </w:rPr>
+        <w:t xml:space="preserve">Reread the question wording of your two variables. Who could not answer one of </w:t>
+      </w:r>
+      <w:proofErr w:type="gramStart"/>
+      <w:r>
+        <w:rPr>
+          <w:lang w:val="en"/>
+        </w:rPr>
+        <w:t>them, or</w:t>
+      </w:r>
+      <w:proofErr w:type="gramEnd"/>
+      <w:r>
+        <w:rPr>
+          <w:lang w:val="en"/>
+        </w:rPr>
+        <w:t xml:space="preserve"> whose experience does the question not capture? </w:t>
+      </w:r>
+      <w:bookmarkStart w:id="14" w:name="_Hlk244172108"/>
+      <w:r>
+        <w:rPr>
+          <w:lang w:val="en"/>
+        </w:rPr>
+        <w:t>How does this limit what your result can say about your topic?</w:t>
+      </w:r>
+      <w:r>
+        <w:rPr>
+          <w:b/>
+          <w:bCs/>
+          <w:lang w:val="en"/>
+        </w:rPr>
+        <w:t xml:space="preserve"> </w:t>
+      </w:r>
+      <w:r>
+        <w:rPr>
+          <w:b/>
+          <w:bCs/>
+          <w:lang w:val="en"/>
+        </w:rPr>
+        <w:t>(</w:t>
+      </w:r>
+      <w:r>
+        <w:rPr>
+          <w:b/>
+          <w:bCs/>
+          <w:lang w:val="en"/>
+        </w:rPr>
+        <w:t>75</w:t>
+      </w:r>
+      <w:r>
+        <w:rPr>
+          <w:b/>
+          <w:bCs/>
+          <w:lang w:val="en"/>
+        </w:rPr>
+        <w:t xml:space="preserve"> words minimum)</w:t>
+      </w:r>
+      <w:bookmarkEnd w:id="13"/>
+    </w:p>
+    <w:tbl>
+      <w:tblPr>
+        <w:tblW w:w="9645" w:type="dxa"/>
+        <w:tblInd w:w="-105" w:type="dxa"/>
+        <w:tblBorders>
+          <w:top w:val="single" w:sz="8" w:space="0" w:color="000000"/>
+          <w:left w:val="single" w:sz="8" w:space="0" w:color="000000"/>
+          <w:bottom w:val="single" w:sz="8" w:space="0" w:color="000000"/>
+          <w:right w:val="single" w:sz="8" w:space="0" w:color="000000"/>
+          <w:insideH w:val="single" w:sz="8" w:space="0" w:color="000000"/>
+          <w:insideV w:val="single" w:sz="8" w:space="0" w:color="000000"/>
+        </w:tblBorders>
+        <w:tblLayout w:type="fixed"/>
+        <w:tblLook w:val="0600" w:firstRow="0" w:lastRow="0" w:firstColumn="0" w:lastColumn="0" w:noHBand="1" w:noVBand="1"/>
+      </w:tblPr>
+      <w:tblGrid>
+        <w:gridCol w:w="1275"/>
+        <w:gridCol w:w="8370"/>
+      </w:tblGrid>
+      <w:tr>
+        <w:trPr>
+          <w:trHeight w:val="286"/>
+        </w:trPr>
+        <w:tc>
+          <w:tcPr>
+            <w:tcW w:w="1275" w:type="dxa"/>
+            <w:tcBorders>
+              <w:top w:val="single" w:sz="8" w:space="0" w:color="BDC1C6"/>
+              <w:left w:val="nil"/>
+              <w:bottom w:val="single" w:sz="8" w:space="0" w:color="BDC1C6"/>
+              <w:right w:val="single" w:sz="8" w:space="0" w:color="BDC1C6"/>
+            </w:tcBorders>
+            <w:shd w:val="clear" w:color="auto" w:fill="EAD1DC"/>
+            <w:tcMar>
+              <w:top w:w="144" w:type="dxa"/>
+              <w:left w:w="144" w:type="dxa"/>
+              <w:bottom w:w="144" w:type="dxa"/>
+              <w:right w:w="144" w:type="dxa"/>
+            </w:tcMar>
+          </w:tcPr>
+          <w:p>
+            <w:pPr>
+              <w:widowControl w:val="0"/>
+              <w:spacing w:after="0"/>
+            </w:pPr>
+            <w:bookmarkStart w:id="15" w:name="_Hlk244171030"/>
+            <w:bookmarkEnd w:id="12"/>
+            <w:r>
+              <w:rPr>
+                <w:b/>
+                <w:bCs/>
+              </w:rPr>
+              <w:t>Answer:</w:t>
+            </w:r>
+            <w:bookmarkEnd w:id="15"/>
+          </w:p>
+        </w:tc>
+        <w:tc>
+          <w:tcPr>
+            <w:tcW w:w="8370" w:type="dxa"/>
+            <w:tcBorders>
+              <w:top w:val="single" w:sz="8" w:space="0" w:color="BDC1C6"/>
+              <w:left w:val="single" w:sz="8" w:space="0" w:color="BDC1C6"/>
+              <w:bottom w:val="single" w:sz="8" w:space="0" w:color="BDC1C6"/>
+              <w:right w:val="nil"/>
+            </w:tcBorders>
+            <w:tcMar>
+              <w:top w:w="144" w:type="dxa"/>
+              <w:left w:w="144" w:type="dxa"/>
+              <w:bottom w:w="144" w:type="dxa"/>
+              <w:right w:w="144" w:type="dxa"/>
+            </w:tcMar>
+          </w:tcPr>
+          <w:p>
+            <w:pPr>
+              <w:widowControl w:val="0"/>
+              <w:spacing w:after="0"/>
+            </w:pPr>
+            <w:r>
+              <w:t xml:space="preserve">The </w:t>
+            </w:r>
+            <w:proofErr w:type="spellStart"/>
+            <w:r>
+              <w:t>earnrs</w:t>
+            </w:r>
+            <w:proofErr w:type="spellEnd"/>
+            <w:r>
+              <w:t xml:space="preserve"> variable counts only family members who earned money from a job, so unpaid work such as caregiving, housework, and childcare is not </w:t>
+            </w:r>
+            <w:r>
+              <w:lastRenderedPageBreak/>
+              <w:t xml:space="preserve">counted, and that work is often done by women. A household where one person works for pay and another cares for children full-time counts as having one earner. The two questions also count different groups: </w:t>
+            </w:r>
+            <w:proofErr w:type="spellStart"/>
+            <w:r>
+              <w:t>hompop</w:t>
+            </w:r>
+            <w:proofErr w:type="spellEnd"/>
+            <w:r>
+              <w:t xml:space="preserve"> counts everyone in the household, including roommates, while </w:t>
+            </w:r>
+            <w:proofErr w:type="spellStart"/>
+            <w:r>
+              <w:t>earnrs</w:t>
+            </w:r>
+            <w:proofErr w:type="spellEnd"/>
+            <w:r>
+              <w:t xml:space="preserve"> counts only family members. My result therefore describes how families share paid work, not all the work that keeps a household going.</w:t>
+            </w:r>
+          </w:p>
+        </w:tc>
+      </w:tr>
+      <w:bookmarkEnd w:id="14"/>
+    </w:tbl>
+    <w:p/>
+    <w:p>
+      <w:pPr>
+        <w:pStyle w:val="Title"/>
       </w:pPr>
     </w:p>
     <w:sectPr>
@@ -2633,129 +2644,6 @@
 </w:endnotes>
 </file>
 
-<file path=word/footer1.xml><?xml version="1.0" encoding="utf-8"?>
-<w:ftr xmlns:wpc="http://schemas.microsoft.com/office/word/2010/wordprocessingCanvas" xmlns:cx="http://schemas.microsoft.com/office/drawing/2014/chartex" xmlns:cx1="http://schemas.microsoft.com/office/drawing/2015/9/8/chartex" xmlns:cx2="http://schemas.microsoft.com/office/drawing/2015/10/21/chartex" xmlns:cx3="http://schemas.microsoft.com/office/drawing/2016/5/9/chartex" xmlns:cx4="http://schemas.microsoft.com/office/drawing/2016/5/10/chartex" xmlns:cx5="http://schemas.microsoft.com/office/drawing/2016/5/11/chartex" xmlns:cx6="http://schemas.microsoft.com/office/drawing/2016/5/12/chartex" xmlns:cx7="http://schemas.microsoft.com/office/drawing/2016/5/13/chartex" xmlns:cx8="http://schemas.microsoft.com/office/drawing/2016/5/14/chartex" xmlns:mc="http://schemas.openxmlformats.org/markup-compatibility/2006" xmlns:m="http://schemas.openxmlformats.org/officeDocument/2006/math" xmlns:aink="http://schemas.microsoft.com/office/drawing/2016/ink" xmlns:am3d="http://schemas.microsoft.com/office/drawing/2017/model3d" xmlns:oel="http://schemas.microsoft.com/office/2019/extlst" xmlns:r="http://schemas.openxmlformats.org/officeDocument/2006/relationships" xmlns:wp14="http://schemas.microsoft.com/office/word/2010/wordprocessingDrawing" xmlns:wp="http://schemas.openxmlformats.org/drawingml/2006/wordprocessingDrawing" xmlns:wpg="http://schemas.microsoft.com/office/word/2010/wordprocessingGroup" xmlns:wpi="http://schemas.microsoft.com/office/word/2010/wordprocessingInk" xmlns:wps="http://schemas.microsoft.com/office/word/2010/wordprocessingShape" xmlns:o="urn:schemas-microsoft-com:office:office" xmlns:v="urn:schemas-microsoft-com:vml" xmlns:w10="urn:schemas-microsoft-com:office:word" xmlns:w="http://schemas.openxmlformats.org/wordprocessingml/2006/main" xmlns:w14="http://schemas.microsoft.com/office/word/2010/wordml" xmlns:w15="http://schemas.microsoft.com/office/word/2012/wordml" xmlns:w16cex="http://schemas.microsoft.com/office/word/2018/wordml/cex" xmlns:w16cid="http://schemas.microsoft.com/office/word/2016/wordml/cid" xmlns:w16="http://schemas.microsoft.com/office/word/2018/wordml" xmlns:w16sdtdh="http://schemas.microsoft.com/office/word/2020/wordml/sdtdatahash" xmlns:w16sdtfl="http://schemas.microsoft.com/office/word/2024/wordml/sdtformatlock" xmlns:w16se="http://schemas.microsoft.com/office/word/2015/wordml/symex" xmlns:w16du="http://schemas.microsoft.com/office/word/2023/wordml/word16du" xmlns:wne="http://schemas.microsoft.com/office/word/2006/wordml" mc:Ignorable="w14 w15 w16se w16cid w16 w16cex w16sdtdh w16sdtfl w16du wp14">
-  <w:sdt>
-    <w:sdtPr>
-      <w:rPr>
-        <w:rStyle w:val="PageNumber"/>
-      </w:rPr>
-      <w:id w:val="-1035114040"/>
-      <w:docPartObj>
-        <w:docPartGallery w:val="Page Numbers (Bottom of Page)"/>
-        <w:docPartUnique/>
-      </w:docPartObj>
-    </w:sdtPr>
-    <w:sdtContent>
-      <w:p>
-        <w:pPr>
-          <w:pStyle w:val="Footer"/>
-          <w:framePr w:wrap="none" w:vAnchor="text" w:hAnchor="margin" w:xAlign="right" w:y="1"/>
-          <w:rPr>
-            <w:rStyle w:val="PageNumber"/>
-          </w:rPr>
-        </w:pPr>
-        <w:r>
-          <w:rPr>
-            <w:rStyle w:val="PageNumber"/>
-          </w:rPr>
-          <w:fldChar w:fldCharType="begin"/>
-        </w:r>
-        <w:r>
-          <w:rPr>
-            <w:rStyle w:val="PageNumber"/>
-          </w:rPr>
-          <w:instrText xml:space="preserve"> PAGE </w:instrText>
-        </w:r>
-        <w:r>
-          <w:rPr>
-            <w:rStyle w:val="PageNumber"/>
-          </w:rPr>
-          <w:fldChar w:fldCharType="separate"/>
-        </w:r>
-        <w:r>
-          <w:rPr>
-            <w:rStyle w:val="PageNumber"/>
-          </w:rPr>
-          <w:fldChar w:fldCharType="end"/>
-        </w:r>
-      </w:p>
-    </w:sdtContent>
-  </w:sdt>
-  <w:p>
-    <w:pPr>
-      <w:pStyle w:val="Footer"/>
-      <w:ind w:right="360"/>
-    </w:pPr>
-  </w:p>
-</w:ftr>
-</file>
-
-<file path=word/footer2.xml><?xml version="1.0" encoding="utf-8"?>
-<w:ftr xmlns:wpc="http://schemas.microsoft.com/office/word/2010/wordprocessingCanvas" xmlns:cx="http://schemas.microsoft.com/office/drawing/2014/chartex" xmlns:cx1="http://schemas.microsoft.com/office/drawing/2015/9/8/chartex" xmlns:cx2="http://schemas.microsoft.com/office/drawing/2015/10/21/chartex" xmlns:cx3="http://schemas.microsoft.com/office/drawing/2016/5/9/chartex" xmlns:cx4="http://schemas.microsoft.com/office/drawing/2016/5/10/chartex" xmlns:cx5="http://schemas.microsoft.com/office/drawing/2016/5/11/chartex" xmlns:cx6="http://schemas.microsoft.com/office/drawing/2016/5/12/chartex" xmlns:cx7="http://schemas.microsoft.com/office/drawing/2016/5/13/chartex" xmlns:cx8="http://schemas.microsoft.com/office/drawing/2016/5/14/chartex" xmlns:mc="http://schemas.openxmlformats.org/markup-compatibility/2006" xmlns:m="http://schemas.openxmlformats.org/officeDocument/2006/math" xmlns:aink="http://schemas.microsoft.com/office/drawing/2016/ink" xmlns:am3d="http://schemas.microsoft.com/office/drawing/2017/model3d" xmlns:oel="http://schemas.microsoft.com/office/2019/extlst" xmlns:r="http://schemas.openxmlformats.org/officeDocument/2006/relationships" xmlns:wp14="http://schemas.microsoft.com/office/word/2010/wordprocessingDrawing" xmlns:wp="http://schemas.openxmlformats.org/drawingml/2006/wordprocessingDrawing" xmlns:wpg="http://schemas.microsoft.com/office/word/2010/wordprocessingGroup" xmlns:wpi="http://schemas.microsoft.com/office/word/2010/wordprocessingInk" xmlns:wps="http://schemas.microsoft.com/office/word/2010/wordprocessingShape" xmlns:o="urn:schemas-microsoft-com:office:office" xmlns:v="urn:schemas-microsoft-com:vml" xmlns:w10="urn:schemas-microsoft-com:office:word" xmlns:w="http://schemas.openxmlformats.org/wordprocessingml/2006/main" xmlns:w14="http://schemas.microsoft.com/office/word/2010/wordml" xmlns:w15="http://schemas.microsoft.com/office/word/2012/wordml" xmlns:w16cex="http://schemas.microsoft.com/office/word/2018/wordml/cex" xmlns:w16cid="http://schemas.microsoft.com/office/word/2016/wordml/cid" xmlns:w16="http://schemas.microsoft.com/office/word/2018/wordml" xmlns:w16sdtdh="http://schemas.microsoft.com/office/word/2020/wordml/sdtdatahash" xmlns:w16sdtfl="http://schemas.microsoft.com/office/word/2024/wordml/sdtformatlock" xmlns:w16se="http://schemas.microsoft.com/office/word/2015/wordml/symex" xmlns:w16du="http://schemas.microsoft.com/office/word/2023/wordml/word16du" xmlns:wne="http://schemas.microsoft.com/office/word/2006/wordml" mc:Ignorable="w14 w15 w16se w16cid w16 w16cex w16sdtdh w16sdtfl w16du wp14">
-  <w:sdt>
-    <w:sdtPr>
-      <w:rPr>
-        <w:rStyle w:val="PageNumber"/>
-      </w:rPr>
-      <w:id w:val="-1123145464"/>
-      <w:docPartObj>
-        <w:docPartGallery w:val="Page Numbers (Bottom of Page)"/>
-        <w:docPartUnique/>
-      </w:docPartObj>
-    </w:sdtPr>
-    <w:sdtContent>
-      <w:p>
-        <w:pPr>
-          <w:pStyle w:val="Footer"/>
-          <w:framePr w:wrap="none" w:vAnchor="text" w:hAnchor="margin" w:xAlign="right" w:y="1"/>
-          <w:rPr>
-            <w:rStyle w:val="PageNumber"/>
-          </w:rPr>
-        </w:pPr>
-        <w:r>
-          <w:rPr>
-            <w:rStyle w:val="PageNumber"/>
-          </w:rPr>
-          <w:fldChar w:fldCharType="begin"/>
-        </w:r>
-        <w:r>
-          <w:rPr>
-            <w:rStyle w:val="PageNumber"/>
-          </w:rPr>
-          <w:instrText xml:space="preserve"> PAGE </w:instrText>
-        </w:r>
-        <w:r>
-          <w:rPr>
-            <w:rStyle w:val="PageNumber"/>
-          </w:rPr>
-          <w:fldChar w:fldCharType="separate"/>
-        </w:r>
-        <w:r>
-          <w:rPr>
-            <w:rStyle w:val="PageNumber"/>
-            <w:noProof/>
-          </w:rPr>
-          <w:t>1</w:t>
-        </w:r>
-        <w:r>
-          <w:rPr>
-            <w:rStyle w:val="PageNumber"/>
-          </w:rPr>
-          <w:fldChar w:fldCharType="end"/>
-        </w:r>
-      </w:p>
-    </w:sdtContent>
-  </w:sdt>
-  <w:p>
-    <w:pPr>
-      <w:pStyle w:val="Footer"/>
-      <w:ind w:right="360"/>
-    </w:pPr>
-  </w:p>
-</w:ftr>
-</file>
-
 <file path=word/footnotes.xml><?xml version="1.0" encoding="utf-8"?>
 <w:footnotes xmlns:wpc="http://schemas.microsoft.com/office/word/2010/wordprocessingCanvas" xmlns:cx="http://schemas.microsoft.com/office/drawing/2014/chartex" xmlns:cx1="http://schemas.microsoft.com/office/drawing/2015/9/8/chartex" xmlns:cx2="http://schemas.microsoft.com/office/drawing/2015/10/21/chartex" xmlns:cx3="http://schemas.microsoft.com/office/drawing/2016/5/9/chartex" xmlns:cx4="http://schemas.microsoft.com/office/drawing/2016/5/10/chartex" xmlns:cx5="http://schemas.microsoft.com/office/drawing/2016/5/11/chartex" xmlns:cx6="http://schemas.microsoft.com/office/drawing/2016/5/12/chartex" xmlns:cx7="http://schemas.microsoft.com/office/drawing/2016/5/13/chartex" xmlns:cx8="http://schemas.microsoft.com/office/drawing/2016/5/14/chartex" xmlns:mc="http://schemas.openxmlformats.org/markup-compatibility/2006" xmlns:m="http://schemas.openxmlformats.org/officeDocument/2006/math" xmlns:aink="http://schemas.microsoft.com/office/drawing/2016/ink" xmlns:am3d="http://schemas.microsoft.com/office/drawing/2017/model3d" xmlns:oel="http://schemas.microsoft.com/office/2019/extlst" xmlns:r="http://schemas.openxmlformats.org/officeDocument/2006/relationships" xmlns:wp14="http://schemas.microsoft.com/office/word/2010/wordprocessingDrawing" xmlns:wp="http://schemas.openxmlformats.org/drawingml/2006/wordprocessingDrawing" xmlns:wpg="http://schemas.microsoft.com/office/word/2010/wordprocessingGroup" xmlns:wpi="http://schemas.microsoft.com/office/word/2010/wordprocessingInk" xmlns:wps="http://schemas.microsoft.com/office/word/2010/wordprocessingShape" xmlns:o="urn:schemas-microsoft-com:office:office" xmlns:v="urn:schemas-microsoft-com:vml" xmlns:w10="urn:schemas-microsoft-com:office:word" xmlns:w="http://schemas.openxmlformats.org/wordprocessingml/2006/main" xmlns:w14="http://schemas.microsoft.com/office/word/2010/wordml" xmlns:w15="http://schemas.microsoft.com/office/word/2012/wordml" xmlns:w16cex="http://schemas.microsoft.com/office/word/2018/wordml/cex" xmlns:w16cid="http://schemas.microsoft.com/office/word/2016/wordml/cid" xmlns:w16="http://schemas.microsoft.com/office/word/2018/wordml" xmlns:w16sdtdh="http://schemas.microsoft.com/office/word/2020/wordml/sdtdatahash" xmlns:w16sdtfl="http://schemas.microsoft.com/office/word/2024/wordml/sdtformatlock" xmlns:w16se="http://schemas.microsoft.com/office/word/2015/wordml/symex" xmlns:w16du="http://schemas.microsoft.com/office/word/2023/wordml/word16du" xmlns:wne="http://schemas.microsoft.com/office/word/2006/wordml" mc:Ignorable="w14 w15 w16se w16cid w16 w16cex w16sdtdh w16sdtfl w16du wp14">
   <w:footnote w:type="separator" w:id="-1">
@@ -2773,56 +2661,6 @@
     </w:p>
   </w:footnote>
 </w:footnotes>
-</file>
-
-<file path=word/header1.xml><?xml version="1.0" encoding="utf-8"?>
-<w:hdr xmlns:wpc="http://schemas.microsoft.com/office/word/2010/wordprocessingCanvas" xmlns:cx="http://schemas.microsoft.com/office/drawing/2014/chartex" xmlns:cx1="http://schemas.microsoft.com/office/drawing/2015/9/8/chartex" xmlns:cx2="http://schemas.microsoft.com/office/drawing/2015/10/21/chartex" xmlns:cx3="http://schemas.microsoft.com/office/drawing/2016/5/9/chartex" xmlns:cx4="http://schemas.microsoft.com/office/drawing/2016/5/10/chartex" xmlns:cx5="http://schemas.microsoft.com/office/drawing/2016/5/11/chartex" xmlns:cx6="http://schemas.microsoft.com/office/drawing/2016/5/12/chartex" xmlns:cx7="http://schemas.microsoft.com/office/drawing/2016/5/13/chartex" xmlns:cx8="http://schemas.microsoft.com/office/drawing/2016/5/14/chartex" xmlns:mc="http://schemas.openxmlformats.org/markup-compatibility/2006" xmlns:m="http://schemas.openxmlformats.org/officeDocument/2006/math" xmlns:aink="http://schemas.microsoft.com/office/drawing/2016/ink" xmlns:am3d="http://schemas.microsoft.com/office/drawing/2017/model3d" xmlns:oel="http://schemas.microsoft.com/office/2019/extlst" xmlns:r="http://schemas.openxmlformats.org/officeDocument/2006/relationships" xmlns:wp14="http://schemas.microsoft.com/office/word/2010/wordprocessingDrawing" xmlns:wp="http://schemas.openxmlformats.org/drawingml/2006/wordprocessingDrawing" xmlns:wpg="http://schemas.microsoft.com/office/word/2010/wordprocessingGroup" xmlns:wpi="http://schemas.microsoft.com/office/word/2010/wordprocessingInk" xmlns:wps="http://schemas.microsoft.com/office/word/2010/wordprocessingShape" xmlns:o="urn:schemas-microsoft-com:office:office" xmlns:v="urn:schemas-microsoft-com:vml" xmlns:w10="urn:schemas-microsoft-com:office:word" xmlns:w="http://schemas.openxmlformats.org/wordprocessingml/2006/main" xmlns:w14="http://schemas.microsoft.com/office/word/2010/wordml" xmlns:w15="http://schemas.microsoft.com/office/word/2012/wordml" xmlns:w16cex="http://schemas.microsoft.com/office/word/2018/wordml/cex" xmlns:w16cid="http://schemas.microsoft.com/office/word/2016/wordml/cid" xmlns:w16="http://schemas.microsoft.com/office/word/2018/wordml" xmlns:w16sdtdh="http://schemas.microsoft.com/office/word/2020/wordml/sdtdatahash" xmlns:w16sdtfl="http://schemas.microsoft.com/office/word/2024/wordml/sdtformatlock" xmlns:w16se="http://schemas.microsoft.com/office/word/2015/wordml/symex" xmlns:w16du="http://schemas.microsoft.com/office/word/2023/wordml/word16du" xmlns:wne="http://schemas.microsoft.com/office/word/2006/wordml" mc:Ignorable="w14 w15 w16se w16cid w16 w16cex w16sdtdh w16sdtfl w16du wp14">
-  <w:p>
-    <w:pPr>
-      <w:pStyle w:val="Logo"/>
-      <w:rPr>
-        <w:color w:val="000000"/>
-      </w:rPr>
-    </w:pPr>
-    <w:r>
-      <w:drawing>
-        <wp:inline distT="114300" distB="114300" distL="114300" distR="114300" wp14:anchorId="591C2635" wp14:editId="27F2A8AE">
-          <wp:extent cx="3057525" cy="999413"/>
-          <wp:effectExtent l="0" t="0" r="0" b="0"/>
-          <wp:docPr id="831221837" name="image1.png" descr="Class logo"/>
-          <wp:cNvGraphicFramePr/>
-          <a:graphic xmlns:a="http://schemas.openxmlformats.org/drawingml/2006/main">
-            <a:graphicData uri="http://schemas.openxmlformats.org/drawingml/2006/picture">
-              <pic:pic xmlns:pic="http://schemas.openxmlformats.org/drawingml/2006/picture">
-                <pic:nvPicPr>
-                  <pic:cNvPr id="0" name="image1.png" descr="Class logo"/>
-                  <pic:cNvPicPr preferRelativeResize="0"/>
-                </pic:nvPicPr>
-                <pic:blipFill>
-                  <a:blip r:embed="rId1"/>
-                  <a:srcRect/>
-                  <a:stretch>
-                    <a:fillRect/>
-                  </a:stretch>
-                </pic:blipFill>
-                <pic:spPr>
-                  <a:xfrm>
-                    <a:off x="0" y="0"/>
-                    <a:ext cx="3057525" cy="999413"/>
-                  </a:xfrm>
-                  <a:prstGeom prst="rect">
-                    <a:avLst/>
-                  </a:prstGeom>
-                  <a:ln/>
-                </pic:spPr>
-              </pic:pic>
-            </a:graphicData>
-          </a:graphic>
-        </wp:inline>
-      </w:drawing>
-    </w:r>
-  </w:p>
-</w:hdr>
 </file>
 
 <file path=word/numbering.xml><?xml version="1.0" encoding="utf-8"?>
@@ -11240,6 +11078,7 @@
   <w:style w:type="character" w:default="1" w:styleId="DefaultParagraphFont">
     <w:name w:val="Default Paragraph Font"/>
     <w:uiPriority w:val="1"/>
+    <w:semiHidden/>
     <w:unhideWhenUsed/>
   </w:style>
   <w:style w:type="table" w:default="1" w:styleId="TableNormal">
